--- a/2027/ІПЗ ПР02 Застосування стандарту і моделі життєвого циклу.docx
+++ b/2027/ІПЗ ПР02 Застосування стандарту і моделі життєвого циклу.docx
@@ -270,55 +270,7 @@
           <w:sz w:val="28"/>
           <w:szCs w:val="28"/>
         </w:rPr>
-        <w:t>Для о</w:t>
-      </w:r>
-      <w:r>
-        <w:rPr>
-          <w:rFonts w:ascii="Times New Roman" w:hAnsi="Times New Roman" w:cs="Times New Roman"/>
-          <w:sz w:val="28"/>
-          <w:szCs w:val="28"/>
-        </w:rPr>
-        <w:t>бра</w:t>
-      </w:r>
-      <w:r>
-        <w:rPr>
-          <w:rFonts w:ascii="Times New Roman" w:hAnsi="Times New Roman" w:cs="Times New Roman"/>
-          <w:sz w:val="28"/>
-          <w:szCs w:val="28"/>
-        </w:rPr>
-        <w:t>ної</w:t>
-      </w:r>
-      <w:r>
-        <w:rPr>
-          <w:rFonts w:ascii="Times New Roman" w:hAnsi="Times New Roman" w:cs="Times New Roman"/>
-          <w:sz w:val="28"/>
-          <w:szCs w:val="28"/>
-        </w:rPr>
-        <w:t xml:space="preserve"> тем</w:t>
-      </w:r>
-      <w:r>
-        <w:rPr>
-          <w:rFonts w:ascii="Times New Roman" w:hAnsi="Times New Roman" w:cs="Times New Roman"/>
-          <w:sz w:val="28"/>
-          <w:szCs w:val="28"/>
-        </w:rPr>
-        <w:t>и</w:t>
-      </w:r>
-      <w:r>
-        <w:rPr>
-          <w:rFonts w:ascii="Times New Roman" w:hAnsi="Times New Roman" w:cs="Times New Roman"/>
-          <w:sz w:val="28"/>
-          <w:szCs w:val="28"/>
-        </w:rPr>
-        <w:t xml:space="preserve"> для створення програмного проекту</w:t>
-      </w:r>
-      <w:r>
-        <w:rPr>
-          <w:rFonts w:ascii="Times New Roman" w:hAnsi="Times New Roman" w:cs="Times New Roman"/>
-          <w:sz w:val="28"/>
-          <w:szCs w:val="28"/>
-        </w:rPr>
-        <w:t xml:space="preserve"> (див. попередню ПР01) сформулюйте вимоги до програмного продукту – вашого проекту</w:t>
+        <w:t>Для обраної теми для створення програмного проекту (див. попередню ПР01) сформулюйте вимоги до програмного продукту – вашого проекту</w:t>
       </w:r>
       <w:r>
         <w:rPr>
@@ -452,10 +404,761 @@
     </w:p>
     <w:p>
       <w:pPr>
-        <w:rPr>
-          <w:rFonts w:ascii="Times New Roman" w:hAnsi="Times New Roman" w:cs="Times New Roman"/>
-          <w:sz w:val="28"/>
-          <w:szCs w:val="28"/>
+        <w:jc w:val="center"/>
+        <w:rPr>
+          <w:rFonts w:ascii="Times New Roman" w:hAnsi="Times New Roman" w:cs="Times New Roman"/>
+          <w:b/>
+          <w:sz w:val="28"/>
+          <w:szCs w:val="28"/>
+        </w:rPr>
+      </w:pPr>
+      <w:r>
+        <w:rPr>
+          <w:rFonts w:ascii="Times New Roman" w:hAnsi="Times New Roman" w:cs="Times New Roman"/>
+          <w:b/>
+          <w:sz w:val="28"/>
+          <w:szCs w:val="28"/>
+        </w:rPr>
+        <w:t>КОНТРОЛЬНІ ПИТАННЯ:</w:t>
+      </w:r>
+    </w:p>
+    <w:p>
+      <w:pPr>
+        <w:pStyle w:val="a7"/>
+        <w:numPr>
+          <w:ilvl w:val="0"/>
+          <w:numId w:val="11"/>
+        </w:numPr>
+        <w:spacing w:after="0" w:line="240" w:lineRule="auto"/>
+        <w:ind w:left="0" w:hanging="11"/>
+        <w:rPr>
+          <w:rFonts w:ascii="Times New Roman" w:hAnsi="Times New Roman" w:cs="Times New Roman"/>
+          <w:sz w:val="28"/>
+          <w:szCs w:val="28"/>
+        </w:rPr>
+      </w:pPr>
+      <w:proofErr w:type="spellStart"/>
+      <w:r>
+        <w:rPr>
+          <w:rFonts w:ascii="Times New Roman" w:hAnsi="Times New Roman" w:cs="Times New Roman"/>
+          <w:sz w:val="28"/>
+          <w:szCs w:val="28"/>
+        </w:rPr>
+        <w:t>Які</w:t>
+      </w:r>
+      <w:proofErr w:type="spellEnd"/>
+      <w:r>
+        <w:rPr>
+          <w:rFonts w:ascii="Times New Roman" w:hAnsi="Times New Roman" w:cs="Times New Roman"/>
+          <w:sz w:val="28"/>
+          <w:szCs w:val="28"/>
+        </w:rPr>
+        <w:t xml:space="preserve"> </w:t>
+      </w:r>
+      <w:proofErr w:type="spellStart"/>
+      <w:r>
+        <w:rPr>
+          <w:rFonts w:ascii="Times New Roman" w:hAnsi="Times New Roman" w:cs="Times New Roman"/>
+          <w:sz w:val="28"/>
+          <w:szCs w:val="28"/>
+        </w:rPr>
+        <w:t>дії</w:t>
+      </w:r>
+      <w:proofErr w:type="spellEnd"/>
+      <w:r>
+        <w:rPr>
+          <w:rFonts w:ascii="Times New Roman" w:hAnsi="Times New Roman" w:cs="Times New Roman"/>
+          <w:sz w:val="28"/>
+          <w:szCs w:val="28"/>
+        </w:rPr>
+        <w:t xml:space="preserve"> </w:t>
+      </w:r>
+      <w:proofErr w:type="spellStart"/>
+      <w:r>
+        <w:rPr>
+          <w:rFonts w:ascii="Times New Roman" w:hAnsi="Times New Roman" w:cs="Times New Roman"/>
+          <w:sz w:val="28"/>
+          <w:szCs w:val="28"/>
+        </w:rPr>
+        <w:t>потребують</w:t>
+      </w:r>
+      <w:proofErr w:type="spellEnd"/>
+      <w:r>
+        <w:rPr>
+          <w:rFonts w:ascii="Times New Roman" w:hAnsi="Times New Roman" w:cs="Times New Roman"/>
+          <w:sz w:val="28"/>
+          <w:szCs w:val="28"/>
+        </w:rPr>
+        <w:t xml:space="preserve"> </w:t>
+      </w:r>
+      <w:proofErr w:type="spellStart"/>
+      <w:r>
+        <w:rPr>
+          <w:rFonts w:ascii="Times New Roman" w:hAnsi="Times New Roman" w:cs="Times New Roman"/>
+          <w:sz w:val="28"/>
+          <w:szCs w:val="28"/>
+        </w:rPr>
+        <w:t>регламентації</w:t>
+      </w:r>
+      <w:proofErr w:type="spellEnd"/>
+      <w:r>
+        <w:rPr>
+          <w:rFonts w:ascii="Times New Roman" w:hAnsi="Times New Roman" w:cs="Times New Roman"/>
+          <w:sz w:val="28"/>
+          <w:szCs w:val="28"/>
+        </w:rPr>
+        <w:t xml:space="preserve"> </w:t>
+      </w:r>
+      <w:proofErr w:type="spellStart"/>
+      <w:r>
+        <w:rPr>
+          <w:rFonts w:ascii="Times New Roman" w:hAnsi="Times New Roman" w:cs="Times New Roman"/>
+          <w:sz w:val="28"/>
+          <w:szCs w:val="28"/>
+        </w:rPr>
+        <w:t>під</w:t>
+      </w:r>
+      <w:proofErr w:type="spellEnd"/>
+      <w:r>
+        <w:rPr>
+          <w:rFonts w:ascii="Times New Roman" w:hAnsi="Times New Roman" w:cs="Times New Roman"/>
+          <w:sz w:val="28"/>
+          <w:szCs w:val="28"/>
+        </w:rPr>
+        <w:t xml:space="preserve"> час </w:t>
+      </w:r>
+      <w:proofErr w:type="spellStart"/>
+      <w:r>
+        <w:rPr>
+          <w:rFonts w:ascii="Times New Roman" w:hAnsi="Times New Roman" w:cs="Times New Roman"/>
+          <w:sz w:val="28"/>
+          <w:szCs w:val="28"/>
+        </w:rPr>
+        <w:t>розроблення</w:t>
+      </w:r>
+      <w:proofErr w:type="spellEnd"/>
+      <w:r>
+        <w:rPr>
+          <w:rFonts w:ascii="Times New Roman" w:hAnsi="Times New Roman" w:cs="Times New Roman"/>
+          <w:sz w:val="28"/>
+          <w:szCs w:val="28"/>
+        </w:rPr>
+        <w:t xml:space="preserve"> ПЗ?</w:t>
+      </w:r>
+    </w:p>
+    <w:p>
+      <w:pPr>
+        <w:pStyle w:val="a7"/>
+        <w:numPr>
+          <w:ilvl w:val="0"/>
+          <w:numId w:val="11"/>
+        </w:numPr>
+        <w:spacing w:after="0" w:line="240" w:lineRule="auto"/>
+        <w:ind w:left="0" w:hanging="11"/>
+        <w:rPr>
+          <w:rFonts w:ascii="Times New Roman" w:hAnsi="Times New Roman" w:cs="Times New Roman"/>
+          <w:sz w:val="28"/>
+          <w:szCs w:val="28"/>
+        </w:rPr>
+      </w:pPr>
+      <w:proofErr w:type="spellStart"/>
+      <w:r>
+        <w:rPr>
+          <w:rFonts w:ascii="Times New Roman" w:hAnsi="Times New Roman" w:cs="Times New Roman"/>
+          <w:sz w:val="28"/>
+          <w:szCs w:val="28"/>
+        </w:rPr>
+        <w:t>Яким</w:t>
+      </w:r>
+      <w:proofErr w:type="spellEnd"/>
+      <w:r>
+        <w:rPr>
+          <w:rFonts w:ascii="Times New Roman" w:hAnsi="Times New Roman" w:cs="Times New Roman"/>
+          <w:sz w:val="28"/>
+          <w:szCs w:val="28"/>
+        </w:rPr>
+        <w:t xml:space="preserve"> чином </w:t>
+      </w:r>
+      <w:proofErr w:type="spellStart"/>
+      <w:r>
+        <w:rPr>
+          <w:rFonts w:ascii="Times New Roman" w:hAnsi="Times New Roman" w:cs="Times New Roman"/>
+          <w:sz w:val="28"/>
+          <w:szCs w:val="28"/>
+        </w:rPr>
+        <w:t>можна</w:t>
+      </w:r>
+      <w:proofErr w:type="spellEnd"/>
+      <w:r>
+        <w:rPr>
+          <w:rFonts w:ascii="Times New Roman" w:hAnsi="Times New Roman" w:cs="Times New Roman"/>
+          <w:sz w:val="28"/>
+          <w:szCs w:val="28"/>
+        </w:rPr>
+        <w:t xml:space="preserve"> </w:t>
+      </w:r>
+      <w:proofErr w:type="spellStart"/>
+      <w:r>
+        <w:rPr>
+          <w:rFonts w:ascii="Times New Roman" w:hAnsi="Times New Roman" w:cs="Times New Roman"/>
+          <w:sz w:val="28"/>
+          <w:szCs w:val="28"/>
+        </w:rPr>
+        <w:t>оцінити</w:t>
+      </w:r>
+      <w:proofErr w:type="spellEnd"/>
+      <w:r>
+        <w:rPr>
+          <w:rFonts w:ascii="Times New Roman" w:hAnsi="Times New Roman" w:cs="Times New Roman"/>
+          <w:sz w:val="28"/>
+          <w:szCs w:val="28"/>
+        </w:rPr>
+        <w:t xml:space="preserve"> </w:t>
+      </w:r>
+      <w:proofErr w:type="spellStart"/>
+      <w:r>
+        <w:rPr>
+          <w:rFonts w:ascii="Times New Roman" w:hAnsi="Times New Roman" w:cs="Times New Roman"/>
+          <w:sz w:val="28"/>
+          <w:szCs w:val="28"/>
+        </w:rPr>
+        <w:t>якість</w:t>
+      </w:r>
+      <w:proofErr w:type="spellEnd"/>
+      <w:r>
+        <w:rPr>
+          <w:rFonts w:ascii="Times New Roman" w:hAnsi="Times New Roman" w:cs="Times New Roman"/>
+          <w:sz w:val="28"/>
+          <w:szCs w:val="28"/>
+        </w:rPr>
+        <w:t xml:space="preserve"> ПЗ?</w:t>
+      </w:r>
+    </w:p>
+    <w:p>
+      <w:pPr>
+        <w:pStyle w:val="a7"/>
+        <w:numPr>
+          <w:ilvl w:val="0"/>
+          <w:numId w:val="11"/>
+        </w:numPr>
+        <w:spacing w:after="0" w:line="240" w:lineRule="auto"/>
+        <w:ind w:left="0" w:hanging="11"/>
+        <w:rPr>
+          <w:rFonts w:ascii="Times New Roman" w:hAnsi="Times New Roman" w:cs="Times New Roman"/>
+          <w:sz w:val="28"/>
+          <w:szCs w:val="28"/>
+        </w:rPr>
+      </w:pPr>
+      <w:r>
+        <w:rPr>
+          <w:rFonts w:ascii="Times New Roman" w:hAnsi="Times New Roman" w:cs="Times New Roman"/>
+          <w:sz w:val="28"/>
+          <w:szCs w:val="28"/>
+        </w:rPr>
+        <w:t xml:space="preserve">Яка мета </w:t>
+      </w:r>
+      <w:proofErr w:type="spellStart"/>
+      <w:r>
+        <w:rPr>
+          <w:rFonts w:ascii="Times New Roman" w:hAnsi="Times New Roman" w:cs="Times New Roman"/>
+          <w:sz w:val="28"/>
+          <w:szCs w:val="28"/>
+        </w:rPr>
+        <w:t>стандартів</w:t>
+      </w:r>
+      <w:proofErr w:type="spellEnd"/>
+      <w:r>
+        <w:rPr>
+          <w:rFonts w:ascii="Times New Roman" w:hAnsi="Times New Roman" w:cs="Times New Roman"/>
+          <w:sz w:val="28"/>
+          <w:szCs w:val="28"/>
+        </w:rPr>
+        <w:t xml:space="preserve"> </w:t>
+      </w:r>
+      <w:proofErr w:type="spellStart"/>
+      <w:r>
+        <w:rPr>
+          <w:rFonts w:ascii="Times New Roman" w:hAnsi="Times New Roman" w:cs="Times New Roman"/>
+          <w:sz w:val="28"/>
+          <w:szCs w:val="28"/>
+        </w:rPr>
+        <w:t>щодо</w:t>
+      </w:r>
+      <w:proofErr w:type="spellEnd"/>
+      <w:r>
+        <w:rPr>
+          <w:rFonts w:ascii="Times New Roman" w:hAnsi="Times New Roman" w:cs="Times New Roman"/>
+          <w:sz w:val="28"/>
+          <w:szCs w:val="28"/>
+        </w:rPr>
+        <w:t xml:space="preserve"> </w:t>
+      </w:r>
+      <w:proofErr w:type="spellStart"/>
+      <w:r>
+        <w:rPr>
+          <w:rFonts w:ascii="Times New Roman" w:hAnsi="Times New Roman" w:cs="Times New Roman"/>
+          <w:sz w:val="28"/>
+          <w:szCs w:val="28"/>
+        </w:rPr>
+        <w:t>визначення</w:t>
+      </w:r>
+      <w:proofErr w:type="spellEnd"/>
+      <w:r>
+        <w:rPr>
+          <w:rFonts w:ascii="Times New Roman" w:hAnsi="Times New Roman" w:cs="Times New Roman"/>
+          <w:sz w:val="28"/>
+          <w:szCs w:val="28"/>
+        </w:rPr>
+        <w:t xml:space="preserve"> </w:t>
+      </w:r>
+      <w:proofErr w:type="spellStart"/>
+      <w:r>
+        <w:rPr>
+          <w:rFonts w:ascii="Times New Roman" w:hAnsi="Times New Roman" w:cs="Times New Roman"/>
+          <w:sz w:val="28"/>
+          <w:szCs w:val="28"/>
+        </w:rPr>
+        <w:t>термінів</w:t>
+      </w:r>
+      <w:proofErr w:type="spellEnd"/>
+      <w:r>
+        <w:rPr>
+          <w:rFonts w:ascii="Times New Roman" w:hAnsi="Times New Roman" w:cs="Times New Roman"/>
+          <w:sz w:val="28"/>
+          <w:szCs w:val="28"/>
+        </w:rPr>
+        <w:t>?</w:t>
+      </w:r>
+    </w:p>
+    <w:p>
+      <w:pPr>
+        <w:pStyle w:val="a7"/>
+        <w:numPr>
+          <w:ilvl w:val="0"/>
+          <w:numId w:val="11"/>
+        </w:numPr>
+        <w:spacing w:after="0" w:line="240" w:lineRule="auto"/>
+        <w:ind w:left="0" w:hanging="11"/>
+        <w:rPr>
+          <w:rFonts w:ascii="Times New Roman" w:hAnsi="Times New Roman" w:cs="Times New Roman"/>
+          <w:sz w:val="28"/>
+          <w:szCs w:val="28"/>
+        </w:rPr>
+      </w:pPr>
+      <w:r>
+        <w:rPr>
+          <w:rFonts w:ascii="Times New Roman" w:hAnsi="Times New Roman" w:cs="Times New Roman"/>
+          <w:sz w:val="28"/>
+          <w:szCs w:val="28"/>
+        </w:rPr>
+        <w:t xml:space="preserve">Як, на Вашу думку, </w:t>
+      </w:r>
+      <w:proofErr w:type="spellStart"/>
+      <w:r>
+        <w:rPr>
+          <w:rFonts w:ascii="Times New Roman" w:hAnsi="Times New Roman" w:cs="Times New Roman"/>
+          <w:sz w:val="28"/>
+          <w:szCs w:val="28"/>
+        </w:rPr>
+        <w:t>потрібно</w:t>
+      </w:r>
+      <w:proofErr w:type="spellEnd"/>
+      <w:r>
+        <w:rPr>
+          <w:rFonts w:ascii="Times New Roman" w:hAnsi="Times New Roman" w:cs="Times New Roman"/>
+          <w:sz w:val="28"/>
+          <w:szCs w:val="28"/>
+        </w:rPr>
+        <w:t xml:space="preserve"> </w:t>
+      </w:r>
+      <w:proofErr w:type="spellStart"/>
+      <w:r>
+        <w:rPr>
+          <w:rFonts w:ascii="Times New Roman" w:hAnsi="Times New Roman" w:cs="Times New Roman"/>
+          <w:sz w:val="28"/>
+          <w:szCs w:val="28"/>
+        </w:rPr>
+        <w:t>застосовувати</w:t>
+      </w:r>
+      <w:proofErr w:type="spellEnd"/>
+      <w:r>
+        <w:rPr>
+          <w:rFonts w:ascii="Times New Roman" w:hAnsi="Times New Roman" w:cs="Times New Roman"/>
+          <w:sz w:val="28"/>
+          <w:szCs w:val="28"/>
+        </w:rPr>
+        <w:t xml:space="preserve"> </w:t>
+      </w:r>
+      <w:proofErr w:type="spellStart"/>
+      <w:r>
+        <w:rPr>
+          <w:rFonts w:ascii="Times New Roman" w:hAnsi="Times New Roman" w:cs="Times New Roman"/>
+          <w:sz w:val="28"/>
+          <w:szCs w:val="28"/>
+        </w:rPr>
+        <w:t>стандарти</w:t>
+      </w:r>
+      <w:proofErr w:type="spellEnd"/>
+      <w:r>
+        <w:rPr>
+          <w:rFonts w:ascii="Times New Roman" w:hAnsi="Times New Roman" w:cs="Times New Roman"/>
+          <w:sz w:val="28"/>
+          <w:szCs w:val="28"/>
+        </w:rPr>
+        <w:t xml:space="preserve"> і </w:t>
+      </w:r>
+      <w:proofErr w:type="spellStart"/>
+      <w:r>
+        <w:rPr>
+          <w:rFonts w:ascii="Times New Roman" w:hAnsi="Times New Roman" w:cs="Times New Roman"/>
+          <w:sz w:val="28"/>
+          <w:szCs w:val="28"/>
+        </w:rPr>
+        <w:t>чи</w:t>
+      </w:r>
+      <w:proofErr w:type="spellEnd"/>
+      <w:r>
+        <w:rPr>
+          <w:rFonts w:ascii="Times New Roman" w:hAnsi="Times New Roman" w:cs="Times New Roman"/>
+          <w:sz w:val="28"/>
+          <w:szCs w:val="28"/>
+        </w:rPr>
+        <w:t xml:space="preserve"> є </w:t>
+      </w:r>
+      <w:proofErr w:type="spellStart"/>
+      <w:r>
+        <w:rPr>
+          <w:rFonts w:ascii="Times New Roman" w:hAnsi="Times New Roman" w:cs="Times New Roman"/>
+          <w:sz w:val="28"/>
+          <w:szCs w:val="28"/>
+        </w:rPr>
+        <w:t>це</w:t>
+      </w:r>
+      <w:proofErr w:type="spellEnd"/>
+      <w:r>
+        <w:rPr>
+          <w:rFonts w:ascii="Times New Roman" w:hAnsi="Times New Roman" w:cs="Times New Roman"/>
+          <w:sz w:val="28"/>
+          <w:szCs w:val="28"/>
+        </w:rPr>
+        <w:t xml:space="preserve"> </w:t>
+      </w:r>
+      <w:proofErr w:type="spellStart"/>
+      <w:r>
+        <w:rPr>
+          <w:rFonts w:ascii="Times New Roman" w:hAnsi="Times New Roman" w:cs="Times New Roman"/>
+          <w:sz w:val="28"/>
+          <w:szCs w:val="28"/>
+        </w:rPr>
+        <w:t>обов‘язковим</w:t>
+      </w:r>
+      <w:proofErr w:type="spellEnd"/>
+      <w:r>
+        <w:rPr>
+          <w:rFonts w:ascii="Times New Roman" w:hAnsi="Times New Roman" w:cs="Times New Roman"/>
+          <w:sz w:val="28"/>
+          <w:szCs w:val="28"/>
+        </w:rPr>
+        <w:t>?</w:t>
+      </w:r>
+    </w:p>
+    <w:p>
+      <w:pPr>
+        <w:pStyle w:val="a7"/>
+        <w:numPr>
+          <w:ilvl w:val="0"/>
+          <w:numId w:val="11"/>
+        </w:numPr>
+        <w:spacing w:after="0" w:line="240" w:lineRule="auto"/>
+        <w:ind w:left="0" w:hanging="11"/>
+        <w:rPr>
+          <w:rFonts w:ascii="Times New Roman" w:hAnsi="Times New Roman" w:cs="Times New Roman"/>
+          <w:sz w:val="28"/>
+          <w:szCs w:val="28"/>
+        </w:rPr>
+      </w:pPr>
+      <w:proofErr w:type="spellStart"/>
+      <w:r>
+        <w:rPr>
+          <w:rFonts w:ascii="Times New Roman" w:hAnsi="Times New Roman" w:cs="Times New Roman"/>
+          <w:sz w:val="28"/>
+          <w:szCs w:val="28"/>
+        </w:rPr>
+        <w:t>Які</w:t>
+      </w:r>
+      <w:proofErr w:type="spellEnd"/>
+      <w:r>
+        <w:rPr>
+          <w:rFonts w:ascii="Times New Roman" w:hAnsi="Times New Roman" w:cs="Times New Roman"/>
+          <w:sz w:val="28"/>
+          <w:szCs w:val="28"/>
+        </w:rPr>
+        <w:t xml:space="preserve"> </w:t>
+      </w:r>
+      <w:proofErr w:type="spellStart"/>
+      <w:r>
+        <w:rPr>
+          <w:rFonts w:ascii="Times New Roman" w:hAnsi="Times New Roman" w:cs="Times New Roman"/>
+          <w:sz w:val="28"/>
+          <w:szCs w:val="28"/>
+        </w:rPr>
+        <w:t>негативні</w:t>
+      </w:r>
+      <w:proofErr w:type="spellEnd"/>
+      <w:r>
+        <w:rPr>
+          <w:rFonts w:ascii="Times New Roman" w:hAnsi="Times New Roman" w:cs="Times New Roman"/>
+          <w:sz w:val="28"/>
+          <w:szCs w:val="28"/>
+        </w:rPr>
+        <w:t xml:space="preserve"> </w:t>
+      </w:r>
+      <w:proofErr w:type="spellStart"/>
+      <w:r>
+        <w:rPr>
+          <w:rFonts w:ascii="Times New Roman" w:hAnsi="Times New Roman" w:cs="Times New Roman"/>
+          <w:sz w:val="28"/>
+          <w:szCs w:val="28"/>
+        </w:rPr>
+        <w:t>наслідки</w:t>
+      </w:r>
+      <w:proofErr w:type="spellEnd"/>
+      <w:r>
+        <w:rPr>
+          <w:rFonts w:ascii="Times New Roman" w:hAnsi="Times New Roman" w:cs="Times New Roman"/>
+          <w:sz w:val="28"/>
+          <w:szCs w:val="28"/>
+        </w:rPr>
+        <w:t xml:space="preserve"> </w:t>
+      </w:r>
+      <w:proofErr w:type="spellStart"/>
+      <w:r>
+        <w:rPr>
+          <w:rFonts w:ascii="Times New Roman" w:hAnsi="Times New Roman" w:cs="Times New Roman"/>
+          <w:sz w:val="28"/>
+          <w:szCs w:val="28"/>
+        </w:rPr>
+        <w:t>можуть</w:t>
+      </w:r>
+      <w:proofErr w:type="spellEnd"/>
+      <w:r>
+        <w:rPr>
+          <w:rFonts w:ascii="Times New Roman" w:hAnsi="Times New Roman" w:cs="Times New Roman"/>
+          <w:sz w:val="28"/>
+          <w:szCs w:val="28"/>
+        </w:rPr>
+        <w:t xml:space="preserve"> бути </w:t>
+      </w:r>
+      <w:proofErr w:type="spellStart"/>
+      <w:r>
+        <w:rPr>
+          <w:rFonts w:ascii="Times New Roman" w:hAnsi="Times New Roman" w:cs="Times New Roman"/>
+          <w:sz w:val="28"/>
+          <w:szCs w:val="28"/>
+        </w:rPr>
+        <w:t>від</w:t>
+      </w:r>
+      <w:proofErr w:type="spellEnd"/>
+      <w:r>
+        <w:rPr>
+          <w:rFonts w:ascii="Times New Roman" w:hAnsi="Times New Roman" w:cs="Times New Roman"/>
+          <w:sz w:val="28"/>
+          <w:szCs w:val="28"/>
+        </w:rPr>
+        <w:t xml:space="preserve"> </w:t>
+      </w:r>
+      <w:proofErr w:type="spellStart"/>
+      <w:r>
+        <w:rPr>
+          <w:rFonts w:ascii="Times New Roman" w:hAnsi="Times New Roman" w:cs="Times New Roman"/>
+          <w:sz w:val="28"/>
+          <w:szCs w:val="28"/>
+        </w:rPr>
+        <w:t>нехтування</w:t>
+      </w:r>
+      <w:proofErr w:type="spellEnd"/>
+      <w:r>
+        <w:rPr>
+          <w:rFonts w:ascii="Times New Roman" w:hAnsi="Times New Roman" w:cs="Times New Roman"/>
+          <w:sz w:val="28"/>
+          <w:szCs w:val="28"/>
+        </w:rPr>
+        <w:t xml:space="preserve"> стандартами.</w:t>
+      </w:r>
+    </w:p>
+    <w:p>
+      <w:pPr>
+        <w:pStyle w:val="a7"/>
+        <w:numPr>
+          <w:ilvl w:val="0"/>
+          <w:numId w:val="11"/>
+        </w:numPr>
+        <w:spacing w:after="0" w:line="240" w:lineRule="auto"/>
+        <w:ind w:left="0" w:hanging="11"/>
+        <w:rPr>
+          <w:rFonts w:ascii="Times New Roman" w:hAnsi="Times New Roman" w:cs="Times New Roman"/>
+          <w:sz w:val="28"/>
+          <w:szCs w:val="28"/>
+        </w:rPr>
+      </w:pPr>
+      <w:r>
+        <w:rPr>
+          <w:rFonts w:ascii="Times New Roman" w:hAnsi="Times New Roman" w:cs="Times New Roman"/>
+          <w:sz w:val="28"/>
+          <w:szCs w:val="28"/>
+        </w:rPr>
+        <w:t xml:space="preserve">Чим на Вашу думку </w:t>
+      </w:r>
+      <w:proofErr w:type="spellStart"/>
+      <w:r>
+        <w:rPr>
+          <w:rFonts w:ascii="Times New Roman" w:hAnsi="Times New Roman" w:cs="Times New Roman"/>
+          <w:sz w:val="28"/>
+          <w:szCs w:val="28"/>
+        </w:rPr>
+        <w:t>викликана</w:t>
+      </w:r>
+      <w:proofErr w:type="spellEnd"/>
+      <w:r>
+        <w:rPr>
+          <w:rFonts w:ascii="Times New Roman" w:hAnsi="Times New Roman" w:cs="Times New Roman"/>
+          <w:sz w:val="28"/>
+          <w:szCs w:val="28"/>
+        </w:rPr>
+        <w:t xml:space="preserve"> потреба в </w:t>
+      </w:r>
+      <w:proofErr w:type="spellStart"/>
+      <w:r>
+        <w:rPr>
+          <w:rFonts w:ascii="Times New Roman" w:hAnsi="Times New Roman" w:cs="Times New Roman"/>
+          <w:sz w:val="28"/>
+          <w:szCs w:val="28"/>
+        </w:rPr>
+        <w:t>стандартизації</w:t>
+      </w:r>
+      <w:proofErr w:type="spellEnd"/>
+      <w:r>
+        <w:rPr>
+          <w:rFonts w:ascii="Times New Roman" w:hAnsi="Times New Roman" w:cs="Times New Roman"/>
+          <w:sz w:val="28"/>
+          <w:szCs w:val="28"/>
+        </w:rPr>
+        <w:t xml:space="preserve"> ПЗ?</w:t>
+      </w:r>
+    </w:p>
+    <w:p>
+      <w:pPr>
+        <w:pStyle w:val="a7"/>
+        <w:numPr>
+          <w:ilvl w:val="0"/>
+          <w:numId w:val="11"/>
+        </w:numPr>
+        <w:spacing w:after="0" w:line="240" w:lineRule="auto"/>
+        <w:ind w:left="0" w:hanging="11"/>
+        <w:rPr>
+          <w:rFonts w:ascii="Times New Roman" w:hAnsi="Times New Roman" w:cs="Times New Roman"/>
+          <w:sz w:val="28"/>
+          <w:szCs w:val="28"/>
+        </w:rPr>
+      </w:pPr>
+      <w:proofErr w:type="spellStart"/>
+      <w:r>
+        <w:rPr>
+          <w:rFonts w:ascii="Times New Roman" w:hAnsi="Times New Roman" w:cs="Times New Roman"/>
+          <w:sz w:val="28"/>
+          <w:szCs w:val="28"/>
+        </w:rPr>
+        <w:t>Які</w:t>
+      </w:r>
+      <w:proofErr w:type="spellEnd"/>
+      <w:r>
+        <w:rPr>
+          <w:rFonts w:ascii="Times New Roman" w:hAnsi="Times New Roman" w:cs="Times New Roman"/>
+          <w:sz w:val="28"/>
+          <w:szCs w:val="28"/>
+        </w:rPr>
+        <w:t xml:space="preserve"> </w:t>
+      </w:r>
+      <w:proofErr w:type="spellStart"/>
+      <w:r>
+        <w:rPr>
+          <w:rFonts w:ascii="Times New Roman" w:hAnsi="Times New Roman" w:cs="Times New Roman"/>
+          <w:sz w:val="28"/>
+          <w:szCs w:val="28"/>
+        </w:rPr>
+        <w:t>базові</w:t>
+      </w:r>
+      <w:proofErr w:type="spellEnd"/>
+      <w:r>
+        <w:rPr>
+          <w:rFonts w:ascii="Times New Roman" w:hAnsi="Times New Roman" w:cs="Times New Roman"/>
+          <w:sz w:val="28"/>
+          <w:szCs w:val="28"/>
+        </w:rPr>
+        <w:t xml:space="preserve"> </w:t>
+      </w:r>
+      <w:proofErr w:type="spellStart"/>
+      <w:r>
+        <w:rPr>
+          <w:rFonts w:ascii="Times New Roman" w:hAnsi="Times New Roman" w:cs="Times New Roman"/>
+          <w:sz w:val="28"/>
+          <w:szCs w:val="28"/>
+        </w:rPr>
+        <w:t>стандарти</w:t>
+      </w:r>
+      <w:proofErr w:type="spellEnd"/>
+      <w:r>
+        <w:rPr>
+          <w:rFonts w:ascii="Times New Roman" w:hAnsi="Times New Roman" w:cs="Times New Roman"/>
+          <w:sz w:val="28"/>
+          <w:szCs w:val="28"/>
+        </w:rPr>
+        <w:t xml:space="preserve"> на </w:t>
+      </w:r>
+      <w:proofErr w:type="spellStart"/>
+      <w:r>
+        <w:rPr>
+          <w:rFonts w:ascii="Times New Roman" w:hAnsi="Times New Roman" w:cs="Times New Roman"/>
+          <w:sz w:val="28"/>
+          <w:szCs w:val="28"/>
+        </w:rPr>
+        <w:t>розробку</w:t>
+      </w:r>
+      <w:proofErr w:type="spellEnd"/>
+      <w:r>
+        <w:rPr>
+          <w:rFonts w:ascii="Times New Roman" w:hAnsi="Times New Roman" w:cs="Times New Roman"/>
+          <w:sz w:val="28"/>
+          <w:szCs w:val="28"/>
+        </w:rPr>
+        <w:t xml:space="preserve"> ПЗ Ви </w:t>
+      </w:r>
+      <w:proofErr w:type="spellStart"/>
+      <w:r>
+        <w:rPr>
+          <w:rFonts w:ascii="Times New Roman" w:hAnsi="Times New Roman" w:cs="Times New Roman"/>
+          <w:sz w:val="28"/>
+          <w:szCs w:val="28"/>
+        </w:rPr>
+        <w:t>знаєте</w:t>
+      </w:r>
+      <w:proofErr w:type="spellEnd"/>
+      <w:r>
+        <w:rPr>
+          <w:rFonts w:ascii="Times New Roman" w:hAnsi="Times New Roman" w:cs="Times New Roman"/>
+          <w:sz w:val="28"/>
+          <w:szCs w:val="28"/>
+        </w:rPr>
+        <w:t>?</w:t>
+      </w:r>
+    </w:p>
+    <w:p>
+      <w:pPr>
+        <w:rPr>
+          <w:rFonts w:ascii="Times New Roman" w:hAnsi="Times New Roman" w:cs="Times New Roman"/>
+          <w:sz w:val="28"/>
+          <w:szCs w:val="28"/>
+          <w:lang w:val="ru-RU"/>
         </w:rPr>
       </w:pPr>
     </w:p>
@@ -512,29 +1215,108 @@
           <w:szCs w:val="28"/>
           <w:lang w:eastAsia="uk-UA"/>
         </w:rPr>
-        <w:t xml:space="preserve"> Часовий проміжок від прийняття рішення про створення продукту до його повного виведення з експлуатації. [</w:t>
-      </w:r>
-      <w:hyperlink r:id="rId7" w:history="1">
-        <w:r>
-          <w:rPr>
-            <w:rFonts w:ascii="Times New Roman" w:eastAsia="Times New Roman" w:hAnsi="Times New Roman" w:cs="Times New Roman"/>
-            <w:color w:val="0000FF"/>
-            <w:sz w:val="28"/>
-            <w:szCs w:val="28"/>
-            <w:u w:val="single"/>
-            <w:lang w:eastAsia="uk-UA"/>
-          </w:rPr>
-          <w:t>1</w:t>
-        </w:r>
-      </w:hyperlink>
-      <w:r>
-        <w:rPr>
-          <w:rFonts w:ascii="Times New Roman" w:eastAsia="Times New Roman" w:hAnsi="Times New Roman" w:cs="Times New Roman"/>
-          <w:sz w:val="28"/>
-          <w:szCs w:val="28"/>
-          <w:lang w:eastAsia="uk-UA"/>
-        </w:rPr>
-        <w:t>]</w:t>
+        <w:t xml:space="preserve"> Часовий проміжок від прийняття рішення про створення продукту до його повного виведення з експлуатації. </w:t>
+      </w:r>
+    </w:p>
+    <w:p>
+      <w:pPr>
+        <w:spacing w:after="0" w:line="240" w:lineRule="auto"/>
+        <w:rPr>
+          <w:rFonts w:ascii="Times New Roman" w:eastAsia="Times New Roman" w:hAnsi="Times New Roman" w:cs="Times New Roman"/>
+          <w:sz w:val="28"/>
+          <w:szCs w:val="28"/>
+          <w:lang w:eastAsia="uk-UA"/>
+        </w:rPr>
+      </w:pPr>
+      <w:r>
+        <w:rPr>
+          <w:rFonts w:ascii="Times New Roman" w:eastAsia="Times New Roman" w:hAnsi="Times New Roman" w:cs="Times New Roman"/>
+          <w:sz w:val="28"/>
+          <w:szCs w:val="28"/>
+          <w:lang w:eastAsia="uk-UA"/>
+        </w:rPr>
+        <w:t>Пригадаємо загальний процес ЖЦ ПЗ</w:t>
+      </w:r>
+    </w:p>
+    <w:p>
+      <w:pPr>
+        <w:spacing w:after="0" w:line="240" w:lineRule="auto"/>
+        <w:rPr>
+          <w:rFonts w:ascii="Times New Roman" w:eastAsia="Times New Roman" w:hAnsi="Times New Roman" w:cs="Times New Roman"/>
+          <w:sz w:val="28"/>
+          <w:szCs w:val="28"/>
+          <w:lang w:eastAsia="uk-UA"/>
+        </w:rPr>
+      </w:pPr>
+      <w:r>
+        <w:rPr>
+          <w:noProof/>
+          <w:sz w:val="28"/>
+          <w:szCs w:val="28"/>
+        </w:rPr>
+        <w:lastRenderedPageBreak/>
+        <w:drawing>
+          <wp:anchor distT="0" distB="0" distL="114300" distR="114300" simplePos="0" relativeHeight="251659264" behindDoc="0" locked="0" layoutInCell="1" allowOverlap="1">
+            <wp:simplePos x="0" y="0"/>
+            <wp:positionH relativeFrom="margin">
+              <wp:posOffset>-114300</wp:posOffset>
+            </wp:positionH>
+            <wp:positionV relativeFrom="paragraph">
+              <wp:posOffset>102870</wp:posOffset>
+            </wp:positionV>
+            <wp:extent cx="2101850" cy="2254250"/>
+            <wp:effectExtent l="0" t="0" r="0" b="0"/>
+            <wp:wrapSquare wrapText="bothSides"/>
+            <wp:docPr id="9" name="Рисунок 9"/>
+            <wp:cNvGraphicFramePr>
+              <a:graphicFrameLocks xmlns:a="http://schemas.openxmlformats.org/drawingml/2006/main" noChangeAspect="1"/>
+            </wp:cNvGraphicFramePr>
+            <a:graphic xmlns:a="http://schemas.openxmlformats.org/drawingml/2006/main">
+              <a:graphicData uri="http://schemas.openxmlformats.org/drawingml/2006/picture">
+                <pic:pic xmlns:pic="http://schemas.openxmlformats.org/drawingml/2006/picture">
+                  <pic:nvPicPr>
+                    <pic:cNvPr id="0" name=""/>
+                    <pic:cNvPicPr/>
+                  </pic:nvPicPr>
+                  <pic:blipFill rotWithShape="1">
+                    <a:blip r:embed="rId7">
+                      <a:extLst>
+                        <a:ext uri="{28A0092B-C50C-407E-A947-70E740481C1C}">
+                          <a14:useLocalDpi xmlns:a14="http://schemas.microsoft.com/office/drawing/2010/main" val="0"/>
+                        </a:ext>
+                      </a:extLst>
+                    </a:blip>
+                    <a:srcRect l="34268" t="14656" r="24998" b="22982"/>
+                    <a:stretch/>
+                  </pic:blipFill>
+                  <pic:spPr bwMode="auto">
+                    <a:xfrm>
+                      <a:off x="0" y="0"/>
+                      <a:ext cx="2101850" cy="2254250"/>
+                    </a:xfrm>
+                    <a:prstGeom prst="rect">
+                      <a:avLst/>
+                    </a:prstGeom>
+                    <a:ln>
+                      <a:noFill/>
+                    </a:ln>
+                    <a:extLst>
+                      <a:ext uri="{53640926-AAD7-44D8-BBD7-CCE9431645EC}">
+                        <a14:shadowObscured xmlns:a14="http://schemas.microsoft.com/office/drawing/2010/main"/>
+                      </a:ext>
+                    </a:extLst>
+                  </pic:spPr>
+                </pic:pic>
+              </a:graphicData>
+            </a:graphic>
+            <wp14:sizeRelH relativeFrom="page">
+              <wp14:pctWidth>0</wp14:pctWidth>
+            </wp14:sizeRelH>
+            <wp14:sizeRelV relativeFrom="page">
+              <wp14:pctHeight>0</wp14:pctHeight>
+            </wp14:sizeRelV>
+          </wp:anchor>
+        </w:drawing>
       </w:r>
     </w:p>
     <w:p>
@@ -565,29 +1347,7 @@
           <w:szCs w:val="28"/>
           <w:lang w:eastAsia="uk-UA"/>
         </w:rPr>
-        <w:t xml:space="preserve"> Визначають категорії процесів (основні, допоміжні, організаційні), які забезпечують повний набір робіт для створення системи. [</w:t>
-      </w:r>
-      <w:hyperlink r:id="rId8" w:history="1">
-        <w:r>
-          <w:rPr>
-            <w:rFonts w:ascii="Times New Roman" w:eastAsia="Times New Roman" w:hAnsi="Times New Roman" w:cs="Times New Roman"/>
-            <w:color w:val="0000FF"/>
-            <w:sz w:val="28"/>
-            <w:szCs w:val="28"/>
-            <w:u w:val="single"/>
-            <w:lang w:eastAsia="uk-UA"/>
-          </w:rPr>
-          <w:t>1</w:t>
-        </w:r>
-      </w:hyperlink>
-      <w:r>
-        <w:rPr>
-          <w:rFonts w:ascii="Times New Roman" w:eastAsia="Times New Roman" w:hAnsi="Times New Roman" w:cs="Times New Roman"/>
-          <w:sz w:val="28"/>
-          <w:szCs w:val="28"/>
-          <w:lang w:eastAsia="uk-UA"/>
-        </w:rPr>
-        <w:t>]</w:t>
+        <w:t xml:space="preserve"> Визначають категорії процесів (основні, допоміжні, організаційні), які забезпечують повний набір робіт для створення системи. </w:t>
       </w:r>
     </w:p>
     <w:p>
@@ -700,6 +1460,93 @@
       <w:r>
         <w:rPr>
           <w:rFonts w:ascii="Times New Roman" w:eastAsia="Times New Roman" w:hAnsi="Times New Roman" w:cs="Times New Roman"/>
+          <w:noProof/>
+          <w:color w:val="0000FF"/>
+          <w:sz w:val="24"/>
+          <w:szCs w:val="24"/>
+          <w:lang w:eastAsia="uk-UA"/>
+        </w:rPr>
+        <w:drawing>
+          <wp:anchor distT="0" distB="0" distL="114300" distR="114300" simplePos="0" relativeHeight="251661312" behindDoc="0" locked="0" layoutInCell="1" allowOverlap="1">
+            <wp:simplePos x="0" y="0"/>
+            <wp:positionH relativeFrom="column">
+              <wp:posOffset>2103120</wp:posOffset>
+            </wp:positionH>
+            <wp:positionV relativeFrom="paragraph">
+              <wp:posOffset>3175</wp:posOffset>
+            </wp:positionV>
+            <wp:extent cx="2495550" cy="1543050"/>
+            <wp:effectExtent l="0" t="0" r="0" b="0"/>
+            <wp:wrapSquare wrapText="bothSides"/>
+            <wp:docPr id="2" name="Рисунок 2" descr="http://fitm.nusta.edu.ua/mediawiki/images/a/a8/Pii03.gif">
+              <a:hlinkClick xmlns:a="http://schemas.openxmlformats.org/drawingml/2006/main" r:id="rId8"/>
+            </wp:docPr>
+            <wp:cNvGraphicFramePr>
+              <a:graphicFrameLocks xmlns:a="http://schemas.openxmlformats.org/drawingml/2006/main" noChangeAspect="1"/>
+            </wp:cNvGraphicFramePr>
+            <a:graphic xmlns:a="http://schemas.openxmlformats.org/drawingml/2006/main">
+              <a:graphicData uri="http://schemas.openxmlformats.org/drawingml/2006/picture">
+                <pic:pic xmlns:pic="http://schemas.openxmlformats.org/drawingml/2006/picture">
+                  <pic:nvPicPr>
+                    <pic:cNvPr id="0" name="Picture 1" descr="http://fitm.nusta.edu.ua/mediawiki/images/a/a8/Pii03.gif">
+                      <a:hlinkClick r:id="rId8"/>
+                    </pic:cNvPr>
+                    <pic:cNvPicPr>
+                      <a:picLocks noChangeAspect="1" noChangeArrowheads="1"/>
+                    </pic:cNvPicPr>
+                  </pic:nvPicPr>
+                  <pic:blipFill>
+                    <a:blip r:embed="rId9">
+                      <a:extLst>
+                        <a:ext uri="{28A0092B-C50C-407E-A947-70E740481C1C}">
+                          <a14:useLocalDpi xmlns:a14="http://schemas.microsoft.com/office/drawing/2010/main" val="0"/>
+                        </a:ext>
+                      </a:extLst>
+                    </a:blip>
+                    <a:srcRect/>
+                    <a:stretch>
+                      <a:fillRect/>
+                    </a:stretch>
+                  </pic:blipFill>
+                  <pic:spPr bwMode="auto">
+                    <a:xfrm flipV="1">
+                      <a:off x="0" y="0"/>
+                      <a:ext cx="2495550" cy="1543050"/>
+                    </a:xfrm>
+                    <a:prstGeom prst="rect">
+                      <a:avLst/>
+                    </a:prstGeom>
+                    <a:noFill/>
+                    <a:ln>
+                      <a:noFill/>
+                    </a:ln>
+                  </pic:spPr>
+                </pic:pic>
+              </a:graphicData>
+            </a:graphic>
+            <wp14:sizeRelH relativeFrom="page">
+              <wp14:pctWidth>0</wp14:pctWidth>
+            </wp14:sizeRelH>
+            <wp14:sizeRelV relativeFrom="page">
+              <wp14:pctHeight>0</wp14:pctHeight>
+            </wp14:sizeRelV>
+          </wp:anchor>
+        </w:drawing>
+      </w:r>
+    </w:p>
+    <w:p>
+      <w:pPr>
+        <w:spacing w:after="0" w:line="240" w:lineRule="auto"/>
+        <w:rPr>
+          <w:rFonts w:ascii="Times New Roman" w:eastAsia="Times New Roman" w:hAnsi="Times New Roman" w:cs="Times New Roman"/>
+          <w:sz w:val="28"/>
+          <w:szCs w:val="28"/>
+          <w:lang w:eastAsia="uk-UA"/>
+        </w:rPr>
+      </w:pPr>
+      <w:r>
+        <w:rPr>
+          <w:rFonts w:ascii="Times New Roman" w:eastAsia="Times New Roman" w:hAnsi="Times New Roman" w:cs="Times New Roman"/>
           <w:i/>
           <w:iCs/>
           <w:sz w:val="28"/>
@@ -740,6 +1587,63 @@
           <w:lang w:eastAsia="uk-UA"/>
         </w:rPr>
         <w:t xml:space="preserve"> Розробка частинами з поступовим додаванням функціоналу.</w:t>
+      </w:r>
+      <w:r>
+        <w:rPr>
+          <w:noProof/>
+          <w:lang w:eastAsia="uk-UA"/>
+        </w:rPr>
+        <w:t xml:space="preserve"> </w:t>
+      </w:r>
+      <w:r>
+        <w:rPr>
+          <w:noProof/>
+          <w:lang w:eastAsia="uk-UA"/>
+        </w:rPr>
+        <w:drawing>
+          <wp:inline distT="0" distB="0" distL="0" distR="0">
+            <wp:extent cx="1606550" cy="793750"/>
+            <wp:effectExtent l="0" t="0" r="0" b="6350"/>
+            <wp:docPr id="3" name="Рисунок 3"/>
+            <wp:cNvGraphicFramePr/>
+            <a:graphic xmlns:a="http://schemas.openxmlformats.org/drawingml/2006/main">
+              <a:graphicData uri="http://schemas.openxmlformats.org/drawingml/2006/picture">
+                <pic:pic xmlns:pic="http://schemas.openxmlformats.org/drawingml/2006/picture">
+                  <pic:nvPicPr>
+                    <pic:cNvPr id="1" name="Рисунок 1"/>
+                    <pic:cNvPicPr/>
+                  </pic:nvPicPr>
+                  <pic:blipFill>
+                    <a:blip r:embed="rId10" cstate="print">
+                      <a:extLst>
+                        <a:ext uri="{28A0092B-C50C-407E-A947-70E740481C1C}">
+                          <a14:useLocalDpi xmlns:a14="http://schemas.microsoft.com/office/drawing/2010/main" val="0"/>
+                        </a:ext>
+                      </a:extLst>
+                    </a:blip>
+                    <a:srcRect/>
+                    <a:stretch>
+                      <a:fillRect/>
+                    </a:stretch>
+                  </pic:blipFill>
+                  <pic:spPr bwMode="auto">
+                    <a:xfrm>
+                      <a:off x="0" y="0"/>
+                      <a:ext cx="1606690" cy="793819"/>
+                    </a:xfrm>
+                    <a:prstGeom prst="rect">
+                      <a:avLst/>
+                    </a:prstGeom>
+                    <a:noFill/>
+                    <a:ln>
+                      <a:noFill/>
+                    </a:ln>
+                  </pic:spPr>
+                </pic:pic>
+              </a:graphicData>
+            </a:graphic>
+          </wp:inline>
+        </w:drawing>
       </w:r>
     </w:p>
     <w:p>
@@ -926,16 +1830,7 @@
           <w:szCs w:val="28"/>
           <w:lang w:eastAsia="uk-UA"/>
         </w:rPr>
-        <w:t>я</w:t>
-      </w:r>
-      <w:r>
-        <w:rPr>
-          <w:rFonts w:ascii="Times New Roman" w:eastAsia="Times New Roman" w:hAnsi="Times New Roman" w:cs="Times New Roman"/>
-          <w:sz w:val="28"/>
-          <w:szCs w:val="28"/>
-          <w:lang w:eastAsia="uk-UA"/>
-        </w:rPr>
-        <w:t>сність, недвозначність;</w:t>
+        <w:t>ясність, недвозначність;</w:t>
       </w:r>
     </w:p>
     <w:p>
@@ -1128,7 +2023,6 @@
           <w:szCs w:val="28"/>
           <w:lang w:eastAsia="uk-UA"/>
         </w:rPr>
-        <w:lastRenderedPageBreak/>
         <w:t>модифікованість</w:t>
       </w:r>
       <w:proofErr w:type="spellEnd"/>
@@ -1217,6 +2111,7 @@
           <w:szCs w:val="28"/>
           <w:lang w:eastAsia="uk-UA"/>
         </w:rPr>
+        <w:lastRenderedPageBreak/>
         <w:t xml:space="preserve">Вимоги до продукту і до процесу </w:t>
       </w:r>
       <w:r>
@@ -1628,7 +2523,6 @@
           <w:sz w:val="28"/>
           <w:szCs w:val="28"/>
         </w:rPr>
-        <w:lastRenderedPageBreak/>
         <w:t>Є кілька класів нефункціональних вимог, суттєвих для більшості програмних систем, які виражають обмеження, актуальні для багатьох проблемних галузей. Серед них назвемо такі:</w:t>
       </w:r>
     </w:p>
@@ -1834,6 +2728,7 @@
           <w:sz w:val="28"/>
           <w:szCs w:val="28"/>
         </w:rPr>
+        <w:lastRenderedPageBreak/>
         <w:t xml:space="preserve">Вимоги з кількісною оцінкою </w:t>
       </w:r>
       <w:r>
@@ -2321,7 +3216,6 @@
           <w:szCs w:val="28"/>
           <w:lang w:eastAsia="uk-UA"/>
         </w:rPr>
-        <w:lastRenderedPageBreak/>
         <w:t>вимоги безпеки;</w:t>
       </w:r>
     </w:p>
@@ -2505,6 +3399,7 @@
           <w:sz w:val="28"/>
           <w:szCs w:val="28"/>
         </w:rPr>
+        <w:lastRenderedPageBreak/>
         <w:t xml:space="preserve">3. </w:t>
       </w:r>
       <w:r>
@@ -2965,6 +3860,2861 @@
     </w:p>
     <w:p>
       <w:pPr>
+        <w:ind w:left="-11" w:firstLine="371"/>
+        <w:jc w:val="both"/>
+        <w:rPr>
+          <w:rFonts w:ascii="Times New Roman" w:eastAsia="Times New Roman" w:hAnsi="Times New Roman" w:cs="Times New Roman"/>
+          <w:sz w:val="28"/>
+          <w:szCs w:val="28"/>
+        </w:rPr>
+      </w:pPr>
+      <w:r>
+        <w:rPr>
+          <w:rFonts w:ascii="Times New Roman" w:eastAsia="Times New Roman" w:hAnsi="Times New Roman" w:cs="Times New Roman"/>
+          <w:b/>
+          <w:bCs/>
+          <w:i/>
+          <w:iCs/>
+          <w:sz w:val="28"/>
+          <w:szCs w:val="28"/>
+        </w:rPr>
+        <w:t>ISO/IEC 12207</w:t>
+      </w:r>
+      <w:r>
+        <w:rPr>
+          <w:rFonts w:ascii="Times New Roman" w:eastAsia="Times New Roman" w:hAnsi="Times New Roman" w:cs="Times New Roman"/>
+          <w:sz w:val="28"/>
+          <w:szCs w:val="28"/>
+        </w:rPr>
+        <w:t xml:space="preserve">. </w:t>
+      </w:r>
+      <w:proofErr w:type="spellStart"/>
+      <w:r>
+        <w:rPr>
+          <w:rFonts w:ascii="Times New Roman" w:eastAsia="Times New Roman" w:hAnsi="Times New Roman" w:cs="Times New Roman"/>
+          <w:b/>
+          <w:bCs/>
+          <w:i/>
+          <w:iCs/>
+          <w:sz w:val="28"/>
+          <w:szCs w:val="28"/>
+        </w:rPr>
+        <w:t>Systems</w:t>
+      </w:r>
+      <w:proofErr w:type="spellEnd"/>
+      <w:r>
+        <w:rPr>
+          <w:rFonts w:ascii="Times New Roman" w:eastAsia="Times New Roman" w:hAnsi="Times New Roman" w:cs="Times New Roman"/>
+          <w:b/>
+          <w:bCs/>
+          <w:i/>
+          <w:iCs/>
+          <w:sz w:val="28"/>
+          <w:szCs w:val="28"/>
+        </w:rPr>
+        <w:t xml:space="preserve"> </w:t>
+      </w:r>
+      <w:proofErr w:type="spellStart"/>
+      <w:r>
+        <w:rPr>
+          <w:rFonts w:ascii="Times New Roman" w:eastAsia="Times New Roman" w:hAnsi="Times New Roman" w:cs="Times New Roman"/>
+          <w:b/>
+          <w:bCs/>
+          <w:i/>
+          <w:iCs/>
+          <w:sz w:val="28"/>
+          <w:szCs w:val="28"/>
+        </w:rPr>
+        <w:t>and</w:t>
+      </w:r>
+      <w:proofErr w:type="spellEnd"/>
+      <w:r>
+        <w:rPr>
+          <w:rFonts w:ascii="Times New Roman" w:eastAsia="Times New Roman" w:hAnsi="Times New Roman" w:cs="Times New Roman"/>
+          <w:b/>
+          <w:bCs/>
+          <w:i/>
+          <w:iCs/>
+          <w:sz w:val="28"/>
+          <w:szCs w:val="28"/>
+        </w:rPr>
+        <w:t xml:space="preserve"> </w:t>
+      </w:r>
+      <w:proofErr w:type="spellStart"/>
+      <w:r>
+        <w:rPr>
+          <w:rFonts w:ascii="Times New Roman" w:eastAsia="Times New Roman" w:hAnsi="Times New Roman" w:cs="Times New Roman"/>
+          <w:b/>
+          <w:bCs/>
+          <w:i/>
+          <w:iCs/>
+          <w:sz w:val="28"/>
+          <w:szCs w:val="28"/>
+        </w:rPr>
+        <w:t>software</w:t>
+      </w:r>
+      <w:proofErr w:type="spellEnd"/>
+      <w:r>
+        <w:rPr>
+          <w:rFonts w:ascii="Times New Roman" w:eastAsia="Times New Roman" w:hAnsi="Times New Roman" w:cs="Times New Roman"/>
+          <w:b/>
+          <w:bCs/>
+          <w:i/>
+          <w:iCs/>
+          <w:sz w:val="28"/>
+          <w:szCs w:val="28"/>
+        </w:rPr>
+        <w:t xml:space="preserve"> </w:t>
+      </w:r>
+      <w:proofErr w:type="spellStart"/>
+      <w:r>
+        <w:rPr>
+          <w:rFonts w:ascii="Times New Roman" w:eastAsia="Times New Roman" w:hAnsi="Times New Roman" w:cs="Times New Roman"/>
+          <w:b/>
+          <w:bCs/>
+          <w:i/>
+          <w:iCs/>
+          <w:sz w:val="28"/>
+          <w:szCs w:val="28"/>
+        </w:rPr>
+        <w:t>engineering</w:t>
+      </w:r>
+      <w:proofErr w:type="spellEnd"/>
+      <w:r>
+        <w:rPr>
+          <w:rFonts w:ascii="Times New Roman" w:eastAsia="Times New Roman" w:hAnsi="Times New Roman" w:cs="Times New Roman"/>
+          <w:b/>
+          <w:bCs/>
+          <w:i/>
+          <w:iCs/>
+          <w:sz w:val="28"/>
+          <w:szCs w:val="28"/>
+        </w:rPr>
+        <w:t xml:space="preserve"> – </w:t>
+      </w:r>
+      <w:proofErr w:type="spellStart"/>
+      <w:r>
+        <w:rPr>
+          <w:rFonts w:ascii="Times New Roman" w:eastAsia="Times New Roman" w:hAnsi="Times New Roman" w:cs="Times New Roman"/>
+          <w:b/>
+          <w:bCs/>
+          <w:i/>
+          <w:iCs/>
+          <w:sz w:val="28"/>
+          <w:szCs w:val="28"/>
+        </w:rPr>
+        <w:t>Software</w:t>
+      </w:r>
+      <w:proofErr w:type="spellEnd"/>
+      <w:r>
+        <w:rPr>
+          <w:rFonts w:ascii="Times New Roman" w:eastAsia="Times New Roman" w:hAnsi="Times New Roman" w:cs="Times New Roman"/>
+          <w:b/>
+          <w:bCs/>
+          <w:i/>
+          <w:iCs/>
+          <w:sz w:val="28"/>
+          <w:szCs w:val="28"/>
+        </w:rPr>
+        <w:t xml:space="preserve"> </w:t>
+      </w:r>
+      <w:proofErr w:type="spellStart"/>
+      <w:r>
+        <w:rPr>
+          <w:rFonts w:ascii="Times New Roman" w:eastAsia="Times New Roman" w:hAnsi="Times New Roman" w:cs="Times New Roman"/>
+          <w:b/>
+          <w:bCs/>
+          <w:i/>
+          <w:iCs/>
+          <w:sz w:val="28"/>
+          <w:szCs w:val="28"/>
+        </w:rPr>
+        <w:t>Life</w:t>
+      </w:r>
+      <w:proofErr w:type="spellEnd"/>
+      <w:r>
+        <w:rPr>
+          <w:rFonts w:ascii="Times New Roman" w:eastAsia="Times New Roman" w:hAnsi="Times New Roman" w:cs="Times New Roman"/>
+          <w:b/>
+          <w:bCs/>
+          <w:i/>
+          <w:iCs/>
+          <w:sz w:val="28"/>
+          <w:szCs w:val="28"/>
+        </w:rPr>
+        <w:t xml:space="preserve"> </w:t>
+      </w:r>
+      <w:proofErr w:type="spellStart"/>
+      <w:r>
+        <w:rPr>
+          <w:rFonts w:ascii="Times New Roman" w:eastAsia="Times New Roman" w:hAnsi="Times New Roman" w:cs="Times New Roman"/>
+          <w:b/>
+          <w:bCs/>
+          <w:i/>
+          <w:iCs/>
+          <w:sz w:val="28"/>
+          <w:szCs w:val="28"/>
+        </w:rPr>
+        <w:t>Cycle</w:t>
+      </w:r>
+      <w:proofErr w:type="spellEnd"/>
+      <w:r>
+        <w:rPr>
+          <w:rFonts w:ascii="Times New Roman" w:eastAsia="Times New Roman" w:hAnsi="Times New Roman" w:cs="Times New Roman"/>
+          <w:b/>
+          <w:bCs/>
+          <w:i/>
+          <w:iCs/>
+          <w:sz w:val="28"/>
+          <w:szCs w:val="28"/>
+        </w:rPr>
+        <w:t xml:space="preserve"> </w:t>
+      </w:r>
+      <w:proofErr w:type="spellStart"/>
+      <w:r>
+        <w:rPr>
+          <w:rFonts w:ascii="Times New Roman" w:eastAsia="Times New Roman" w:hAnsi="Times New Roman" w:cs="Times New Roman"/>
+          <w:b/>
+          <w:bCs/>
+          <w:i/>
+          <w:iCs/>
+          <w:sz w:val="28"/>
+          <w:szCs w:val="28"/>
+        </w:rPr>
+        <w:t>Processes</w:t>
+      </w:r>
+      <w:proofErr w:type="spellEnd"/>
+      <w:r>
+        <w:rPr>
+          <w:rFonts w:ascii="Times New Roman" w:eastAsia="Times New Roman" w:hAnsi="Times New Roman" w:cs="Times New Roman"/>
+          <w:sz w:val="28"/>
+          <w:szCs w:val="28"/>
+        </w:rPr>
+        <w:t xml:space="preserve">– міжнародний стандарт на процеси розроблення та організацію життєвого циклу ПЗ. Поширюється на всі види замовленого ПЗ. Стандарт не містить опису фаз, стадій та етапів. </w:t>
+      </w:r>
+    </w:p>
+    <w:p>
+      <w:pPr>
+        <w:autoSpaceDE w:val="0"/>
+        <w:autoSpaceDN w:val="0"/>
+        <w:adjustRightInd w:val="0"/>
+        <w:ind w:firstLine="360"/>
+        <w:jc w:val="both"/>
+        <w:rPr>
+          <w:rFonts w:ascii="Times New Roman" w:hAnsi="Times New Roman" w:cs="Times New Roman"/>
+          <w:sz w:val="28"/>
+          <w:szCs w:val="28"/>
+        </w:rPr>
+      </w:pPr>
+      <w:r>
+        <w:rPr>
+          <w:rFonts w:ascii="Times New Roman" w:hAnsi="Times New Roman" w:cs="Times New Roman"/>
+          <w:sz w:val="28"/>
+          <w:szCs w:val="28"/>
+        </w:rPr>
+        <w:t xml:space="preserve">Існує велика різноманітність ПЗ з точки зору їх призначення, сфери застосування, складності, розміру, новизни, адаптованості, місця розташування, тривалості життєвого циклу тощо. За багаторічної практики розроблення різноманітного ПЗ створено низку типових схем упорядкування етапів робіт з його проектування і розроблення. Такі схеми одержали назву життєвого циклу ПЗ і узагальнені в міжнародному стандарті ISO/IEC/IEEE 12207, який гармонізований в Україні. Цей стандарт описує процеси, що складаються з життєвого циклу </w:t>
+      </w:r>
+      <w:r>
+        <w:rPr>
+          <w:rFonts w:ascii="Times New Roman" w:hAnsi="Times New Roman" w:cs="Times New Roman"/>
+          <w:sz w:val="28"/>
+          <w:szCs w:val="28"/>
+        </w:rPr>
+        <w:lastRenderedPageBreak/>
+        <w:t>техногенного ПЗ надає загальну технологічну основу для визначення життєвого циклу ПЗ із застосуванням підходу інженерії ПЗ.</w:t>
+      </w:r>
+    </w:p>
+    <w:p>
+      <w:pPr>
+        <w:autoSpaceDE w:val="0"/>
+        <w:autoSpaceDN w:val="0"/>
+        <w:adjustRightInd w:val="0"/>
+        <w:ind w:firstLine="360"/>
+        <w:jc w:val="both"/>
+        <w:rPr>
+          <w:rFonts w:ascii="Times New Roman" w:hAnsi="Times New Roman" w:cs="Times New Roman"/>
+          <w:sz w:val="28"/>
+          <w:szCs w:val="28"/>
+        </w:rPr>
+      </w:pPr>
+      <w:r>
+        <w:rPr>
+          <w:rFonts w:ascii="Times New Roman" w:hAnsi="Times New Roman" w:cs="Times New Roman"/>
+          <w:sz w:val="28"/>
+          <w:szCs w:val="28"/>
+        </w:rPr>
+        <w:t>Зазначений стандарт містить процеси, діяльність і завдання, які застосовуються під час розроблення, придбання чи постачання, експлуатації, обслуговування або розпорядження програмними системами, продуктами та послугами.</w:t>
+      </w:r>
+    </w:p>
+    <w:p>
+      <w:pPr>
+        <w:autoSpaceDE w:val="0"/>
+        <w:autoSpaceDN w:val="0"/>
+        <w:adjustRightInd w:val="0"/>
+        <w:ind w:firstLine="360"/>
+        <w:jc w:val="both"/>
+        <w:rPr>
+          <w:rFonts w:ascii="Times New Roman" w:eastAsia="Times New Roman" w:hAnsi="Times New Roman" w:cs="Times New Roman"/>
+          <w:sz w:val="28"/>
+          <w:szCs w:val="28"/>
+        </w:rPr>
+      </w:pPr>
+      <w:r>
+        <w:rPr>
+          <w:rFonts w:ascii="Times New Roman" w:hAnsi="Times New Roman" w:cs="Times New Roman"/>
+          <w:sz w:val="28"/>
+          <w:szCs w:val="28"/>
+        </w:rPr>
+        <w:t>Процеси, дії і задачі наведені в стандарті ISO/IEC/IEEE 12207 у найбільш загальній природній послідовності, але це не означає, що в такій самій послідовності вони повинні бути застосовані для конкретної моделі життєвого циклу ПЗ. Залежно від проекту ПЗ процеси, дії та задачі стандарту вибираються, упорядковуються і включаються в модель життєвого циклу ПЗ.</w:t>
+      </w:r>
+    </w:p>
+    <w:p>
+      <w:pPr>
+        <w:pStyle w:val="a9"/>
+        <w:spacing w:before="0" w:beforeAutospacing="0" w:after="0" w:afterAutospacing="0"/>
+        <w:ind w:firstLine="360"/>
+        <w:jc w:val="both"/>
+        <w:rPr>
+          <w:sz w:val="28"/>
+          <w:szCs w:val="28"/>
+          <w:lang w:val="uk-UA"/>
+        </w:rPr>
+      </w:pPr>
+      <w:r>
+        <w:rPr>
+          <w:i/>
+          <w:iCs/>
+          <w:sz w:val="28"/>
+          <w:szCs w:val="28"/>
+          <w:lang w:val="uk-UA"/>
+        </w:rPr>
+        <w:t xml:space="preserve">ISO 12207 </w:t>
+      </w:r>
+      <w:proofErr w:type="spellStart"/>
+      <w:r>
+        <w:rPr>
+          <w:sz w:val="28"/>
+          <w:szCs w:val="28"/>
+          <w:lang w:val="uk-UA" w:eastAsia="uk-UA"/>
+        </w:rPr>
+        <w:t>Systems</w:t>
+      </w:r>
+      <w:proofErr w:type="spellEnd"/>
+      <w:r>
+        <w:rPr>
+          <w:sz w:val="28"/>
+          <w:szCs w:val="28"/>
+          <w:lang w:val="uk-UA" w:eastAsia="uk-UA"/>
+        </w:rPr>
+        <w:t xml:space="preserve"> </w:t>
+      </w:r>
+      <w:proofErr w:type="spellStart"/>
+      <w:r>
+        <w:rPr>
+          <w:sz w:val="28"/>
+          <w:szCs w:val="28"/>
+          <w:lang w:val="uk-UA" w:eastAsia="uk-UA"/>
+        </w:rPr>
+        <w:t>and</w:t>
+      </w:r>
+      <w:proofErr w:type="spellEnd"/>
+      <w:r>
+        <w:rPr>
+          <w:sz w:val="28"/>
+          <w:szCs w:val="28"/>
+          <w:lang w:val="uk-UA" w:eastAsia="uk-UA"/>
+        </w:rPr>
+        <w:t xml:space="preserve"> </w:t>
+      </w:r>
+      <w:proofErr w:type="spellStart"/>
+      <w:r>
+        <w:rPr>
+          <w:sz w:val="28"/>
+          <w:szCs w:val="28"/>
+          <w:lang w:val="uk-UA" w:eastAsia="uk-UA"/>
+        </w:rPr>
+        <w:t>software</w:t>
+      </w:r>
+      <w:proofErr w:type="spellEnd"/>
+      <w:r>
+        <w:rPr>
+          <w:sz w:val="28"/>
+          <w:szCs w:val="28"/>
+          <w:lang w:val="uk-UA" w:eastAsia="uk-UA"/>
+        </w:rPr>
+        <w:t xml:space="preserve"> </w:t>
+      </w:r>
+      <w:proofErr w:type="spellStart"/>
+      <w:r>
+        <w:rPr>
+          <w:sz w:val="28"/>
+          <w:szCs w:val="28"/>
+          <w:lang w:val="uk-UA" w:eastAsia="uk-UA"/>
+        </w:rPr>
+        <w:t>engineering</w:t>
+      </w:r>
+      <w:proofErr w:type="spellEnd"/>
+      <w:r>
+        <w:rPr>
+          <w:sz w:val="28"/>
+          <w:szCs w:val="28"/>
+          <w:lang w:val="uk-UA" w:eastAsia="uk-UA"/>
+        </w:rPr>
+        <w:t xml:space="preserve"> – </w:t>
+      </w:r>
+      <w:proofErr w:type="spellStart"/>
+      <w:r>
+        <w:rPr>
+          <w:sz w:val="28"/>
+          <w:szCs w:val="28"/>
+          <w:lang w:val="uk-UA" w:eastAsia="uk-UA"/>
+        </w:rPr>
+        <w:t>Software</w:t>
+      </w:r>
+      <w:proofErr w:type="spellEnd"/>
+      <w:r>
+        <w:rPr>
+          <w:sz w:val="28"/>
+          <w:szCs w:val="28"/>
+          <w:lang w:val="uk-UA" w:eastAsia="uk-UA"/>
+        </w:rPr>
+        <w:t xml:space="preserve"> </w:t>
+      </w:r>
+      <w:proofErr w:type="spellStart"/>
+      <w:r>
+        <w:rPr>
+          <w:sz w:val="28"/>
+          <w:szCs w:val="28"/>
+          <w:lang w:val="uk-UA" w:eastAsia="uk-UA"/>
+        </w:rPr>
+        <w:t>Life</w:t>
+      </w:r>
+      <w:proofErr w:type="spellEnd"/>
+      <w:r>
+        <w:rPr>
+          <w:sz w:val="28"/>
+          <w:szCs w:val="28"/>
+          <w:lang w:val="uk-UA" w:eastAsia="uk-UA"/>
+        </w:rPr>
+        <w:t xml:space="preserve"> </w:t>
+      </w:r>
+      <w:proofErr w:type="spellStart"/>
+      <w:r>
+        <w:rPr>
+          <w:sz w:val="28"/>
+          <w:szCs w:val="28"/>
+          <w:lang w:val="uk-UA" w:eastAsia="uk-UA"/>
+        </w:rPr>
+        <w:t>Cycle</w:t>
+      </w:r>
+      <w:proofErr w:type="spellEnd"/>
+      <w:r>
+        <w:rPr>
+          <w:sz w:val="28"/>
+          <w:szCs w:val="28"/>
+          <w:lang w:val="uk-UA" w:eastAsia="uk-UA"/>
+        </w:rPr>
+        <w:t xml:space="preserve"> </w:t>
+      </w:r>
+      <w:proofErr w:type="spellStart"/>
+      <w:r>
+        <w:rPr>
+          <w:sz w:val="28"/>
+          <w:szCs w:val="28"/>
+          <w:lang w:val="uk-UA" w:eastAsia="uk-UA"/>
+        </w:rPr>
+        <w:t>Processes</w:t>
+      </w:r>
+      <w:proofErr w:type="spellEnd"/>
+      <w:r>
+        <w:rPr>
+          <w:i/>
+          <w:iCs/>
+          <w:sz w:val="28"/>
+          <w:szCs w:val="28"/>
+          <w:lang w:val="uk-UA"/>
+        </w:rPr>
+        <w:t xml:space="preserve"> - базовий стандарт</w:t>
+      </w:r>
+      <w:r>
+        <w:rPr>
+          <w:sz w:val="28"/>
+          <w:szCs w:val="28"/>
+          <w:lang w:val="uk-UA"/>
+        </w:rPr>
+        <w:t xml:space="preserve"> процесів життєвого циклу ПЗ, орієнтований на різні види ПЗ і типи проектів автоматизованих систем, в яких ПЗ є однією з складових частин. Стандарт визначає стратегію і загальний порядок в створенні та експлуатації ПЗ, він охоплює життєвий цикл від концептуалізації ідей до завершення проекту. Доцільність спільного використання стандартів на інформаційні системи і на ПЗ обумовлюється одним з положень ISO 12207, згідно з яким </w:t>
+      </w:r>
+      <w:r>
+        <w:rPr>
+          <w:sz w:val="28"/>
+          <w:szCs w:val="28"/>
+          <w:u w:val="single"/>
+          <w:lang w:val="uk-UA"/>
+        </w:rPr>
+        <w:t>процеси, використовувані під час життєвого циклу ПЗ, повинні бути сумісні з процесами, використовуваними під час життєвого циклу автоматизованої системи</w:t>
+      </w:r>
+      <w:r>
+        <w:rPr>
+          <w:sz w:val="28"/>
+          <w:szCs w:val="28"/>
+          <w:lang w:val="uk-UA"/>
+        </w:rPr>
+        <w:t>. </w:t>
+      </w:r>
+    </w:p>
+    <w:p>
+      <w:pPr>
+        <w:pStyle w:val="a9"/>
+        <w:spacing w:before="0" w:beforeAutospacing="0" w:after="0" w:afterAutospacing="0"/>
+        <w:ind w:firstLine="567"/>
+        <w:jc w:val="both"/>
+        <w:rPr>
+          <w:sz w:val="28"/>
+          <w:szCs w:val="28"/>
+          <w:lang w:val="uk-UA"/>
+        </w:rPr>
+      </w:pPr>
+      <w:r>
+        <w:rPr>
+          <w:sz w:val="28"/>
+          <w:szCs w:val="28"/>
+          <w:lang w:val="uk-UA"/>
+        </w:rPr>
+        <w:t>Згідно ISO 12207, </w:t>
+      </w:r>
+      <w:r>
+        <w:rPr>
+          <w:i/>
+          <w:iCs/>
+          <w:sz w:val="28"/>
+          <w:szCs w:val="28"/>
+          <w:lang w:val="uk-UA"/>
+        </w:rPr>
+        <w:t>система -</w:t>
+      </w:r>
+      <w:r>
+        <w:rPr>
+          <w:sz w:val="28"/>
+          <w:szCs w:val="28"/>
+          <w:lang w:val="uk-UA"/>
+        </w:rPr>
+        <w:t> це об'єднання одного або декількох процесів, апаратних засобів, програмного забезпечення, обладнання та людей для забезпечення можливості задоволення певних потреб або цілей. </w:t>
+      </w:r>
+    </w:p>
+    <w:p>
+      <w:pPr>
+        <w:ind w:firstLine="567"/>
+        <w:jc w:val="both"/>
+        <w:rPr>
+          <w:rFonts w:ascii="Times New Roman" w:hAnsi="Times New Roman" w:cs="Times New Roman"/>
+          <w:sz w:val="28"/>
+          <w:szCs w:val="28"/>
+        </w:rPr>
+      </w:pPr>
+      <w:r>
+        <w:rPr>
+          <w:rFonts w:ascii="Times New Roman" w:hAnsi="Times New Roman" w:cs="Times New Roman"/>
+          <w:sz w:val="28"/>
+          <w:szCs w:val="28"/>
+        </w:rPr>
+        <w:t xml:space="preserve">У стандарті ISO 12207 не передбачено будь-яких етапів (фаз або стадій) життєвого циклу інформаційної системи. Даний стандарт визначає лише ряд процесів, кожен процес, дія або завдання </w:t>
+      </w:r>
+      <w:proofErr w:type="spellStart"/>
+      <w:r>
+        <w:rPr>
+          <w:rFonts w:ascii="Times New Roman" w:hAnsi="Times New Roman" w:cs="Times New Roman"/>
+          <w:sz w:val="28"/>
+          <w:szCs w:val="28"/>
+        </w:rPr>
+        <w:t>ініціюються</w:t>
+      </w:r>
+      <w:proofErr w:type="spellEnd"/>
+      <w:r>
+        <w:rPr>
+          <w:rFonts w:ascii="Times New Roman" w:hAnsi="Times New Roman" w:cs="Times New Roman"/>
+          <w:sz w:val="28"/>
+          <w:szCs w:val="28"/>
+        </w:rPr>
+        <w:t xml:space="preserve"> і виконуються іншим процесом в міру необхідності, причому немає заздалегідь визначених послідовностей (природно, при збереженні логіки </w:t>
+      </w:r>
+      <w:proofErr w:type="spellStart"/>
+      <w:r>
+        <w:rPr>
+          <w:rFonts w:ascii="Times New Roman" w:hAnsi="Times New Roman" w:cs="Times New Roman"/>
+          <w:sz w:val="28"/>
+          <w:szCs w:val="28"/>
+        </w:rPr>
+        <w:t>зв'язків</w:t>
+      </w:r>
+      <w:proofErr w:type="spellEnd"/>
+      <w:r>
+        <w:rPr>
+          <w:rFonts w:ascii="Times New Roman" w:hAnsi="Times New Roman" w:cs="Times New Roman"/>
+          <w:sz w:val="28"/>
+          <w:szCs w:val="28"/>
+        </w:rPr>
+        <w:t xml:space="preserve"> по вихідним відомостям завдань і т. п.) .</w:t>
+      </w:r>
+    </w:p>
+    <w:p>
+      <w:pPr>
+        <w:ind w:firstLine="567"/>
+        <w:jc w:val="both"/>
+        <w:rPr>
+          <w:rFonts w:ascii="Times New Roman" w:eastAsia="Times New Roman" w:hAnsi="Times New Roman" w:cs="Times New Roman"/>
+          <w:sz w:val="28"/>
+          <w:szCs w:val="28"/>
+        </w:rPr>
+      </w:pPr>
+      <w:r>
+        <w:rPr>
+          <w:rFonts w:ascii="Times New Roman" w:hAnsi="Times New Roman" w:cs="Times New Roman"/>
+          <w:sz w:val="28"/>
+          <w:szCs w:val="28"/>
+        </w:rPr>
+        <w:t xml:space="preserve"> </w:t>
+      </w:r>
+      <w:r>
+        <w:rPr>
+          <w:rFonts w:ascii="Times New Roman" w:eastAsia="Times New Roman" w:hAnsi="Times New Roman" w:cs="Times New Roman"/>
+          <w:sz w:val="28"/>
+          <w:szCs w:val="28"/>
+        </w:rPr>
+        <w:t xml:space="preserve">В ISO 12207  усі процеси ЖЦ ПЗ розподілені на три групи </w:t>
+      </w:r>
+    </w:p>
+    <w:p>
+      <w:pPr>
+        <w:ind w:left="360"/>
+        <w:jc w:val="both"/>
+        <w:rPr>
+          <w:rFonts w:ascii="Times New Roman" w:eastAsia="Times New Roman" w:hAnsi="Times New Roman" w:cs="Times New Roman"/>
+          <w:sz w:val="28"/>
+          <w:szCs w:val="28"/>
+        </w:rPr>
+      </w:pPr>
+      <w:r>
+        <w:rPr>
+          <w:rFonts w:ascii="Times New Roman" w:eastAsia="Times New Roman" w:hAnsi="Times New Roman" w:cs="Times New Roman"/>
+          <w:noProof/>
+          <w:sz w:val="28"/>
+          <w:szCs w:val="28"/>
+        </w:rPr>
+        <w:lastRenderedPageBreak/>
+        <w:drawing>
+          <wp:inline distT="0" distB="0" distL="0" distR="0">
+            <wp:extent cx="6152515" cy="3331210"/>
+            <wp:effectExtent l="19050" t="0" r="635" b="0"/>
+            <wp:docPr id="4" name="Рисунок 4"/>
+            <wp:cNvGraphicFramePr/>
+            <a:graphic xmlns:a="http://schemas.openxmlformats.org/drawingml/2006/main">
+              <a:graphicData uri="http://schemas.openxmlformats.org/drawingml/2006/picture">
+                <pic:pic xmlns:pic="http://schemas.openxmlformats.org/drawingml/2006/picture">
+                  <pic:nvPicPr>
+                    <pic:cNvPr id="13315" name="Picture 2"/>
+                    <pic:cNvPicPr>
+                      <a:picLocks noChangeAspect="1" noChangeArrowheads="1"/>
+                    </pic:cNvPicPr>
+                  </pic:nvPicPr>
+                  <pic:blipFill>
+                    <a:blip r:embed="rId11" cstate="print"/>
+                    <a:srcRect/>
+                    <a:stretch>
+                      <a:fillRect/>
+                    </a:stretch>
+                  </pic:blipFill>
+                  <pic:spPr bwMode="auto">
+                    <a:xfrm>
+                      <a:off x="0" y="0"/>
+                      <a:ext cx="6152515" cy="3331210"/>
+                    </a:xfrm>
+                    <a:prstGeom prst="rect">
+                      <a:avLst/>
+                    </a:prstGeom>
+                    <a:noFill/>
+                    <a:ln w="9525">
+                      <a:noFill/>
+                      <a:miter lim="800000"/>
+                      <a:headEnd/>
+                      <a:tailEnd/>
+                    </a:ln>
+                    <a:effectLst/>
+                  </pic:spPr>
+                </pic:pic>
+              </a:graphicData>
+            </a:graphic>
+          </wp:inline>
+        </w:drawing>
+      </w:r>
+      <w:r>
+        <w:rPr>
+          <w:rFonts w:ascii="Times New Roman" w:eastAsia="Times New Roman" w:hAnsi="Times New Roman" w:cs="Times New Roman"/>
+          <w:sz w:val="28"/>
+          <w:szCs w:val="28"/>
+        </w:rPr>
+        <w:t xml:space="preserve"> Рис.1  Процеси ЖЦ ІС відповідно до стандарту ISO 12207</w:t>
+      </w:r>
+    </w:p>
+    <w:p>
+      <w:pPr>
+        <w:pStyle w:val="a9"/>
+        <w:spacing w:before="0" w:beforeAutospacing="0" w:after="0" w:afterAutospacing="0"/>
+        <w:ind w:firstLine="360"/>
+        <w:jc w:val="both"/>
+        <w:rPr>
+          <w:sz w:val="28"/>
+          <w:szCs w:val="28"/>
+          <w:lang w:val="uk-UA"/>
+        </w:rPr>
+      </w:pPr>
+      <w:r>
+        <w:rPr>
+          <w:sz w:val="28"/>
+          <w:szCs w:val="28"/>
+          <w:lang w:val="uk-UA"/>
+        </w:rPr>
+        <w:t xml:space="preserve">У стандарті ISO 12207 описані п'ять </w:t>
+      </w:r>
+      <w:r>
+        <w:rPr>
+          <w:b/>
+          <w:sz w:val="28"/>
+          <w:szCs w:val="28"/>
+          <w:lang w:val="uk-UA"/>
+        </w:rPr>
+        <w:t>основних процесів ЖЦ ПЗ</w:t>
+      </w:r>
+      <w:r>
+        <w:rPr>
+          <w:sz w:val="28"/>
+          <w:szCs w:val="28"/>
+          <w:lang w:val="uk-UA"/>
+        </w:rPr>
+        <w:t>: </w:t>
+      </w:r>
+    </w:p>
+    <w:p>
+      <w:pPr>
+        <w:pStyle w:val="a9"/>
+        <w:numPr>
+          <w:ilvl w:val="0"/>
+          <w:numId w:val="13"/>
+        </w:numPr>
+        <w:spacing w:before="0" w:beforeAutospacing="0" w:after="0" w:afterAutospacing="0"/>
+        <w:ind w:left="0" w:firstLine="0"/>
+        <w:jc w:val="both"/>
+        <w:rPr>
+          <w:sz w:val="28"/>
+          <w:szCs w:val="28"/>
+          <w:lang w:val="uk-UA"/>
+        </w:rPr>
+      </w:pPr>
+      <w:r>
+        <w:rPr>
+          <w:i/>
+          <w:iCs/>
+          <w:sz w:val="28"/>
+          <w:szCs w:val="28"/>
+          <w:lang w:val="uk-UA"/>
+        </w:rPr>
+        <w:t>процес придбання</w:t>
+      </w:r>
+      <w:r>
+        <w:rPr>
+          <w:sz w:val="28"/>
+          <w:szCs w:val="28"/>
+          <w:lang w:val="uk-UA"/>
+        </w:rPr>
+        <w:t> визначає дії підприємства-покупця, що здобуває інформаційну систему, програмний продукт або службу програмного забезпечення; </w:t>
+      </w:r>
+    </w:p>
+    <w:p>
+      <w:pPr>
+        <w:pStyle w:val="a9"/>
+        <w:numPr>
+          <w:ilvl w:val="0"/>
+          <w:numId w:val="13"/>
+        </w:numPr>
+        <w:spacing w:before="0" w:beforeAutospacing="0" w:after="0" w:afterAutospacing="0"/>
+        <w:ind w:left="0" w:firstLine="0"/>
+        <w:jc w:val="both"/>
+        <w:rPr>
+          <w:sz w:val="28"/>
+          <w:szCs w:val="28"/>
+          <w:lang w:val="uk-UA"/>
+        </w:rPr>
+      </w:pPr>
+      <w:r>
+        <w:rPr>
+          <w:i/>
+          <w:iCs/>
+          <w:sz w:val="28"/>
+          <w:szCs w:val="28"/>
+          <w:lang w:val="uk-UA"/>
+        </w:rPr>
+        <w:t>процес супроводу</w:t>
+      </w:r>
+      <w:r>
+        <w:rPr>
+          <w:sz w:val="28"/>
+          <w:szCs w:val="28"/>
+          <w:lang w:val="uk-UA"/>
+        </w:rPr>
+        <w:t> визначає дії персоналу, який забезпечує супроводження програмного продукту, тобто управління модифікаціями програмного продукту, підтримку його поточного стану та функціональної придатності; сюди ж відносяться установка програмного виробу на обчислювальній системі і його видалення. </w:t>
+      </w:r>
+    </w:p>
+    <w:p>
+      <w:pPr>
+        <w:pStyle w:val="a9"/>
+        <w:numPr>
+          <w:ilvl w:val="0"/>
+          <w:numId w:val="14"/>
+        </w:numPr>
+        <w:spacing w:before="0" w:beforeAutospacing="0" w:after="0" w:afterAutospacing="0"/>
+        <w:ind w:left="0" w:firstLine="0"/>
+        <w:jc w:val="both"/>
+        <w:rPr>
+          <w:sz w:val="28"/>
+          <w:szCs w:val="28"/>
+          <w:lang w:val="uk-UA"/>
+        </w:rPr>
+      </w:pPr>
+      <w:r>
+        <w:rPr>
+          <w:i/>
+          <w:iCs/>
+          <w:sz w:val="28"/>
+          <w:szCs w:val="28"/>
+          <w:lang w:val="uk-UA"/>
+        </w:rPr>
+        <w:t>процес поставки</w:t>
+      </w:r>
+      <w:r>
+        <w:rPr>
+          <w:sz w:val="28"/>
+          <w:szCs w:val="28"/>
+          <w:lang w:val="uk-UA"/>
+        </w:rPr>
+        <w:t> визначає дії підприємства-постачальника, яке постачає покупця системою, програмним продуктом або службою програмного забезпечення; </w:t>
+      </w:r>
+    </w:p>
+    <w:p>
+      <w:pPr>
+        <w:pStyle w:val="a9"/>
+        <w:numPr>
+          <w:ilvl w:val="0"/>
+          <w:numId w:val="14"/>
+        </w:numPr>
+        <w:spacing w:before="0" w:beforeAutospacing="0" w:after="0" w:afterAutospacing="0"/>
+        <w:ind w:left="0" w:firstLine="0"/>
+        <w:jc w:val="both"/>
+        <w:rPr>
+          <w:sz w:val="28"/>
+          <w:szCs w:val="28"/>
+          <w:lang w:val="uk-UA"/>
+        </w:rPr>
+      </w:pPr>
+      <w:r>
+        <w:rPr>
+          <w:i/>
+          <w:iCs/>
+          <w:sz w:val="28"/>
+          <w:szCs w:val="28"/>
+          <w:lang w:val="uk-UA"/>
+        </w:rPr>
+        <w:t>процес розробки</w:t>
+      </w:r>
+      <w:r>
+        <w:rPr>
+          <w:sz w:val="28"/>
+          <w:szCs w:val="28"/>
+          <w:lang w:val="uk-UA"/>
+        </w:rPr>
+        <w:t> визначає дії підприємства-розробника, яке розробляє принцип побудови програмного виробу та програмний продукт; </w:t>
+      </w:r>
+    </w:p>
+    <w:p>
+      <w:pPr>
+        <w:pStyle w:val="a9"/>
+        <w:numPr>
+          <w:ilvl w:val="0"/>
+          <w:numId w:val="14"/>
+        </w:numPr>
+        <w:spacing w:before="0" w:beforeAutospacing="0" w:after="0" w:afterAutospacing="0"/>
+        <w:ind w:left="0" w:firstLine="0"/>
+        <w:jc w:val="both"/>
+        <w:rPr>
+          <w:sz w:val="28"/>
+          <w:szCs w:val="28"/>
+          <w:lang w:val="uk-UA"/>
+        </w:rPr>
+      </w:pPr>
+      <w:r>
+        <w:rPr>
+          <w:i/>
+          <w:iCs/>
+          <w:sz w:val="28"/>
+          <w:szCs w:val="28"/>
+          <w:lang w:val="uk-UA"/>
+        </w:rPr>
+        <w:t>процес функціонування</w:t>
+      </w:r>
+      <w:r>
+        <w:rPr>
+          <w:sz w:val="28"/>
+          <w:szCs w:val="28"/>
+          <w:lang w:val="uk-UA"/>
+        </w:rPr>
+        <w:t> визначає дії підприємства-оператора, яке забезпечує обслуговування системи в цілому (а не тільки програмного забезпечення) в процесі її функціонування в інтересах користувачів. На відміну від дій, які визначаються розробником в. Інструкціях з експлуатації, визначаються дії оператора з консультування користувачів, отриманню зворотного зв'язку та ін., які він планує сам і бере на себе відповідні обов'язки; </w:t>
+      </w:r>
+    </w:p>
+    <w:p>
+      <w:pPr>
+        <w:pStyle w:val="a9"/>
+        <w:spacing w:before="0" w:beforeAutospacing="0" w:after="0" w:afterAutospacing="0"/>
+        <w:jc w:val="both"/>
+        <w:rPr>
+          <w:sz w:val="28"/>
+          <w:szCs w:val="28"/>
+          <w:lang w:val="uk-UA"/>
+        </w:rPr>
+      </w:pPr>
+      <w:r>
+        <w:rPr>
+          <w:sz w:val="28"/>
+          <w:szCs w:val="28"/>
+          <w:lang w:val="uk-UA"/>
+        </w:rPr>
+        <w:t>    Крім основних, стандарт ISO 12207 обумовлює 8 допоміжних процесів, які є невід'ємною частиною всього життєвого циклу програмного виробу та забезпечують належну якість проекту програмного забезпечення. </w:t>
+      </w:r>
+    </w:p>
+    <w:p>
+      <w:pPr>
+        <w:pStyle w:val="a9"/>
+        <w:spacing w:before="0" w:beforeAutospacing="0" w:after="0" w:afterAutospacing="0"/>
+        <w:ind w:firstLine="567"/>
+        <w:jc w:val="both"/>
+        <w:rPr>
+          <w:sz w:val="28"/>
+          <w:szCs w:val="28"/>
+          <w:lang w:val="uk-UA"/>
+        </w:rPr>
+      </w:pPr>
+      <w:r>
+        <w:rPr>
+          <w:b/>
+          <w:bCs/>
+          <w:i/>
+          <w:iCs/>
+          <w:sz w:val="28"/>
+          <w:szCs w:val="28"/>
+          <w:lang w:val="uk-UA" w:eastAsia="uk-UA"/>
+        </w:rPr>
+        <w:t xml:space="preserve">Допоміжні процеси </w:t>
+      </w:r>
+      <w:r>
+        <w:rPr>
+          <w:bCs/>
+          <w:sz w:val="28"/>
+          <w:szCs w:val="28"/>
+          <w:lang w:val="uk-UA" w:eastAsia="uk-UA"/>
+        </w:rPr>
+        <w:t>призначені для підтримки виконання основних процесів, забезпечення якості проекту, організації верифікації та тестування</w:t>
+      </w:r>
+      <w:r>
+        <w:rPr>
+          <w:b/>
+          <w:bCs/>
+          <w:sz w:val="28"/>
+          <w:szCs w:val="28"/>
+          <w:lang w:val="uk-UA" w:eastAsia="uk-UA"/>
+        </w:rPr>
+        <w:t xml:space="preserve"> </w:t>
+      </w:r>
+      <w:r>
+        <w:rPr>
+          <w:bCs/>
+          <w:sz w:val="28"/>
+          <w:szCs w:val="28"/>
+          <w:lang w:val="uk-UA" w:eastAsia="uk-UA"/>
+        </w:rPr>
+        <w:t>ПЗ. Це п</w:t>
+      </w:r>
+      <w:r>
+        <w:rPr>
+          <w:sz w:val="28"/>
+          <w:szCs w:val="28"/>
+          <w:lang w:val="uk-UA"/>
+        </w:rPr>
+        <w:t>роцеси: вирішення проблем; документування; управління конфігурацією; забезпечення якості; верифікації; атестації; спільної оцінки; аудиту.</w:t>
+      </w:r>
+      <w:r>
+        <w:rPr>
+          <w:sz w:val="28"/>
+          <w:szCs w:val="28"/>
+        </w:rPr>
+        <w:t> </w:t>
+      </w:r>
+    </w:p>
+    <w:p>
+      <w:pPr>
+        <w:ind w:firstLine="567"/>
+        <w:jc w:val="both"/>
+        <w:outlineLvl w:val="1"/>
+        <w:rPr>
+          <w:sz w:val="28"/>
+          <w:szCs w:val="28"/>
+        </w:rPr>
+      </w:pPr>
+      <w:r>
+        <w:rPr>
+          <w:rFonts w:ascii="Times New Roman" w:eastAsia="Times New Roman" w:hAnsi="Times New Roman" w:cs="Times New Roman"/>
+          <w:b/>
+          <w:bCs/>
+          <w:i/>
+          <w:iCs/>
+          <w:sz w:val="28"/>
+          <w:szCs w:val="28"/>
+        </w:rPr>
+        <w:lastRenderedPageBreak/>
+        <w:t xml:space="preserve">Організаційні процеси </w:t>
+      </w:r>
+      <w:r>
+        <w:rPr>
+          <w:rFonts w:ascii="Times New Roman" w:eastAsia="Times New Roman" w:hAnsi="Times New Roman" w:cs="Times New Roman"/>
+          <w:bCs/>
+          <w:sz w:val="28"/>
+          <w:szCs w:val="28"/>
+        </w:rPr>
+        <w:t>визначають дії та завдання замовників та розробників для керування процесами у ході проекту.</w:t>
+      </w:r>
+      <w:r>
+        <w:rPr>
+          <w:rFonts w:ascii="Times New Roman" w:eastAsia="Times New Roman" w:hAnsi="Times New Roman" w:cs="Times New Roman"/>
+          <w:b/>
+          <w:bCs/>
+          <w:sz w:val="28"/>
+          <w:szCs w:val="28"/>
+        </w:rPr>
+        <w:t xml:space="preserve"> </w:t>
+      </w:r>
+      <w:r>
+        <w:rPr>
+          <w:rFonts w:ascii="Times New Roman" w:eastAsia="Times New Roman" w:hAnsi="Times New Roman" w:cs="Times New Roman"/>
+          <w:bCs/>
+          <w:sz w:val="28"/>
+          <w:szCs w:val="28"/>
+        </w:rPr>
+        <w:t xml:space="preserve">Це </w:t>
+      </w:r>
+      <w:r>
+        <w:rPr>
+          <w:rFonts w:ascii="Times New Roman" w:hAnsi="Times New Roman" w:cs="Times New Roman"/>
+          <w:bCs/>
+          <w:sz w:val="28"/>
+          <w:szCs w:val="28"/>
+        </w:rPr>
+        <w:t>п</w:t>
+      </w:r>
+      <w:r>
+        <w:rPr>
+          <w:rFonts w:ascii="Times New Roman" w:hAnsi="Times New Roman" w:cs="Times New Roman"/>
+          <w:sz w:val="28"/>
+          <w:szCs w:val="28"/>
+        </w:rPr>
+        <w:t xml:space="preserve">роцеси: управління; створення інфраструктури; удосконалення; навчання. Під процесом удосконалення розуміється не удосконалення інформаційної системи або програмного забезпечення, а </w:t>
+      </w:r>
+      <w:r>
+        <w:rPr>
+          <w:rFonts w:ascii="Times New Roman" w:hAnsi="Times New Roman" w:cs="Times New Roman"/>
+          <w:sz w:val="28"/>
+          <w:szCs w:val="28"/>
+          <w:u w:val="single"/>
+        </w:rPr>
+        <w:t>поліпшення самих процесів</w:t>
+      </w:r>
+      <w:r>
+        <w:rPr>
+          <w:rFonts w:ascii="Times New Roman" w:hAnsi="Times New Roman" w:cs="Times New Roman"/>
+          <w:sz w:val="28"/>
+          <w:szCs w:val="28"/>
+        </w:rPr>
+        <w:t xml:space="preserve"> придбання, розробки, забезпечення якості і т. д., реально здійснюваних в організації.  Процес адаптації  визначає основні дії, необхідні для адаптації цього стандарту до умов конкретного проекту.</w:t>
+      </w:r>
+      <w:r>
+        <w:rPr>
+          <w:sz w:val="28"/>
+          <w:szCs w:val="28"/>
+        </w:rPr>
+        <w:t> </w:t>
+      </w:r>
+    </w:p>
+    <w:p>
+      <w:pPr>
+        <w:tabs>
+          <w:tab w:val="left" w:pos="567"/>
+        </w:tabs>
+        <w:jc w:val="both"/>
+        <w:outlineLvl w:val="0"/>
+        <w:rPr>
+          <w:rFonts w:ascii="Times New Roman" w:eastAsia="Times New Roman" w:hAnsi="Times New Roman" w:cs="Times New Roman"/>
+          <w:b/>
+          <w:bCs/>
+          <w:kern w:val="36"/>
+          <w:sz w:val="28"/>
+          <w:szCs w:val="28"/>
+        </w:rPr>
+      </w:pPr>
+      <w:r>
+        <w:rPr>
+          <w:rFonts w:ascii="Times New Roman" w:eastAsia="Times New Roman" w:hAnsi="Times New Roman" w:cs="Times New Roman"/>
+          <w:b/>
+          <w:bCs/>
+          <w:kern w:val="36"/>
+          <w:sz w:val="28"/>
+          <w:szCs w:val="28"/>
+        </w:rPr>
+        <w:tab/>
+        <w:t xml:space="preserve">Особливості стандарту </w:t>
+      </w:r>
+      <w:r>
+        <w:rPr>
+          <w:rFonts w:ascii="Times New Roman" w:hAnsi="Times New Roman" w:cs="Times New Roman"/>
+          <w:bCs/>
+          <w:sz w:val="28"/>
+          <w:szCs w:val="28"/>
+        </w:rPr>
+        <w:t>ISO</w:t>
+      </w:r>
+      <w:r>
+        <w:rPr>
+          <w:rFonts w:ascii="Times New Roman" w:eastAsia="Times New Roman" w:hAnsi="Times New Roman" w:cs="Times New Roman"/>
+          <w:b/>
+          <w:bCs/>
+          <w:kern w:val="36"/>
+          <w:sz w:val="28"/>
+          <w:szCs w:val="28"/>
+        </w:rPr>
+        <w:t xml:space="preserve"> 12207</w:t>
+      </w:r>
+    </w:p>
+    <w:p>
+      <w:pPr>
+        <w:pStyle w:val="a9"/>
+        <w:numPr>
+          <w:ilvl w:val="0"/>
+          <w:numId w:val="15"/>
+        </w:numPr>
+        <w:tabs>
+          <w:tab w:val="left" w:pos="567"/>
+        </w:tabs>
+        <w:spacing w:before="0" w:beforeAutospacing="0" w:after="0" w:afterAutospacing="0"/>
+        <w:ind w:left="0" w:firstLine="0"/>
+        <w:jc w:val="both"/>
+        <w:rPr>
+          <w:sz w:val="28"/>
+          <w:szCs w:val="28"/>
+          <w:lang w:val="uk-UA"/>
+        </w:rPr>
+      </w:pPr>
+      <w:r>
+        <w:rPr>
+          <w:sz w:val="28"/>
+          <w:szCs w:val="28"/>
+          <w:lang w:val="uk-UA"/>
+        </w:rPr>
+        <w:t>Стандарт ISO 12207 має динамічний характер, обумовлений способом визначення послідовності виконання процесів і завдань, при якому один процес при необхідності викликає інший або його частину. Такий характер дозволяє реалізувати будь-яку модель життєвого циклу. </w:t>
+      </w:r>
+      <w:r>
+        <w:rPr>
+          <w:b/>
+          <w:bCs/>
+          <w:sz w:val="28"/>
+          <w:szCs w:val="28"/>
+          <w:lang w:val="uk-UA"/>
+        </w:rPr>
+        <w:t xml:space="preserve"> </w:t>
+      </w:r>
+      <w:r>
+        <w:rPr>
+          <w:sz w:val="28"/>
+          <w:szCs w:val="28"/>
+          <w:lang w:val="uk-UA"/>
+        </w:rPr>
+        <w:t>Відповідно до стандарту ISO 12207, модель життєвого циклу - це структура, яка містить процеси, дії і завдання, які здійснюються в ході розробки, функціонування та супроводження програмного продукту протягом усього життя системи, від визначення вимог до завершення її використання. </w:t>
+      </w:r>
+    </w:p>
+    <w:p>
+      <w:pPr>
+        <w:pStyle w:val="a9"/>
+        <w:numPr>
+          <w:ilvl w:val="0"/>
+          <w:numId w:val="16"/>
+        </w:numPr>
+        <w:tabs>
+          <w:tab w:val="left" w:pos="567"/>
+        </w:tabs>
+        <w:spacing w:before="0" w:beforeAutospacing="0" w:after="0" w:afterAutospacing="0"/>
+        <w:ind w:left="0" w:firstLine="0"/>
+        <w:jc w:val="both"/>
+        <w:rPr>
+          <w:sz w:val="28"/>
+          <w:szCs w:val="28"/>
+          <w:lang w:val="uk-UA"/>
+        </w:rPr>
+      </w:pPr>
+      <w:r>
+        <w:rPr>
+          <w:sz w:val="28"/>
+          <w:szCs w:val="28"/>
+          <w:lang w:val="uk-UA"/>
+        </w:rPr>
+        <w:t>Стандарт ISO 12207 забезпечує максимальний ступінь адаптивності. Безліч процесів і задач сконструйовано так, що можлива їх адаптація у відповідності з конкретними проектами інформаційних систем. Ця адаптація зводиться до виключення процесів, видів діяльності і завдань, які не застосовані в конкретному проекті.  Згідно ISO 12207, додавання унікальних або специфічних процесів, дій і завдань має бути обумовлено в контракті між сторонами. Причому «контракт» розуміється в самому широкому сенсі - від юридично оформленого документа до неформального угоди. Ця угода може бути визначене навіть єдиною стороною - як завдання, поставлене самому собі. </w:t>
+      </w:r>
+    </w:p>
+    <w:p>
+      <w:pPr>
+        <w:pStyle w:val="a9"/>
+        <w:numPr>
+          <w:ilvl w:val="0"/>
+          <w:numId w:val="17"/>
+        </w:numPr>
+        <w:tabs>
+          <w:tab w:val="left" w:pos="567"/>
+        </w:tabs>
+        <w:spacing w:before="0" w:beforeAutospacing="0" w:after="0" w:afterAutospacing="0"/>
+        <w:ind w:left="0" w:firstLine="0"/>
+        <w:jc w:val="both"/>
+        <w:rPr>
+          <w:sz w:val="28"/>
+          <w:szCs w:val="28"/>
+          <w:lang w:val="uk-UA"/>
+        </w:rPr>
+      </w:pPr>
+      <w:r>
+        <w:rPr>
+          <w:sz w:val="28"/>
+          <w:szCs w:val="28"/>
+          <w:lang w:val="uk-UA"/>
+        </w:rPr>
+        <w:t>Стандарт принципово не містить опису конкретних методів дій, а тим більше - заготовок рішень або документації. Він лише описує архітектуру процесів ЖЦ ПЗ , але не конкретизує в деталях, як реалізовувати або виконувати послуги і завдання, включені в процеси. Даний стандарт не вказує імена, формати або точний зміст одержуваної документації. Рішення такого типу приймаються сторонами, що використовують стандарт. </w:t>
+      </w:r>
+    </w:p>
+    <w:p>
+      <w:pPr>
+        <w:pStyle w:val="a9"/>
+        <w:numPr>
+          <w:ilvl w:val="0"/>
+          <w:numId w:val="17"/>
+        </w:numPr>
+        <w:tabs>
+          <w:tab w:val="left" w:pos="567"/>
+        </w:tabs>
+        <w:spacing w:before="0" w:beforeAutospacing="0" w:after="0" w:afterAutospacing="0"/>
+        <w:ind w:left="0" w:firstLine="0"/>
+        <w:jc w:val="both"/>
+        <w:rPr>
+          <w:sz w:val="28"/>
+          <w:szCs w:val="28"/>
+          <w:lang w:val="uk-UA"/>
+        </w:rPr>
+      </w:pPr>
+      <w:r>
+        <w:rPr>
+          <w:sz w:val="28"/>
+          <w:szCs w:val="28"/>
+          <w:lang w:val="uk-UA"/>
+        </w:rPr>
+        <w:t>Забезпечення якості різними процесами виконується з різною передбаченої ступенем організаційної незалежності контролюючої діяльності аж до обов'язкових вимог до повної незалежності перевіряти персоналу від будь-якої прямої відповідальності. Щодо перевірки об'єктів, то  контроль цього виду передбачений на самих ранніх кроках розробки, починаючи з аналізу системних вимог шляхом їх перевірок на відповідність потребам придбання. </w:t>
+      </w:r>
+    </w:p>
+    <w:p>
+      <w:pPr>
+        <w:pStyle w:val="a9"/>
+        <w:numPr>
+          <w:ilvl w:val="0"/>
+          <w:numId w:val="17"/>
+        </w:numPr>
+        <w:tabs>
+          <w:tab w:val="left" w:pos="567"/>
+        </w:tabs>
+        <w:spacing w:before="0" w:beforeAutospacing="0" w:after="0" w:afterAutospacing="0"/>
+        <w:ind w:left="0" w:firstLine="0"/>
+        <w:jc w:val="both"/>
+        <w:rPr>
+          <w:sz w:val="28"/>
+          <w:szCs w:val="28"/>
+          <w:lang w:val="uk-UA"/>
+        </w:rPr>
+      </w:pPr>
+      <w:r>
+        <w:rPr>
+          <w:sz w:val="28"/>
+          <w:szCs w:val="28"/>
+          <w:lang w:val="uk-UA"/>
+        </w:rPr>
+        <w:t>Ступінь обов'язковості розглянутого стандарту така: після рішення організації про застосування ISO 12207 в якості умови торгових відносин вступає її відповідальність за зазначення мінімального набору необхідних процесів і завдань, які забезпечують узгодженість з цим стандартом. </w:t>
+      </w:r>
+    </w:p>
+    <w:p>
+      <w:pPr>
+        <w:pStyle w:val="a9"/>
+        <w:numPr>
+          <w:ilvl w:val="0"/>
+          <w:numId w:val="17"/>
+        </w:numPr>
+        <w:tabs>
+          <w:tab w:val="left" w:pos="567"/>
+        </w:tabs>
+        <w:spacing w:before="0" w:beforeAutospacing="0" w:after="0" w:afterAutospacing="0"/>
+        <w:ind w:left="0" w:firstLine="0"/>
+        <w:jc w:val="both"/>
+        <w:rPr>
+          <w:sz w:val="28"/>
+          <w:szCs w:val="28"/>
+          <w:lang w:val="uk-UA"/>
+        </w:rPr>
+      </w:pPr>
+      <w:r>
+        <w:rPr>
+          <w:sz w:val="28"/>
+          <w:szCs w:val="28"/>
+          <w:lang w:val="uk-UA"/>
+        </w:rPr>
+        <w:t xml:space="preserve">Стандарт містить гранично мало описів, спрямованих на проектування бази даних, що виправдано тим, що різні системи і різні прикладні комплекси </w:t>
+      </w:r>
+      <w:r>
+        <w:rPr>
+          <w:sz w:val="28"/>
+          <w:szCs w:val="28"/>
+          <w:lang w:val="uk-UA"/>
+        </w:rPr>
+        <w:lastRenderedPageBreak/>
+        <w:t>програмного забезпечення можуть не тільки використовувати вельми специфічні типи баз даних, але і взагалі не використовувати базу даних. </w:t>
+      </w:r>
+    </w:p>
+    <w:p>
+      <w:pPr>
+        <w:pStyle w:val="a9"/>
+        <w:tabs>
+          <w:tab w:val="left" w:pos="567"/>
+        </w:tabs>
+        <w:spacing w:before="0" w:beforeAutospacing="0" w:after="0" w:afterAutospacing="0"/>
+        <w:jc w:val="both"/>
+        <w:rPr>
+          <w:sz w:val="28"/>
+          <w:szCs w:val="28"/>
+          <w:lang w:val="uk-UA"/>
+        </w:rPr>
+      </w:pPr>
+      <w:r>
+        <w:rPr>
+          <w:b/>
+          <w:bCs/>
+          <w:i/>
+          <w:iCs/>
+          <w:sz w:val="28"/>
+          <w:szCs w:val="28"/>
+          <w:lang w:val="uk-UA"/>
+        </w:rPr>
+        <w:tab/>
+        <w:t>Цінність стандарту ISO 12207</w:t>
+      </w:r>
+      <w:r>
+        <w:rPr>
+          <w:b/>
+          <w:bCs/>
+          <w:sz w:val="28"/>
+          <w:szCs w:val="28"/>
+          <w:lang w:val="uk-UA"/>
+        </w:rPr>
+        <w:t> </w:t>
+      </w:r>
+      <w:r>
+        <w:rPr>
+          <w:bCs/>
+          <w:sz w:val="28"/>
+          <w:szCs w:val="28"/>
+          <w:lang w:val="uk-UA"/>
+        </w:rPr>
+        <w:t>полягає</w:t>
+      </w:r>
+      <w:r>
+        <w:rPr>
+          <w:b/>
+          <w:bCs/>
+          <w:sz w:val="28"/>
+          <w:szCs w:val="28"/>
+          <w:lang w:val="uk-UA"/>
+        </w:rPr>
+        <w:t xml:space="preserve"> </w:t>
+      </w:r>
+      <w:r>
+        <w:rPr>
+          <w:sz w:val="28"/>
+          <w:szCs w:val="28"/>
+          <w:lang w:val="uk-UA"/>
+        </w:rPr>
+        <w:t>у тому, що він містить набори завдань, характеристик якості, критеріїв оцінки і т. п., що дають всебічне охоплення проектних ситуацій. Наприклад, при виконанні аналізу вимог до системи передбачається, що: </w:t>
+      </w:r>
+    </w:p>
+    <w:p>
+      <w:pPr>
+        <w:pStyle w:val="a9"/>
+        <w:numPr>
+          <w:ilvl w:val="0"/>
+          <w:numId w:val="18"/>
+        </w:numPr>
+        <w:tabs>
+          <w:tab w:val="left" w:pos="567"/>
+        </w:tabs>
+        <w:spacing w:before="0" w:beforeAutospacing="0" w:after="0" w:afterAutospacing="0"/>
+        <w:ind w:left="0" w:firstLine="0"/>
+        <w:jc w:val="both"/>
+        <w:rPr>
+          <w:sz w:val="28"/>
+          <w:szCs w:val="28"/>
+          <w:lang w:val="uk-UA"/>
+        </w:rPr>
+      </w:pPr>
+      <w:r>
+        <w:rPr>
+          <w:sz w:val="28"/>
+          <w:szCs w:val="28"/>
+          <w:lang w:val="uk-UA"/>
+        </w:rPr>
+        <w:t>розглядається область застосування системи для визначення вимог, пропонованих до системи; </w:t>
+      </w:r>
+    </w:p>
+    <w:p>
+      <w:pPr>
+        <w:pStyle w:val="a9"/>
+        <w:numPr>
+          <w:ilvl w:val="0"/>
+          <w:numId w:val="18"/>
+        </w:numPr>
+        <w:tabs>
+          <w:tab w:val="left" w:pos="567"/>
+        </w:tabs>
+        <w:spacing w:before="0" w:beforeAutospacing="0" w:after="0" w:afterAutospacing="0"/>
+        <w:ind w:left="0" w:firstLine="0"/>
+        <w:jc w:val="both"/>
+        <w:rPr>
+          <w:sz w:val="28"/>
+          <w:szCs w:val="28"/>
+          <w:lang w:val="uk-UA"/>
+        </w:rPr>
+      </w:pPr>
+      <w:r>
+        <w:rPr>
+          <w:sz w:val="28"/>
+          <w:szCs w:val="28"/>
+          <w:lang w:val="uk-UA"/>
+        </w:rPr>
+        <w:t>специфікація вимог системи повинна описувати функції і можливості системи, області застосування системи, організаційні вимоги і вимоги користувача, безпека, захищеність, людські фактори, ергономіку, зв'язку, операції та вимоги супроводу; проектні обмеження та кваліфікаційні вимоги. </w:t>
+      </w:r>
+    </w:p>
+    <w:p>
+      <w:pPr>
+        <w:pStyle w:val="a9"/>
+        <w:tabs>
+          <w:tab w:val="left" w:pos="567"/>
+        </w:tabs>
+        <w:spacing w:before="0" w:beforeAutospacing="0" w:after="0" w:afterAutospacing="0"/>
+        <w:jc w:val="both"/>
+        <w:rPr>
+          <w:sz w:val="28"/>
+          <w:szCs w:val="28"/>
+          <w:lang w:val="uk-UA"/>
+        </w:rPr>
+      </w:pPr>
+      <w:r>
+        <w:rPr>
+          <w:sz w:val="28"/>
+          <w:szCs w:val="28"/>
+          <w:lang w:val="uk-UA"/>
+        </w:rPr>
+        <w:t>    Далі, при виконанні аналізу вимог до програмного забезпечення передбачено 11 класів характеристик якості, які використовуються пізніше при забезпеченні якості. При цьому розробник повинен встановити і документувати у вигляді вимог до програмного забезпечення наступні специфікації і характеристики: </w:t>
+      </w:r>
+    </w:p>
+    <w:p>
+      <w:pPr>
+        <w:pStyle w:val="a9"/>
+        <w:numPr>
+          <w:ilvl w:val="0"/>
+          <w:numId w:val="19"/>
+        </w:numPr>
+        <w:tabs>
+          <w:tab w:val="left" w:pos="567"/>
+        </w:tabs>
+        <w:spacing w:before="0" w:beforeAutospacing="0" w:after="0" w:afterAutospacing="0"/>
+        <w:ind w:left="0" w:firstLine="0"/>
+        <w:jc w:val="both"/>
+        <w:rPr>
+          <w:sz w:val="28"/>
+          <w:szCs w:val="28"/>
+          <w:lang w:val="uk-UA"/>
+        </w:rPr>
+      </w:pPr>
+      <w:r>
+        <w:rPr>
+          <w:sz w:val="28"/>
+          <w:szCs w:val="28"/>
+          <w:lang w:val="uk-UA"/>
+        </w:rPr>
+        <w:t>функціональні та можливі специфікації, включаючи виконання, фізичні характеристики та умови середовища експлуатації, при яких одиниця програмного забезпечення повинна бути виконана; </w:t>
+      </w:r>
+    </w:p>
+    <w:p>
+      <w:pPr>
+        <w:pStyle w:val="a9"/>
+        <w:numPr>
+          <w:ilvl w:val="0"/>
+          <w:numId w:val="19"/>
+        </w:numPr>
+        <w:tabs>
+          <w:tab w:val="left" w:pos="567"/>
+        </w:tabs>
+        <w:spacing w:before="0" w:beforeAutospacing="0" w:after="0" w:afterAutospacing="0"/>
+        <w:ind w:left="0" w:firstLine="0"/>
+        <w:jc w:val="both"/>
+        <w:rPr>
+          <w:sz w:val="28"/>
+          <w:szCs w:val="28"/>
+          <w:lang w:val="uk-UA"/>
+        </w:rPr>
+      </w:pPr>
+      <w:r>
+        <w:rPr>
+          <w:sz w:val="28"/>
+          <w:szCs w:val="28"/>
+          <w:lang w:val="uk-UA"/>
+        </w:rPr>
+        <w:t>зовнішні зв'язки (інтерфейси) з одиницею програмного забезпечення; </w:t>
+      </w:r>
+    </w:p>
+    <w:p>
+      <w:pPr>
+        <w:pStyle w:val="a9"/>
+        <w:numPr>
+          <w:ilvl w:val="0"/>
+          <w:numId w:val="19"/>
+        </w:numPr>
+        <w:tabs>
+          <w:tab w:val="left" w:pos="567"/>
+        </w:tabs>
+        <w:spacing w:before="0" w:beforeAutospacing="0" w:after="0" w:afterAutospacing="0"/>
+        <w:ind w:left="0" w:firstLine="0"/>
+        <w:jc w:val="both"/>
+        <w:rPr>
+          <w:sz w:val="28"/>
+          <w:szCs w:val="28"/>
+          <w:lang w:val="uk-UA"/>
+        </w:rPr>
+      </w:pPr>
+      <w:r>
+        <w:rPr>
+          <w:sz w:val="28"/>
+          <w:szCs w:val="28"/>
+          <w:lang w:val="uk-UA"/>
+        </w:rPr>
+        <w:t>вимоги кваліфікації; </w:t>
+      </w:r>
+    </w:p>
+    <w:p>
+      <w:pPr>
+        <w:pStyle w:val="a9"/>
+        <w:numPr>
+          <w:ilvl w:val="0"/>
+          <w:numId w:val="19"/>
+        </w:numPr>
+        <w:tabs>
+          <w:tab w:val="left" w:pos="567"/>
+        </w:tabs>
+        <w:spacing w:before="0" w:beforeAutospacing="0" w:after="0" w:afterAutospacing="0"/>
+        <w:ind w:left="0" w:firstLine="0"/>
+        <w:jc w:val="both"/>
+        <w:rPr>
+          <w:sz w:val="28"/>
+          <w:szCs w:val="28"/>
+          <w:lang w:val="uk-UA"/>
+        </w:rPr>
+      </w:pPr>
+      <w:r>
+        <w:rPr>
+          <w:sz w:val="28"/>
+          <w:szCs w:val="28"/>
+          <w:lang w:val="uk-UA"/>
+        </w:rPr>
+        <w:t>специфікації надійності, включаючи специфікації, пов'язані з методами функціонування та супроводу, впливу навколишнього середовища та ймовірністю травми персоналу; </w:t>
+      </w:r>
+    </w:p>
+    <w:p>
+      <w:pPr>
+        <w:pStyle w:val="a9"/>
+        <w:numPr>
+          <w:ilvl w:val="0"/>
+          <w:numId w:val="19"/>
+        </w:numPr>
+        <w:tabs>
+          <w:tab w:val="left" w:pos="567"/>
+        </w:tabs>
+        <w:spacing w:before="0" w:beforeAutospacing="0" w:after="0" w:afterAutospacing="0"/>
+        <w:ind w:left="0" w:firstLine="0"/>
+        <w:jc w:val="both"/>
+        <w:rPr>
+          <w:sz w:val="28"/>
+          <w:szCs w:val="28"/>
+          <w:lang w:val="uk-UA"/>
+        </w:rPr>
+      </w:pPr>
+      <w:r>
+        <w:rPr>
+          <w:sz w:val="28"/>
+          <w:szCs w:val="28"/>
+          <w:lang w:val="uk-UA"/>
+        </w:rPr>
+        <w:t>специфікації захищеності, включаючи специфікації, пов'язані з компрометацією точності інформації; </w:t>
+      </w:r>
+    </w:p>
+    <w:p>
+      <w:pPr>
+        <w:pStyle w:val="a9"/>
+        <w:numPr>
+          <w:ilvl w:val="0"/>
+          <w:numId w:val="19"/>
+        </w:numPr>
+        <w:tabs>
+          <w:tab w:val="left" w:pos="567"/>
+        </w:tabs>
+        <w:spacing w:before="0" w:beforeAutospacing="0" w:after="0" w:afterAutospacing="0"/>
+        <w:ind w:left="0" w:firstLine="0"/>
+        <w:jc w:val="both"/>
+        <w:rPr>
+          <w:sz w:val="28"/>
+          <w:szCs w:val="28"/>
+          <w:lang w:val="uk-UA"/>
+        </w:rPr>
+      </w:pPr>
+      <w:r>
+        <w:rPr>
+          <w:sz w:val="28"/>
+          <w:szCs w:val="28"/>
+          <w:lang w:val="uk-UA"/>
+        </w:rPr>
+        <w:t>людські фактори специфікацій з інженерної психології (ергономіці), включаючи пов'язані з ручним керуванням, взаємодією людини і устаткування, обмеженнями на персонал та областями, потребуючими в концентрованому людському уваги, які є чутливими до помилок людини і навчанню; </w:t>
+      </w:r>
+    </w:p>
+    <w:p>
+      <w:pPr>
+        <w:pStyle w:val="a9"/>
+        <w:numPr>
+          <w:ilvl w:val="0"/>
+          <w:numId w:val="19"/>
+        </w:numPr>
+        <w:tabs>
+          <w:tab w:val="left" w:pos="567"/>
+        </w:tabs>
+        <w:spacing w:before="0" w:beforeAutospacing="0" w:after="0" w:afterAutospacing="0"/>
+        <w:ind w:left="0" w:firstLine="0"/>
+        <w:jc w:val="both"/>
+        <w:rPr>
+          <w:sz w:val="28"/>
+          <w:szCs w:val="28"/>
+          <w:lang w:val="uk-UA"/>
+        </w:rPr>
+      </w:pPr>
+      <w:r>
+        <w:rPr>
+          <w:sz w:val="28"/>
+          <w:szCs w:val="28"/>
+          <w:lang w:val="uk-UA"/>
+        </w:rPr>
+        <w:t>визначення даних і вимог до бази даних; </w:t>
+      </w:r>
+    </w:p>
+    <w:p>
+      <w:pPr>
+        <w:pStyle w:val="a9"/>
+        <w:numPr>
+          <w:ilvl w:val="0"/>
+          <w:numId w:val="19"/>
+        </w:numPr>
+        <w:tabs>
+          <w:tab w:val="left" w:pos="567"/>
+        </w:tabs>
+        <w:spacing w:before="0" w:beforeAutospacing="0" w:after="0" w:afterAutospacing="0"/>
+        <w:ind w:left="0" w:firstLine="0"/>
+        <w:jc w:val="both"/>
+        <w:rPr>
+          <w:sz w:val="28"/>
+          <w:szCs w:val="28"/>
+          <w:lang w:val="uk-UA"/>
+        </w:rPr>
+      </w:pPr>
+      <w:r>
+        <w:rPr>
+          <w:sz w:val="28"/>
+          <w:szCs w:val="28"/>
+          <w:lang w:val="uk-UA"/>
+        </w:rPr>
+        <w:t>установочні та приймальні вимоги поставляється програмного продукту в місцях функціонування та супроводу (експлуатації); </w:t>
+      </w:r>
+    </w:p>
+    <w:p>
+      <w:pPr>
+        <w:pStyle w:val="a9"/>
+        <w:numPr>
+          <w:ilvl w:val="0"/>
+          <w:numId w:val="19"/>
+        </w:numPr>
+        <w:tabs>
+          <w:tab w:val="left" w:pos="567"/>
+        </w:tabs>
+        <w:spacing w:before="0" w:beforeAutospacing="0" w:after="0" w:afterAutospacing="0"/>
+        <w:ind w:left="0" w:firstLine="0"/>
+        <w:jc w:val="both"/>
+        <w:rPr>
+          <w:sz w:val="28"/>
+          <w:szCs w:val="28"/>
+          <w:lang w:val="uk-UA"/>
+        </w:rPr>
+      </w:pPr>
+      <w:r>
+        <w:rPr>
+          <w:sz w:val="28"/>
+          <w:szCs w:val="28"/>
+          <w:lang w:val="uk-UA"/>
+        </w:rPr>
+        <w:t>документацію користувача; </w:t>
+      </w:r>
+    </w:p>
+    <w:p>
+      <w:pPr>
+        <w:pStyle w:val="a9"/>
+        <w:numPr>
+          <w:ilvl w:val="0"/>
+          <w:numId w:val="19"/>
+        </w:numPr>
+        <w:tabs>
+          <w:tab w:val="left" w:pos="567"/>
+        </w:tabs>
+        <w:spacing w:before="0" w:beforeAutospacing="0" w:after="0" w:afterAutospacing="0"/>
+        <w:ind w:left="0" w:firstLine="0"/>
+        <w:jc w:val="both"/>
+        <w:rPr>
+          <w:sz w:val="28"/>
+          <w:szCs w:val="28"/>
+          <w:lang w:val="uk-UA"/>
+        </w:rPr>
+      </w:pPr>
+      <w:r>
+        <w:rPr>
+          <w:sz w:val="28"/>
+          <w:szCs w:val="28"/>
+          <w:lang w:val="uk-UA"/>
+        </w:rPr>
+        <w:t>робота користувача і вимоги виконання; </w:t>
+      </w:r>
+    </w:p>
+    <w:p>
+      <w:pPr>
+        <w:pStyle w:val="a9"/>
+        <w:numPr>
+          <w:ilvl w:val="0"/>
+          <w:numId w:val="19"/>
+        </w:numPr>
+        <w:tabs>
+          <w:tab w:val="left" w:pos="567"/>
+        </w:tabs>
+        <w:spacing w:before="0" w:beforeAutospacing="0" w:after="0" w:afterAutospacing="0"/>
+        <w:ind w:left="0" w:firstLine="0"/>
+        <w:jc w:val="both"/>
+        <w:rPr>
+          <w:sz w:val="28"/>
+          <w:szCs w:val="28"/>
+          <w:lang w:val="uk-UA"/>
+        </w:rPr>
+      </w:pPr>
+      <w:r>
+        <w:rPr>
+          <w:sz w:val="28"/>
+          <w:szCs w:val="28"/>
+          <w:lang w:val="uk-UA"/>
+        </w:rPr>
+        <w:t>вимоги сервісу користувача. </w:t>
+      </w:r>
+    </w:p>
+    <w:p>
+      <w:pPr>
+        <w:pStyle w:val="a9"/>
+        <w:tabs>
+          <w:tab w:val="left" w:pos="567"/>
+        </w:tabs>
+        <w:spacing w:before="0" w:beforeAutospacing="0" w:after="0" w:afterAutospacing="0"/>
+        <w:jc w:val="both"/>
+        <w:rPr>
+          <w:sz w:val="28"/>
+          <w:szCs w:val="28"/>
+          <w:lang w:val="uk-UA"/>
+        </w:rPr>
+      </w:pPr>
+      <w:r>
+        <w:rPr>
+          <w:sz w:val="28"/>
+          <w:szCs w:val="28"/>
+          <w:lang w:val="uk-UA"/>
+        </w:rPr>
+        <w:t>     Відповідно до стандарту IS0 12207, вимога кваліфікації - це набір критеріїв або умов (кваліфікаційні вимоги), які повинні бути задоволені для того, щоб кваліфікувати програмний продукт як такий, що задовольняє умовам та його специфікаціям і готовий для використання в навколишньому середовищі. </w:t>
+      </w:r>
+    </w:p>
+    <w:p>
+      <w:pPr>
+        <w:pStyle w:val="a9"/>
+        <w:tabs>
+          <w:tab w:val="left" w:pos="567"/>
+        </w:tabs>
+        <w:spacing w:before="0" w:beforeAutospacing="0" w:after="0" w:afterAutospacing="0"/>
+        <w:jc w:val="both"/>
+        <w:rPr>
+          <w:sz w:val="28"/>
+          <w:szCs w:val="28"/>
+          <w:lang w:val="uk-UA"/>
+        </w:rPr>
+      </w:pPr>
+      <w:r>
+        <w:rPr>
+          <w:sz w:val="28"/>
+          <w:szCs w:val="28"/>
+          <w:lang w:val="uk-UA"/>
+        </w:rPr>
+        <w:t>     Хоча стандарт не вказує конкретної моделі життєвого циклу або методу розробки, він визначає, що сторони-учасники при використанні стандарту відповідальні за наступне: </w:t>
+      </w:r>
+    </w:p>
+    <w:p>
+      <w:pPr>
+        <w:pStyle w:val="a9"/>
+        <w:numPr>
+          <w:ilvl w:val="0"/>
+          <w:numId w:val="20"/>
+        </w:numPr>
+        <w:tabs>
+          <w:tab w:val="left" w:pos="567"/>
+        </w:tabs>
+        <w:spacing w:before="0" w:beforeAutospacing="0" w:after="0" w:afterAutospacing="0"/>
+        <w:ind w:left="0" w:firstLine="0"/>
+        <w:jc w:val="both"/>
+        <w:rPr>
+          <w:sz w:val="28"/>
+          <w:szCs w:val="28"/>
+          <w:lang w:val="uk-UA"/>
+        </w:rPr>
+      </w:pPr>
+      <w:r>
+        <w:rPr>
+          <w:sz w:val="28"/>
+          <w:szCs w:val="28"/>
+          <w:lang w:val="uk-UA"/>
+        </w:rPr>
+        <w:t>вибір моделі життєвого циклу для розроблювального проекту; </w:t>
+      </w:r>
+    </w:p>
+    <w:p>
+      <w:pPr>
+        <w:pStyle w:val="a9"/>
+        <w:numPr>
+          <w:ilvl w:val="0"/>
+          <w:numId w:val="20"/>
+        </w:numPr>
+        <w:tabs>
+          <w:tab w:val="left" w:pos="567"/>
+        </w:tabs>
+        <w:spacing w:before="0" w:beforeAutospacing="0" w:after="0" w:afterAutospacing="0"/>
+        <w:ind w:left="0" w:firstLine="0"/>
+        <w:jc w:val="both"/>
+        <w:rPr>
+          <w:sz w:val="28"/>
+          <w:szCs w:val="28"/>
+          <w:lang w:val="uk-UA"/>
+        </w:rPr>
+      </w:pPr>
+      <w:r>
+        <w:rPr>
+          <w:sz w:val="28"/>
+          <w:szCs w:val="28"/>
+          <w:lang w:val="uk-UA"/>
+        </w:rPr>
+        <w:t>адаптацію процесів і задач стандарту до цієї моделі; </w:t>
+      </w:r>
+    </w:p>
+    <w:p>
+      <w:pPr>
+        <w:pStyle w:val="a9"/>
+        <w:numPr>
+          <w:ilvl w:val="0"/>
+          <w:numId w:val="20"/>
+        </w:numPr>
+        <w:tabs>
+          <w:tab w:val="left" w:pos="567"/>
+        </w:tabs>
+        <w:spacing w:before="0" w:beforeAutospacing="0" w:after="0" w:afterAutospacing="0"/>
+        <w:ind w:left="0" w:firstLine="0"/>
+        <w:jc w:val="both"/>
+        <w:rPr>
+          <w:sz w:val="28"/>
+          <w:szCs w:val="28"/>
+          <w:lang w:val="uk-UA"/>
+        </w:rPr>
+      </w:pPr>
+      <w:r>
+        <w:rPr>
+          <w:sz w:val="28"/>
+          <w:szCs w:val="28"/>
+          <w:lang w:val="uk-UA"/>
+        </w:rPr>
+        <w:lastRenderedPageBreak/>
+        <w:t>вибір та застосування методів розробки програмного забезпечення; </w:t>
+      </w:r>
+    </w:p>
+    <w:p>
+      <w:pPr>
+        <w:pStyle w:val="a9"/>
+        <w:numPr>
+          <w:ilvl w:val="0"/>
+          <w:numId w:val="20"/>
+        </w:numPr>
+        <w:tabs>
+          <w:tab w:val="left" w:pos="567"/>
+        </w:tabs>
+        <w:spacing w:before="0" w:beforeAutospacing="0" w:after="0" w:afterAutospacing="0"/>
+        <w:ind w:left="0" w:firstLine="0"/>
+        <w:jc w:val="both"/>
+        <w:rPr>
+          <w:sz w:val="28"/>
+          <w:szCs w:val="28"/>
+          <w:lang w:val="uk-UA"/>
+        </w:rPr>
+      </w:pPr>
+      <w:r>
+        <w:rPr>
+          <w:sz w:val="28"/>
+          <w:szCs w:val="28"/>
+          <w:lang w:val="uk-UA"/>
+        </w:rPr>
+        <w:t>виконання дій і завдань, придатних для проекту програмного забезпечення. </w:t>
+      </w:r>
+    </w:p>
+    <w:p>
+      <w:pPr>
+        <w:pStyle w:val="a9"/>
+        <w:tabs>
+          <w:tab w:val="left" w:pos="567"/>
+        </w:tabs>
+        <w:spacing w:before="0" w:beforeAutospacing="0" w:after="0" w:afterAutospacing="0"/>
+        <w:jc w:val="both"/>
+        <w:rPr>
+          <w:sz w:val="28"/>
+          <w:szCs w:val="28"/>
+          <w:lang w:val="uk-UA"/>
+        </w:rPr>
+      </w:pPr>
+      <w:r>
+        <w:rPr>
+          <w:sz w:val="28"/>
+          <w:szCs w:val="28"/>
+          <w:lang w:val="uk-UA"/>
+        </w:rPr>
+        <w:tab/>
+        <w:t>В стандарті ISO міститься 12207 найбільш широкий набір процесів, дій і завдань, що охоплює більшість можливих ситуацій при максимальній адаптованості. Він містить мінімум обмежень і конкретних рекомендацій. При використанні ISO 12207 детальні визначення процесів, форм документів тощо доцільно виносити в різні функціональні стандарти, відомчі нормативні документи або фірмові методики, які можуть бути використані або не використані в кожному конкретному проекті. </w:t>
+      </w:r>
+    </w:p>
+    <w:p>
+      <w:pPr>
+        <w:ind w:firstLine="567"/>
+        <w:jc w:val="both"/>
+        <w:rPr>
+          <w:rFonts w:ascii="Times New Roman" w:eastAsia="Times New Roman" w:hAnsi="Times New Roman" w:cs="Times New Roman"/>
+          <w:sz w:val="28"/>
+          <w:szCs w:val="28"/>
+        </w:rPr>
+      </w:pPr>
+      <w:r>
+        <w:rPr>
+          <w:rFonts w:ascii="Times New Roman" w:eastAsia="Times New Roman" w:hAnsi="Times New Roman" w:cs="Times New Roman"/>
+          <w:sz w:val="28"/>
+          <w:szCs w:val="28"/>
+        </w:rPr>
+        <w:t xml:space="preserve">Для підтримки практичного використання стандарту ISO 12207 розроблені такі технологічні документи: Керівництво для ISO/IEC 12207 (ISO/IEC TR 24748-3:2011 </w:t>
+      </w:r>
+      <w:proofErr w:type="spellStart"/>
+      <w:r>
+        <w:rPr>
+          <w:rFonts w:ascii="Times New Roman" w:eastAsia="Times New Roman" w:hAnsi="Times New Roman" w:cs="Times New Roman"/>
+          <w:sz w:val="28"/>
+          <w:szCs w:val="28"/>
+        </w:rPr>
+        <w:t>Systems</w:t>
+      </w:r>
+      <w:proofErr w:type="spellEnd"/>
+      <w:r>
+        <w:rPr>
+          <w:rFonts w:ascii="Times New Roman" w:eastAsia="Times New Roman" w:hAnsi="Times New Roman" w:cs="Times New Roman"/>
+          <w:sz w:val="28"/>
+          <w:szCs w:val="28"/>
+        </w:rPr>
+        <w:t xml:space="preserve"> </w:t>
+      </w:r>
+      <w:proofErr w:type="spellStart"/>
+      <w:r>
+        <w:rPr>
+          <w:rFonts w:ascii="Times New Roman" w:eastAsia="Times New Roman" w:hAnsi="Times New Roman" w:cs="Times New Roman"/>
+          <w:sz w:val="28"/>
+          <w:szCs w:val="28"/>
+        </w:rPr>
+        <w:t>and</w:t>
+      </w:r>
+      <w:proofErr w:type="spellEnd"/>
+      <w:r>
+        <w:rPr>
+          <w:rFonts w:ascii="Times New Roman" w:eastAsia="Times New Roman" w:hAnsi="Times New Roman" w:cs="Times New Roman"/>
+          <w:sz w:val="28"/>
+          <w:szCs w:val="28"/>
+        </w:rPr>
+        <w:t xml:space="preserve"> </w:t>
+      </w:r>
+      <w:proofErr w:type="spellStart"/>
+      <w:r>
+        <w:rPr>
+          <w:rFonts w:ascii="Times New Roman" w:eastAsia="Times New Roman" w:hAnsi="Times New Roman" w:cs="Times New Roman"/>
+          <w:sz w:val="28"/>
+          <w:szCs w:val="28"/>
+        </w:rPr>
+        <w:t>software</w:t>
+      </w:r>
+      <w:proofErr w:type="spellEnd"/>
+      <w:r>
+        <w:rPr>
+          <w:rFonts w:ascii="Times New Roman" w:eastAsia="Times New Roman" w:hAnsi="Times New Roman" w:cs="Times New Roman"/>
+          <w:sz w:val="28"/>
+          <w:szCs w:val="28"/>
+        </w:rPr>
+        <w:t xml:space="preserve"> </w:t>
+      </w:r>
+      <w:proofErr w:type="spellStart"/>
+      <w:r>
+        <w:rPr>
+          <w:rFonts w:ascii="Times New Roman" w:eastAsia="Times New Roman" w:hAnsi="Times New Roman" w:cs="Times New Roman"/>
+          <w:sz w:val="28"/>
+          <w:szCs w:val="28"/>
+        </w:rPr>
+        <w:t>engineering</w:t>
+      </w:r>
+      <w:proofErr w:type="spellEnd"/>
+      <w:r>
+        <w:rPr>
+          <w:rFonts w:ascii="Times New Roman" w:eastAsia="Times New Roman" w:hAnsi="Times New Roman" w:cs="Times New Roman"/>
+          <w:sz w:val="28"/>
+          <w:szCs w:val="28"/>
+        </w:rPr>
+        <w:t xml:space="preserve"> - </w:t>
+      </w:r>
+      <w:proofErr w:type="spellStart"/>
+      <w:r>
+        <w:rPr>
+          <w:rFonts w:ascii="Times New Roman" w:eastAsia="Times New Roman" w:hAnsi="Times New Roman" w:cs="Times New Roman"/>
+          <w:sz w:val="28"/>
+          <w:szCs w:val="28"/>
+        </w:rPr>
+        <w:t>Life</w:t>
+      </w:r>
+      <w:proofErr w:type="spellEnd"/>
+      <w:r>
+        <w:rPr>
+          <w:rFonts w:ascii="Times New Roman" w:eastAsia="Times New Roman" w:hAnsi="Times New Roman" w:cs="Times New Roman"/>
+          <w:sz w:val="28"/>
+          <w:szCs w:val="28"/>
+        </w:rPr>
+        <w:t xml:space="preserve"> </w:t>
+      </w:r>
+      <w:proofErr w:type="spellStart"/>
+      <w:r>
+        <w:rPr>
+          <w:rFonts w:ascii="Times New Roman" w:eastAsia="Times New Roman" w:hAnsi="Times New Roman" w:cs="Times New Roman"/>
+          <w:sz w:val="28"/>
+          <w:szCs w:val="28"/>
+        </w:rPr>
+        <w:t>cycle</w:t>
+      </w:r>
+      <w:proofErr w:type="spellEnd"/>
+      <w:r>
+        <w:rPr>
+          <w:rFonts w:ascii="Times New Roman" w:eastAsia="Times New Roman" w:hAnsi="Times New Roman" w:cs="Times New Roman"/>
+          <w:sz w:val="28"/>
+          <w:szCs w:val="28"/>
+        </w:rPr>
+        <w:t xml:space="preserve"> </w:t>
+      </w:r>
+      <w:proofErr w:type="spellStart"/>
+      <w:r>
+        <w:rPr>
+          <w:rFonts w:ascii="Times New Roman" w:eastAsia="Times New Roman" w:hAnsi="Times New Roman" w:cs="Times New Roman"/>
+          <w:sz w:val="28"/>
+          <w:szCs w:val="28"/>
+        </w:rPr>
+        <w:t>management</w:t>
+      </w:r>
+      <w:proofErr w:type="spellEnd"/>
+      <w:r>
+        <w:rPr>
+          <w:rFonts w:ascii="Times New Roman" w:eastAsia="Times New Roman" w:hAnsi="Times New Roman" w:cs="Times New Roman"/>
+          <w:sz w:val="28"/>
+          <w:szCs w:val="28"/>
+        </w:rPr>
+        <w:t xml:space="preserve"> - </w:t>
+      </w:r>
+      <w:proofErr w:type="spellStart"/>
+      <w:r>
+        <w:rPr>
+          <w:rFonts w:ascii="Times New Roman" w:eastAsia="Times New Roman" w:hAnsi="Times New Roman" w:cs="Times New Roman"/>
+          <w:sz w:val="28"/>
+          <w:szCs w:val="28"/>
+        </w:rPr>
+        <w:t>Part</w:t>
+      </w:r>
+      <w:proofErr w:type="spellEnd"/>
+      <w:r>
+        <w:rPr>
+          <w:rFonts w:ascii="Times New Roman" w:eastAsia="Times New Roman" w:hAnsi="Times New Roman" w:cs="Times New Roman"/>
+          <w:sz w:val="28"/>
+          <w:szCs w:val="28"/>
+        </w:rPr>
+        <w:t xml:space="preserve"> 3: </w:t>
+      </w:r>
+      <w:proofErr w:type="spellStart"/>
+      <w:r>
+        <w:rPr>
+          <w:rFonts w:ascii="Times New Roman" w:eastAsia="Times New Roman" w:hAnsi="Times New Roman" w:cs="Times New Roman"/>
+          <w:sz w:val="28"/>
+          <w:szCs w:val="28"/>
+        </w:rPr>
+        <w:t>Guide</w:t>
+      </w:r>
+      <w:proofErr w:type="spellEnd"/>
+      <w:r>
+        <w:rPr>
+          <w:rFonts w:ascii="Times New Roman" w:eastAsia="Times New Roman" w:hAnsi="Times New Roman" w:cs="Times New Roman"/>
+          <w:sz w:val="28"/>
+          <w:szCs w:val="28"/>
+        </w:rPr>
+        <w:t xml:space="preserve"> </w:t>
+      </w:r>
+      <w:proofErr w:type="spellStart"/>
+      <w:r>
+        <w:rPr>
+          <w:rFonts w:ascii="Times New Roman" w:eastAsia="Times New Roman" w:hAnsi="Times New Roman" w:cs="Times New Roman"/>
+          <w:sz w:val="28"/>
+          <w:szCs w:val="28"/>
+        </w:rPr>
+        <w:t>to</w:t>
+      </w:r>
+      <w:proofErr w:type="spellEnd"/>
+      <w:r>
+        <w:rPr>
+          <w:rFonts w:ascii="Times New Roman" w:eastAsia="Times New Roman" w:hAnsi="Times New Roman" w:cs="Times New Roman"/>
+          <w:sz w:val="28"/>
+          <w:szCs w:val="28"/>
+        </w:rPr>
+        <w:t xml:space="preserve"> </w:t>
+      </w:r>
+      <w:proofErr w:type="spellStart"/>
+      <w:r>
+        <w:rPr>
+          <w:rFonts w:ascii="Times New Roman" w:eastAsia="Times New Roman" w:hAnsi="Times New Roman" w:cs="Times New Roman"/>
+          <w:sz w:val="28"/>
+          <w:szCs w:val="28"/>
+        </w:rPr>
+        <w:t>the</w:t>
+      </w:r>
+      <w:proofErr w:type="spellEnd"/>
+      <w:r>
+        <w:rPr>
+          <w:rFonts w:ascii="Times New Roman" w:eastAsia="Times New Roman" w:hAnsi="Times New Roman" w:cs="Times New Roman"/>
+          <w:sz w:val="28"/>
+          <w:szCs w:val="28"/>
+        </w:rPr>
+        <w:t xml:space="preserve"> </w:t>
+      </w:r>
+      <w:proofErr w:type="spellStart"/>
+      <w:r>
+        <w:rPr>
+          <w:rFonts w:ascii="Times New Roman" w:eastAsia="Times New Roman" w:hAnsi="Times New Roman" w:cs="Times New Roman"/>
+          <w:sz w:val="28"/>
+          <w:szCs w:val="28"/>
+        </w:rPr>
+        <w:t>application</w:t>
+      </w:r>
+      <w:proofErr w:type="spellEnd"/>
+      <w:r>
+        <w:rPr>
+          <w:rFonts w:ascii="Times New Roman" w:eastAsia="Times New Roman" w:hAnsi="Times New Roman" w:cs="Times New Roman"/>
+          <w:sz w:val="28"/>
+          <w:szCs w:val="28"/>
+        </w:rPr>
+        <w:t xml:space="preserve"> </w:t>
+      </w:r>
+      <w:proofErr w:type="spellStart"/>
+      <w:r>
+        <w:rPr>
+          <w:rFonts w:ascii="Times New Roman" w:eastAsia="Times New Roman" w:hAnsi="Times New Roman" w:cs="Times New Roman"/>
+          <w:sz w:val="28"/>
+          <w:szCs w:val="28"/>
+        </w:rPr>
+        <w:t>of</w:t>
+      </w:r>
+      <w:proofErr w:type="spellEnd"/>
+      <w:r>
+        <w:rPr>
+          <w:rFonts w:ascii="Times New Roman" w:eastAsia="Times New Roman" w:hAnsi="Times New Roman" w:cs="Times New Roman"/>
+          <w:sz w:val="28"/>
+          <w:szCs w:val="28"/>
+        </w:rPr>
+        <w:t xml:space="preserve"> ISO/IEC 12207 (</w:t>
+      </w:r>
+      <w:proofErr w:type="spellStart"/>
+      <w:r>
+        <w:rPr>
+          <w:rFonts w:ascii="Times New Roman" w:eastAsia="Times New Roman" w:hAnsi="Times New Roman" w:cs="Times New Roman"/>
+          <w:sz w:val="28"/>
+          <w:szCs w:val="28"/>
+        </w:rPr>
+        <w:t>Software</w:t>
+      </w:r>
+      <w:proofErr w:type="spellEnd"/>
+      <w:r>
+        <w:rPr>
+          <w:rFonts w:ascii="Times New Roman" w:eastAsia="Times New Roman" w:hAnsi="Times New Roman" w:cs="Times New Roman"/>
+          <w:sz w:val="28"/>
+          <w:szCs w:val="28"/>
+        </w:rPr>
+        <w:t xml:space="preserve"> </w:t>
+      </w:r>
+      <w:proofErr w:type="spellStart"/>
+      <w:r>
+        <w:rPr>
+          <w:rFonts w:ascii="Times New Roman" w:eastAsia="Times New Roman" w:hAnsi="Times New Roman" w:cs="Times New Roman"/>
+          <w:sz w:val="28"/>
+          <w:szCs w:val="28"/>
+        </w:rPr>
+        <w:t>life</w:t>
+      </w:r>
+      <w:proofErr w:type="spellEnd"/>
+      <w:r>
+        <w:rPr>
+          <w:rFonts w:ascii="Times New Roman" w:eastAsia="Times New Roman" w:hAnsi="Times New Roman" w:cs="Times New Roman"/>
+          <w:sz w:val="28"/>
+          <w:szCs w:val="28"/>
+        </w:rPr>
+        <w:t xml:space="preserve"> </w:t>
+      </w:r>
+      <w:proofErr w:type="spellStart"/>
+      <w:r>
+        <w:rPr>
+          <w:rFonts w:ascii="Times New Roman" w:eastAsia="Times New Roman" w:hAnsi="Times New Roman" w:cs="Times New Roman"/>
+          <w:sz w:val="28"/>
+          <w:szCs w:val="28"/>
+        </w:rPr>
+        <w:t>cycle</w:t>
+      </w:r>
+      <w:proofErr w:type="spellEnd"/>
+      <w:r>
+        <w:rPr>
+          <w:rFonts w:ascii="Times New Roman" w:eastAsia="Times New Roman" w:hAnsi="Times New Roman" w:cs="Times New Roman"/>
+          <w:sz w:val="28"/>
+          <w:szCs w:val="28"/>
+        </w:rPr>
+        <w:t xml:space="preserve"> </w:t>
+      </w:r>
+      <w:proofErr w:type="spellStart"/>
+      <w:r>
+        <w:rPr>
+          <w:rFonts w:ascii="Times New Roman" w:eastAsia="Times New Roman" w:hAnsi="Times New Roman" w:cs="Times New Roman"/>
+          <w:sz w:val="28"/>
+          <w:szCs w:val="28"/>
+        </w:rPr>
+        <w:t>processes</w:t>
+      </w:r>
+      <w:proofErr w:type="spellEnd"/>
+      <w:r>
+        <w:rPr>
+          <w:rFonts w:ascii="Times New Roman" w:eastAsia="Times New Roman" w:hAnsi="Times New Roman" w:cs="Times New Roman"/>
+          <w:sz w:val="28"/>
+          <w:szCs w:val="28"/>
+        </w:rPr>
+        <w:t xml:space="preserve">)) та Керівництво з використання ISO/IEC 12207 в керуванні проектами (ISO/IEC TR 16326:2009 </w:t>
+      </w:r>
+      <w:proofErr w:type="spellStart"/>
+      <w:r>
+        <w:rPr>
+          <w:rFonts w:ascii="Times New Roman" w:eastAsia="Times New Roman" w:hAnsi="Times New Roman" w:cs="Times New Roman"/>
+          <w:sz w:val="28"/>
+          <w:szCs w:val="28"/>
+        </w:rPr>
+        <w:t>Systems</w:t>
+      </w:r>
+      <w:proofErr w:type="spellEnd"/>
+      <w:r>
+        <w:rPr>
+          <w:rFonts w:ascii="Times New Roman" w:eastAsia="Times New Roman" w:hAnsi="Times New Roman" w:cs="Times New Roman"/>
+          <w:sz w:val="28"/>
+          <w:szCs w:val="28"/>
+        </w:rPr>
+        <w:t xml:space="preserve"> </w:t>
+      </w:r>
+      <w:proofErr w:type="spellStart"/>
+      <w:r>
+        <w:rPr>
+          <w:rFonts w:ascii="Times New Roman" w:eastAsia="Times New Roman" w:hAnsi="Times New Roman" w:cs="Times New Roman"/>
+          <w:sz w:val="28"/>
+          <w:szCs w:val="28"/>
+        </w:rPr>
+        <w:t>and</w:t>
+      </w:r>
+      <w:proofErr w:type="spellEnd"/>
+      <w:r>
+        <w:rPr>
+          <w:rFonts w:ascii="Times New Roman" w:eastAsia="Times New Roman" w:hAnsi="Times New Roman" w:cs="Times New Roman"/>
+          <w:sz w:val="28"/>
+          <w:szCs w:val="28"/>
+        </w:rPr>
+        <w:t xml:space="preserve"> </w:t>
+      </w:r>
+      <w:proofErr w:type="spellStart"/>
+      <w:r>
+        <w:rPr>
+          <w:rFonts w:ascii="Times New Roman" w:eastAsia="Times New Roman" w:hAnsi="Times New Roman" w:cs="Times New Roman"/>
+          <w:sz w:val="28"/>
+          <w:szCs w:val="28"/>
+        </w:rPr>
+        <w:t>software</w:t>
+      </w:r>
+      <w:proofErr w:type="spellEnd"/>
+      <w:r>
+        <w:rPr>
+          <w:rFonts w:ascii="Times New Roman" w:eastAsia="Times New Roman" w:hAnsi="Times New Roman" w:cs="Times New Roman"/>
+          <w:sz w:val="28"/>
+          <w:szCs w:val="28"/>
+        </w:rPr>
+        <w:t xml:space="preserve"> </w:t>
+      </w:r>
+      <w:proofErr w:type="spellStart"/>
+      <w:r>
+        <w:rPr>
+          <w:rFonts w:ascii="Times New Roman" w:eastAsia="Times New Roman" w:hAnsi="Times New Roman" w:cs="Times New Roman"/>
+          <w:sz w:val="28"/>
+          <w:szCs w:val="28"/>
+        </w:rPr>
+        <w:t>engineering</w:t>
+      </w:r>
+      <w:proofErr w:type="spellEnd"/>
+      <w:r>
+        <w:rPr>
+          <w:rFonts w:ascii="Times New Roman" w:eastAsia="Times New Roman" w:hAnsi="Times New Roman" w:cs="Times New Roman"/>
+          <w:sz w:val="28"/>
+          <w:szCs w:val="28"/>
+        </w:rPr>
+        <w:t xml:space="preserve"> - </w:t>
+      </w:r>
+      <w:proofErr w:type="spellStart"/>
+      <w:r>
+        <w:rPr>
+          <w:rFonts w:ascii="Times New Roman" w:eastAsia="Times New Roman" w:hAnsi="Times New Roman" w:cs="Times New Roman"/>
+          <w:sz w:val="28"/>
+          <w:szCs w:val="28"/>
+        </w:rPr>
+        <w:t>Life</w:t>
+      </w:r>
+      <w:proofErr w:type="spellEnd"/>
+      <w:r>
+        <w:rPr>
+          <w:rFonts w:ascii="Times New Roman" w:eastAsia="Times New Roman" w:hAnsi="Times New Roman" w:cs="Times New Roman"/>
+          <w:sz w:val="28"/>
+          <w:szCs w:val="28"/>
+        </w:rPr>
+        <w:t xml:space="preserve"> </w:t>
+      </w:r>
+      <w:proofErr w:type="spellStart"/>
+      <w:r>
+        <w:rPr>
+          <w:rFonts w:ascii="Times New Roman" w:eastAsia="Times New Roman" w:hAnsi="Times New Roman" w:cs="Times New Roman"/>
+          <w:sz w:val="28"/>
+          <w:szCs w:val="28"/>
+        </w:rPr>
+        <w:t>cycle</w:t>
+      </w:r>
+      <w:proofErr w:type="spellEnd"/>
+      <w:r>
+        <w:rPr>
+          <w:rFonts w:ascii="Times New Roman" w:eastAsia="Times New Roman" w:hAnsi="Times New Roman" w:cs="Times New Roman"/>
+          <w:sz w:val="28"/>
+          <w:szCs w:val="28"/>
+        </w:rPr>
+        <w:t xml:space="preserve"> </w:t>
+      </w:r>
+      <w:proofErr w:type="spellStart"/>
+      <w:r>
+        <w:rPr>
+          <w:rFonts w:ascii="Times New Roman" w:eastAsia="Times New Roman" w:hAnsi="Times New Roman" w:cs="Times New Roman"/>
+          <w:sz w:val="28"/>
+          <w:szCs w:val="28"/>
+        </w:rPr>
+        <w:t>processes</w:t>
+      </w:r>
+      <w:proofErr w:type="spellEnd"/>
+      <w:r>
+        <w:rPr>
+          <w:rFonts w:ascii="Times New Roman" w:eastAsia="Times New Roman" w:hAnsi="Times New Roman" w:cs="Times New Roman"/>
+          <w:sz w:val="28"/>
+          <w:szCs w:val="28"/>
+        </w:rPr>
+        <w:t xml:space="preserve"> - Project </w:t>
+      </w:r>
+      <w:proofErr w:type="spellStart"/>
+      <w:r>
+        <w:rPr>
+          <w:rFonts w:ascii="Times New Roman" w:eastAsia="Times New Roman" w:hAnsi="Times New Roman" w:cs="Times New Roman"/>
+          <w:sz w:val="28"/>
+          <w:szCs w:val="28"/>
+        </w:rPr>
+        <w:t>management</w:t>
+      </w:r>
+      <w:proofErr w:type="spellEnd"/>
+      <w:r>
+        <w:rPr>
+          <w:rFonts w:ascii="Times New Roman" w:eastAsia="Times New Roman" w:hAnsi="Times New Roman" w:cs="Times New Roman"/>
+          <w:sz w:val="28"/>
+          <w:szCs w:val="28"/>
+        </w:rPr>
+        <w:t>).</w:t>
+      </w:r>
+    </w:p>
+    <w:p>
+      <w:pPr>
+        <w:ind w:firstLine="567"/>
+        <w:jc w:val="both"/>
+        <w:rPr>
+          <w:rFonts w:ascii="Times New Roman" w:eastAsia="Times New Roman" w:hAnsi="Times New Roman" w:cs="Times New Roman"/>
+          <w:sz w:val="28"/>
+          <w:szCs w:val="28"/>
+        </w:rPr>
+      </w:pPr>
+      <w:r>
+        <w:rPr>
+          <w:rFonts w:ascii="Times New Roman" w:eastAsia="Times New Roman" w:hAnsi="Times New Roman" w:cs="Times New Roman"/>
+          <w:sz w:val="28"/>
+          <w:szCs w:val="28"/>
+        </w:rPr>
+        <w:t xml:space="preserve">У 2002 р. був опублікований стандарт на процеси життєвого циклу систем ISO/IEC 15288 </w:t>
+      </w:r>
+      <w:proofErr w:type="spellStart"/>
+      <w:r>
+        <w:rPr>
+          <w:rFonts w:ascii="Times New Roman" w:eastAsia="Times New Roman" w:hAnsi="Times New Roman" w:cs="Times New Roman"/>
+          <w:sz w:val="28"/>
+          <w:szCs w:val="28"/>
+        </w:rPr>
+        <w:t>Systems</w:t>
+      </w:r>
+      <w:proofErr w:type="spellEnd"/>
+      <w:r>
+        <w:rPr>
+          <w:rFonts w:ascii="Times New Roman" w:eastAsia="Times New Roman" w:hAnsi="Times New Roman" w:cs="Times New Roman"/>
+          <w:sz w:val="28"/>
+          <w:szCs w:val="28"/>
+        </w:rPr>
+        <w:t xml:space="preserve"> </w:t>
+      </w:r>
+      <w:proofErr w:type="spellStart"/>
+      <w:r>
+        <w:rPr>
+          <w:rFonts w:ascii="Times New Roman" w:eastAsia="Times New Roman" w:hAnsi="Times New Roman" w:cs="Times New Roman"/>
+          <w:sz w:val="28"/>
+          <w:szCs w:val="28"/>
+        </w:rPr>
+        <w:t>and</w:t>
+      </w:r>
+      <w:proofErr w:type="spellEnd"/>
+      <w:r>
+        <w:rPr>
+          <w:rFonts w:ascii="Times New Roman" w:eastAsia="Times New Roman" w:hAnsi="Times New Roman" w:cs="Times New Roman"/>
+          <w:sz w:val="28"/>
+          <w:szCs w:val="28"/>
+        </w:rPr>
+        <w:t xml:space="preserve"> </w:t>
+      </w:r>
+      <w:proofErr w:type="spellStart"/>
+      <w:r>
+        <w:rPr>
+          <w:rFonts w:ascii="Times New Roman" w:eastAsia="Times New Roman" w:hAnsi="Times New Roman" w:cs="Times New Roman"/>
+          <w:sz w:val="28"/>
+          <w:szCs w:val="28"/>
+        </w:rPr>
+        <w:t>software</w:t>
+      </w:r>
+      <w:proofErr w:type="spellEnd"/>
+      <w:r>
+        <w:rPr>
+          <w:rFonts w:ascii="Times New Roman" w:eastAsia="Times New Roman" w:hAnsi="Times New Roman" w:cs="Times New Roman"/>
+          <w:sz w:val="28"/>
+          <w:szCs w:val="28"/>
+        </w:rPr>
+        <w:t xml:space="preserve"> </w:t>
+      </w:r>
+      <w:proofErr w:type="spellStart"/>
+      <w:r>
+        <w:rPr>
+          <w:rFonts w:ascii="Times New Roman" w:eastAsia="Times New Roman" w:hAnsi="Times New Roman" w:cs="Times New Roman"/>
+          <w:sz w:val="28"/>
+          <w:szCs w:val="28"/>
+        </w:rPr>
+        <w:t>engineering</w:t>
+      </w:r>
+      <w:proofErr w:type="spellEnd"/>
+      <w:r>
+        <w:rPr>
+          <w:rFonts w:ascii="Times New Roman" w:eastAsia="Times New Roman" w:hAnsi="Times New Roman" w:cs="Times New Roman"/>
+          <w:sz w:val="28"/>
+          <w:szCs w:val="28"/>
+        </w:rPr>
+        <w:t xml:space="preserve"> - </w:t>
+      </w:r>
+      <w:proofErr w:type="spellStart"/>
+      <w:r>
+        <w:rPr>
+          <w:rFonts w:ascii="Times New Roman" w:eastAsia="Times New Roman" w:hAnsi="Times New Roman" w:cs="Times New Roman"/>
+          <w:sz w:val="28"/>
+          <w:szCs w:val="28"/>
+        </w:rPr>
+        <w:t>System</w:t>
+      </w:r>
+      <w:proofErr w:type="spellEnd"/>
+      <w:r>
+        <w:rPr>
+          <w:rFonts w:ascii="Times New Roman" w:eastAsia="Times New Roman" w:hAnsi="Times New Roman" w:cs="Times New Roman"/>
+          <w:sz w:val="28"/>
+          <w:szCs w:val="28"/>
+        </w:rPr>
+        <w:t xml:space="preserve"> </w:t>
+      </w:r>
+      <w:proofErr w:type="spellStart"/>
+      <w:r>
+        <w:rPr>
+          <w:rFonts w:ascii="Times New Roman" w:eastAsia="Times New Roman" w:hAnsi="Times New Roman" w:cs="Times New Roman"/>
+          <w:sz w:val="28"/>
+          <w:szCs w:val="28"/>
+        </w:rPr>
+        <w:t>life</w:t>
+      </w:r>
+      <w:proofErr w:type="spellEnd"/>
+      <w:r>
+        <w:rPr>
+          <w:rFonts w:ascii="Times New Roman" w:eastAsia="Times New Roman" w:hAnsi="Times New Roman" w:cs="Times New Roman"/>
+          <w:sz w:val="28"/>
+          <w:szCs w:val="28"/>
+        </w:rPr>
+        <w:t xml:space="preserve"> </w:t>
+      </w:r>
+      <w:proofErr w:type="spellStart"/>
+      <w:r>
+        <w:rPr>
+          <w:rFonts w:ascii="Times New Roman" w:eastAsia="Times New Roman" w:hAnsi="Times New Roman" w:cs="Times New Roman"/>
+          <w:sz w:val="28"/>
+          <w:szCs w:val="28"/>
+        </w:rPr>
+        <w:t>cycle</w:t>
+      </w:r>
+      <w:proofErr w:type="spellEnd"/>
+      <w:r>
+        <w:rPr>
+          <w:rFonts w:ascii="Times New Roman" w:eastAsia="Times New Roman" w:hAnsi="Times New Roman" w:cs="Times New Roman"/>
+          <w:sz w:val="28"/>
+          <w:szCs w:val="28"/>
+        </w:rPr>
+        <w:t xml:space="preserve"> </w:t>
+      </w:r>
+      <w:proofErr w:type="spellStart"/>
+      <w:r>
+        <w:rPr>
+          <w:rFonts w:ascii="Times New Roman" w:eastAsia="Times New Roman" w:hAnsi="Times New Roman" w:cs="Times New Roman"/>
+          <w:sz w:val="28"/>
+          <w:szCs w:val="28"/>
+        </w:rPr>
+        <w:t>processes</w:t>
+      </w:r>
+      <w:proofErr w:type="spellEnd"/>
+      <w:r>
+        <w:rPr>
+          <w:rFonts w:ascii="Times New Roman" w:eastAsia="Times New Roman" w:hAnsi="Times New Roman" w:cs="Times New Roman"/>
+          <w:sz w:val="28"/>
+          <w:szCs w:val="28"/>
+        </w:rPr>
+        <w:t>, у розробленні якого брали участь фахівці різних галузей: системної інженерії, програмування, управління якістю, людськими ресурсами, безпекою та ін. Даний документ враховує практичний досвід створення систем в урядових, комерційних, військових та академічних організаціях і може бути застосований для широкого класу систем, але його основне призначення – підтримка створення комп'ютеризованих систем. На цей час діє версія стандарту 2008 р. У стандарті ISO/IEC 15288:2008 у структурі ЖЦ виділені групи процесів за видами діяльності (рис. 2).</w:t>
+      </w:r>
+    </w:p>
+    <w:p>
+      <w:pPr>
+        <w:jc w:val="both"/>
+        <w:rPr>
+          <w:rFonts w:ascii="Times New Roman" w:eastAsia="Times New Roman" w:hAnsi="Times New Roman" w:cs="Times New Roman"/>
+          <w:sz w:val="28"/>
+          <w:szCs w:val="28"/>
+        </w:rPr>
+      </w:pPr>
+      <w:r>
+        <w:rPr>
+          <w:rFonts w:ascii="Times New Roman" w:eastAsia="Times New Roman" w:hAnsi="Times New Roman" w:cs="Times New Roman"/>
+          <w:noProof/>
+          <w:sz w:val="28"/>
+          <w:szCs w:val="28"/>
+        </w:rPr>
+        <w:drawing>
+          <wp:inline distT="0" distB="0" distL="0" distR="0">
+            <wp:extent cx="6484568" cy="2576223"/>
+            <wp:effectExtent l="19050" t="0" r="0" b="0"/>
+            <wp:docPr id="6" name="Рисунок 6"/>
+            <wp:cNvGraphicFramePr/>
+            <a:graphic xmlns:a="http://schemas.openxmlformats.org/drawingml/2006/main">
+              <a:graphicData uri="http://schemas.openxmlformats.org/drawingml/2006/picture">
+                <pic:pic xmlns:pic="http://schemas.openxmlformats.org/drawingml/2006/picture">
+                  <pic:nvPicPr>
+                    <pic:cNvPr id="16387" name="Picture 2"/>
+                    <pic:cNvPicPr>
+                      <a:picLocks noChangeAspect="1" noChangeArrowheads="1"/>
+                    </pic:cNvPicPr>
+                  </pic:nvPicPr>
+                  <pic:blipFill>
+                    <a:blip r:embed="rId12" cstate="print"/>
+                    <a:srcRect/>
+                    <a:stretch>
+                      <a:fillRect/>
+                    </a:stretch>
+                  </pic:blipFill>
+                  <pic:spPr bwMode="auto">
+                    <a:xfrm>
+                      <a:off x="0" y="0"/>
+                      <a:ext cx="6495167" cy="2580434"/>
+                    </a:xfrm>
+                    <a:prstGeom prst="rect">
+                      <a:avLst/>
+                    </a:prstGeom>
+                    <a:noFill/>
+                    <a:ln w="9525">
+                      <a:noFill/>
+                      <a:miter lim="800000"/>
+                      <a:headEnd/>
+                      <a:tailEnd/>
+                    </a:ln>
+                  </pic:spPr>
+                </pic:pic>
+              </a:graphicData>
+            </a:graphic>
+          </wp:inline>
+        </w:drawing>
+      </w:r>
+    </w:p>
+    <w:p>
+      <w:pPr>
+        <w:ind w:firstLine="567"/>
+        <w:jc w:val="both"/>
+        <w:rPr>
+          <w:rFonts w:ascii="Times New Roman" w:eastAsia="Times New Roman" w:hAnsi="Times New Roman" w:cs="Times New Roman"/>
+          <w:sz w:val="28"/>
+          <w:szCs w:val="28"/>
+        </w:rPr>
+      </w:pPr>
+      <w:r>
+        <w:rPr>
+          <w:rFonts w:ascii="Times New Roman" w:eastAsia="Times New Roman" w:hAnsi="Times New Roman" w:cs="Times New Roman"/>
+          <w:sz w:val="28"/>
+          <w:szCs w:val="28"/>
+        </w:rPr>
+        <w:t>Рисунок 2 – Процеси ЖЦ систем відповідно до стандарту ISO/IEC 15288</w:t>
+      </w:r>
+    </w:p>
+    <w:p>
+      <w:pPr>
+        <w:ind w:firstLine="567"/>
+        <w:jc w:val="both"/>
+        <w:rPr>
+          <w:rFonts w:ascii="Times New Roman" w:eastAsia="Times New Roman" w:hAnsi="Times New Roman" w:cs="Times New Roman"/>
+          <w:sz w:val="28"/>
+          <w:szCs w:val="28"/>
+        </w:rPr>
+      </w:pPr>
+      <w:r>
+        <w:rPr>
+          <w:rFonts w:ascii="Times New Roman" w:eastAsia="Times New Roman" w:hAnsi="Times New Roman" w:cs="Times New Roman"/>
+          <w:sz w:val="28"/>
+          <w:szCs w:val="28"/>
+        </w:rPr>
+        <w:t>Стандарти ISO/IEC 12207 та ISO/IEC 15288 мають єдину термінологію і розроблені таким чином, щоб могли використовуватись одночасно у проекті.</w:t>
+      </w:r>
+    </w:p>
+    <w:p>
+      <w:pPr>
+        <w:ind w:firstLine="567"/>
+        <w:jc w:val="both"/>
+        <w:rPr>
+          <w:rFonts w:ascii="Times New Roman" w:eastAsia="Times New Roman" w:hAnsi="Times New Roman" w:cs="Times New Roman"/>
+          <w:sz w:val="28"/>
+          <w:szCs w:val="28"/>
+        </w:rPr>
+      </w:pPr>
+      <w:r>
+        <w:rPr>
+          <w:rFonts w:ascii="Times New Roman" w:eastAsia="Times New Roman" w:hAnsi="Times New Roman" w:cs="Times New Roman"/>
+          <w:sz w:val="28"/>
+          <w:szCs w:val="28"/>
+        </w:rPr>
+        <w:lastRenderedPageBreak/>
+        <w:t>У процесі промислового розроблення ПЗ обов’язково використовуються стандарти якості серії ISO 9000. Серія ISO 9000 (управління якістю) містить у собі такі стандарти:</w:t>
+      </w:r>
+    </w:p>
+    <w:p>
+      <w:pPr>
+        <w:numPr>
+          <w:ilvl w:val="0"/>
+          <w:numId w:val="12"/>
+        </w:numPr>
+        <w:spacing w:after="0" w:line="240" w:lineRule="auto"/>
+        <w:ind w:left="0" w:firstLine="0"/>
+        <w:jc w:val="both"/>
+        <w:rPr>
+          <w:rFonts w:ascii="Times New Roman" w:eastAsia="Times New Roman" w:hAnsi="Times New Roman" w:cs="Times New Roman"/>
+          <w:sz w:val="28"/>
+          <w:szCs w:val="28"/>
+        </w:rPr>
+      </w:pPr>
+      <w:r>
+        <w:rPr>
+          <w:rFonts w:ascii="Times New Roman" w:eastAsia="Times New Roman" w:hAnsi="Times New Roman" w:cs="Times New Roman"/>
+          <w:sz w:val="28"/>
+          <w:szCs w:val="28"/>
+        </w:rPr>
+        <w:t>ISO 9000-1. Керування якістю і гарантії якості. Частина 1. Посібник з вибору й використання.</w:t>
+      </w:r>
+    </w:p>
+    <w:p>
+      <w:pPr>
+        <w:numPr>
+          <w:ilvl w:val="0"/>
+          <w:numId w:val="12"/>
+        </w:numPr>
+        <w:spacing w:after="0" w:line="240" w:lineRule="auto"/>
+        <w:ind w:left="0" w:firstLine="0"/>
+        <w:jc w:val="both"/>
+        <w:rPr>
+          <w:rFonts w:ascii="Times New Roman" w:eastAsia="Times New Roman" w:hAnsi="Times New Roman" w:cs="Times New Roman"/>
+          <w:sz w:val="28"/>
+          <w:szCs w:val="28"/>
+        </w:rPr>
+      </w:pPr>
+      <w:r>
+        <w:rPr>
+          <w:rFonts w:ascii="Times New Roman" w:eastAsia="Times New Roman" w:hAnsi="Times New Roman" w:cs="Times New Roman"/>
+          <w:sz w:val="28"/>
+          <w:szCs w:val="28"/>
+        </w:rPr>
+        <w:t>ISO 9000-2. Керування якістю й гарантії якості. Частина 2. Загальний посібник із застосування стандартів ISO 9001, ISO 9002 і ISO 9003.</w:t>
+      </w:r>
+    </w:p>
+    <w:p>
+      <w:pPr>
+        <w:numPr>
+          <w:ilvl w:val="0"/>
+          <w:numId w:val="12"/>
+        </w:numPr>
+        <w:spacing w:after="0" w:line="240" w:lineRule="auto"/>
+        <w:ind w:left="0" w:firstLine="0"/>
+        <w:jc w:val="both"/>
+        <w:rPr>
+          <w:rFonts w:ascii="Times New Roman" w:eastAsia="Times New Roman" w:hAnsi="Times New Roman" w:cs="Times New Roman"/>
+          <w:sz w:val="28"/>
+          <w:szCs w:val="28"/>
+        </w:rPr>
+      </w:pPr>
+      <w:r>
+        <w:rPr>
+          <w:rFonts w:ascii="Times New Roman" w:eastAsia="Times New Roman" w:hAnsi="Times New Roman" w:cs="Times New Roman"/>
+          <w:sz w:val="28"/>
+          <w:szCs w:val="28"/>
+        </w:rPr>
+        <w:t>ISO 9000-3. Керування якістю й гарантії якості. Частина 3. Посібник із застосування стандарту ISO 9001 при розробленні, установці й супроводі ПЗ.</w:t>
+      </w:r>
+    </w:p>
+    <w:p>
+      <w:pPr>
+        <w:numPr>
+          <w:ilvl w:val="0"/>
+          <w:numId w:val="12"/>
+        </w:numPr>
+        <w:spacing w:after="0" w:line="240" w:lineRule="auto"/>
+        <w:ind w:left="0" w:firstLine="0"/>
+        <w:jc w:val="both"/>
+        <w:rPr>
+          <w:rFonts w:ascii="Times New Roman" w:eastAsia="Times New Roman" w:hAnsi="Times New Roman" w:cs="Times New Roman"/>
+          <w:sz w:val="28"/>
+          <w:szCs w:val="28"/>
+        </w:rPr>
+      </w:pPr>
+      <w:r>
+        <w:rPr>
+          <w:rFonts w:ascii="Times New Roman" w:eastAsia="Times New Roman" w:hAnsi="Times New Roman" w:cs="Times New Roman"/>
+          <w:sz w:val="28"/>
+          <w:szCs w:val="28"/>
+        </w:rPr>
+        <w:t>ISO 9000-4. Керування якістю й гарантії якості. Частина 4. Посібник з керування надійністю програм.</w:t>
+      </w:r>
+    </w:p>
+    <w:p>
+      <w:pPr>
+        <w:numPr>
+          <w:ilvl w:val="0"/>
+          <w:numId w:val="12"/>
+        </w:numPr>
+        <w:spacing w:after="0" w:line="240" w:lineRule="auto"/>
+        <w:ind w:left="0" w:firstLine="0"/>
+        <w:jc w:val="both"/>
+        <w:rPr>
+          <w:rFonts w:ascii="Times New Roman" w:eastAsia="Times New Roman" w:hAnsi="Times New Roman" w:cs="Times New Roman"/>
+          <w:sz w:val="28"/>
+          <w:szCs w:val="28"/>
+        </w:rPr>
+      </w:pPr>
+      <w:r>
+        <w:rPr>
+          <w:rFonts w:ascii="Times New Roman" w:eastAsia="Times New Roman" w:hAnsi="Times New Roman" w:cs="Times New Roman"/>
+          <w:sz w:val="28"/>
+          <w:szCs w:val="28"/>
+        </w:rPr>
+        <w:t xml:space="preserve">Основний стандарт ISO 9001:2009 задає модель системи якості для процесів проектування, розроблення, виробництва, установки й обслуговування (продукту, системи, послуги). </w:t>
+      </w:r>
+    </w:p>
+    <w:p>
+      <w:pPr>
+        <w:pStyle w:val="a9"/>
+        <w:spacing w:before="0" w:beforeAutospacing="0" w:after="0" w:afterAutospacing="0"/>
+        <w:ind w:firstLine="708"/>
+        <w:jc w:val="both"/>
+        <w:rPr>
+          <w:sz w:val="28"/>
+          <w:szCs w:val="28"/>
+          <w:lang w:val="uk-UA"/>
+        </w:rPr>
+      </w:pPr>
+    </w:p>
+    <w:p/>
+    <w:p>
+      <w:pPr>
         <w:rPr>
           <w:rFonts w:ascii="Times New Roman" w:hAnsi="Times New Roman" w:cs="Times New Roman"/>
           <w:sz w:val="28"/>
@@ -2975,7 +6725,7 @@
       <w:bookmarkEnd w:id="0"/>
     </w:p>
     <w:sectPr>
-      <w:headerReference w:type="first" r:id="rId9"/>
+      <w:headerReference w:type="first" r:id="rId13"/>
       <w:type w:val="continuous"/>
       <w:pgSz w:w="11906" w:h="16838" w:code="9"/>
       <w:pgMar w:top="1134" w:right="567" w:bottom="1134" w:left="1418" w:header="709" w:footer="709" w:gutter="0"/>
@@ -3058,6 +6808,155 @@
 <file path=word/numbering.xml><?xml version="1.0" encoding="utf-8"?>
 <w:numbering xmlns:wpc="http://schemas.microsoft.com/office/word/2010/wordprocessingCanvas" xmlns:cx="http://schemas.microsoft.com/office/drawing/2014/chartex" xmlns:cx1="http://schemas.microsoft.com/office/drawing/2015/9/8/chartex" xmlns:mc="http://schemas.openxmlformats.org/markup-compatibility/2006" xmlns:o="urn:schemas-microsoft-com:office:office" xmlns:r="http://schemas.openxmlformats.org/officeDocument/2006/relationships" xmlns:m="http://schemas.openxmlformats.org/officeDocument/2006/math" xmlns:v="urn:schemas-microsoft-com:vml" xmlns:wp14="http://schemas.microsoft.com/office/word/2010/wordprocessingDrawing" xmlns:wp="http://schemas.openxmlformats.org/drawingml/2006/wordprocessingDrawing" xmlns:w10="urn:schemas-microsoft-com:office:word" xmlns:w="http://schemas.openxmlformats.org/wordprocessingml/2006/main" xmlns:w14="http://schemas.microsoft.com/office/word/2010/wordml" xmlns:w15="http://schemas.microsoft.com/office/word/2012/wordml" xmlns:w16se="http://schemas.microsoft.com/office/word/2015/wordml/symex" xmlns:wpg="http://schemas.microsoft.com/office/word/2010/wordprocessingGroup" xmlns:wpi="http://schemas.microsoft.com/office/word/2010/wordprocessingInk" xmlns:wne="http://schemas.microsoft.com/office/word/2006/wordml" xmlns:wps="http://schemas.microsoft.com/office/word/2010/wordprocessingShape" mc:Ignorable="w14 w15 w16se wp14">
   <w:abstractNum w:abstractNumId="0" w15:restartNumberingAfterBreak="0">
+    <w:nsid w:val="09117177"/>
+    <w:multiLevelType w:val="multilevel"/>
+    <w:tmpl w:val="4A12E884"/>
+    <w:lvl w:ilvl="0">
+      <w:start w:val="1"/>
+      <w:numFmt w:val="bullet"/>
+      <w:lvlText w:val=""/>
+      <w:lvlJc w:val="left"/>
+      <w:pPr>
+        <w:tabs>
+          <w:tab w:val="num" w:pos="720"/>
+        </w:tabs>
+        <w:ind w:left="720" w:hanging="360"/>
+      </w:pPr>
+      <w:rPr>
+        <w:rFonts w:ascii="Symbol" w:hAnsi="Symbol" w:hint="default"/>
+        <w:sz w:val="20"/>
+      </w:rPr>
+    </w:lvl>
+    <w:lvl w:ilvl="1" w:tentative="1">
+      <w:start w:val="1"/>
+      <w:numFmt w:val="bullet"/>
+      <w:lvlText w:val="o"/>
+      <w:lvlJc w:val="left"/>
+      <w:pPr>
+        <w:tabs>
+          <w:tab w:val="num" w:pos="1440"/>
+        </w:tabs>
+        <w:ind w:left="1440" w:hanging="360"/>
+      </w:pPr>
+      <w:rPr>
+        <w:rFonts w:ascii="Courier New" w:hAnsi="Courier New" w:hint="default"/>
+        <w:sz w:val="20"/>
+      </w:rPr>
+    </w:lvl>
+    <w:lvl w:ilvl="2" w:tentative="1">
+      <w:start w:val="1"/>
+      <w:numFmt w:val="bullet"/>
+      <w:lvlText w:val=""/>
+      <w:lvlJc w:val="left"/>
+      <w:pPr>
+        <w:tabs>
+          <w:tab w:val="num" w:pos="2160"/>
+        </w:tabs>
+        <w:ind w:left="2160" w:hanging="360"/>
+      </w:pPr>
+      <w:rPr>
+        <w:rFonts w:ascii="Wingdings" w:hAnsi="Wingdings" w:hint="default"/>
+        <w:sz w:val="20"/>
+      </w:rPr>
+    </w:lvl>
+    <w:lvl w:ilvl="3" w:tentative="1">
+      <w:start w:val="1"/>
+      <w:numFmt w:val="bullet"/>
+      <w:lvlText w:val=""/>
+      <w:lvlJc w:val="left"/>
+      <w:pPr>
+        <w:tabs>
+          <w:tab w:val="num" w:pos="2880"/>
+        </w:tabs>
+        <w:ind w:left="2880" w:hanging="360"/>
+      </w:pPr>
+      <w:rPr>
+        <w:rFonts w:ascii="Wingdings" w:hAnsi="Wingdings" w:hint="default"/>
+        <w:sz w:val="20"/>
+      </w:rPr>
+    </w:lvl>
+    <w:lvl w:ilvl="4" w:tentative="1">
+      <w:start w:val="1"/>
+      <w:numFmt w:val="bullet"/>
+      <w:lvlText w:val=""/>
+      <w:lvlJc w:val="left"/>
+      <w:pPr>
+        <w:tabs>
+          <w:tab w:val="num" w:pos="3600"/>
+        </w:tabs>
+        <w:ind w:left="3600" w:hanging="360"/>
+      </w:pPr>
+      <w:rPr>
+        <w:rFonts w:ascii="Wingdings" w:hAnsi="Wingdings" w:hint="default"/>
+        <w:sz w:val="20"/>
+      </w:rPr>
+    </w:lvl>
+    <w:lvl w:ilvl="5" w:tentative="1">
+      <w:start w:val="1"/>
+      <w:numFmt w:val="bullet"/>
+      <w:lvlText w:val=""/>
+      <w:lvlJc w:val="left"/>
+      <w:pPr>
+        <w:tabs>
+          <w:tab w:val="num" w:pos="4320"/>
+        </w:tabs>
+        <w:ind w:left="4320" w:hanging="360"/>
+      </w:pPr>
+      <w:rPr>
+        <w:rFonts w:ascii="Wingdings" w:hAnsi="Wingdings" w:hint="default"/>
+        <w:sz w:val="20"/>
+      </w:rPr>
+    </w:lvl>
+    <w:lvl w:ilvl="6" w:tentative="1">
+      <w:start w:val="1"/>
+      <w:numFmt w:val="bullet"/>
+      <w:lvlText w:val=""/>
+      <w:lvlJc w:val="left"/>
+      <w:pPr>
+        <w:tabs>
+          <w:tab w:val="num" w:pos="5040"/>
+        </w:tabs>
+        <w:ind w:left="5040" w:hanging="360"/>
+      </w:pPr>
+      <w:rPr>
+        <w:rFonts w:ascii="Wingdings" w:hAnsi="Wingdings" w:hint="default"/>
+        <w:sz w:val="20"/>
+      </w:rPr>
+    </w:lvl>
+    <w:lvl w:ilvl="7" w:tentative="1">
+      <w:start w:val="1"/>
+      <w:numFmt w:val="bullet"/>
+      <w:lvlText w:val=""/>
+      <w:lvlJc w:val="left"/>
+      <w:pPr>
+        <w:tabs>
+          <w:tab w:val="num" w:pos="5760"/>
+        </w:tabs>
+        <w:ind w:left="5760" w:hanging="360"/>
+      </w:pPr>
+      <w:rPr>
+        <w:rFonts w:ascii="Wingdings" w:hAnsi="Wingdings" w:hint="default"/>
+        <w:sz w:val="20"/>
+      </w:rPr>
+    </w:lvl>
+    <w:lvl w:ilvl="8" w:tentative="1">
+      <w:start w:val="1"/>
+      <w:numFmt w:val="bullet"/>
+      <w:lvlText w:val=""/>
+      <w:lvlJc w:val="left"/>
+      <w:pPr>
+        <w:tabs>
+          <w:tab w:val="num" w:pos="6480"/>
+        </w:tabs>
+        <w:ind w:left="6480" w:hanging="360"/>
+      </w:pPr>
+      <w:rPr>
+        <w:rFonts w:ascii="Wingdings" w:hAnsi="Wingdings" w:hint="default"/>
+        <w:sz w:val="20"/>
+      </w:rPr>
+    </w:lvl>
+  </w:abstractNum>
+  <w:abstractNum w:abstractNumId="1" w15:restartNumberingAfterBreak="0">
     <w:nsid w:val="0B9163E0"/>
     <w:multiLevelType w:val="hybridMultilevel"/>
     <w:tmpl w:val="92600CC4"/>
@@ -3197,7 +7096,7 @@
       </w:rPr>
     </w:lvl>
   </w:abstractNum>
-  <w:abstractNum w:abstractNumId="1" w15:restartNumberingAfterBreak="0">
+  <w:abstractNum w:abstractNumId="2" w15:restartNumberingAfterBreak="0">
     <w:nsid w:val="0C721BC8"/>
     <w:multiLevelType w:val="hybridMultilevel"/>
     <w:tmpl w:val="FC1A1168"/>
@@ -3334,7 +7233,156 @@
       </w:rPr>
     </w:lvl>
   </w:abstractNum>
-  <w:abstractNum w:abstractNumId="2" w15:restartNumberingAfterBreak="0">
+  <w:abstractNum w:abstractNumId="3" w15:restartNumberingAfterBreak="0">
+    <w:nsid w:val="0E283943"/>
+    <w:multiLevelType w:val="multilevel"/>
+    <w:tmpl w:val="F3164B1C"/>
+    <w:lvl w:ilvl="0">
+      <w:start w:val="1"/>
+      <w:numFmt w:val="bullet"/>
+      <w:lvlText w:val=""/>
+      <w:lvlJc w:val="left"/>
+      <w:pPr>
+        <w:tabs>
+          <w:tab w:val="num" w:pos="720"/>
+        </w:tabs>
+        <w:ind w:left="720" w:hanging="360"/>
+      </w:pPr>
+      <w:rPr>
+        <w:rFonts w:ascii="Symbol" w:hAnsi="Symbol" w:hint="default"/>
+        <w:sz w:val="20"/>
+      </w:rPr>
+    </w:lvl>
+    <w:lvl w:ilvl="1" w:tentative="1">
+      <w:start w:val="1"/>
+      <w:numFmt w:val="bullet"/>
+      <w:lvlText w:val="o"/>
+      <w:lvlJc w:val="left"/>
+      <w:pPr>
+        <w:tabs>
+          <w:tab w:val="num" w:pos="1440"/>
+        </w:tabs>
+        <w:ind w:left="1440" w:hanging="360"/>
+      </w:pPr>
+      <w:rPr>
+        <w:rFonts w:ascii="Courier New" w:hAnsi="Courier New" w:hint="default"/>
+        <w:sz w:val="20"/>
+      </w:rPr>
+    </w:lvl>
+    <w:lvl w:ilvl="2" w:tentative="1">
+      <w:start w:val="1"/>
+      <w:numFmt w:val="bullet"/>
+      <w:lvlText w:val=""/>
+      <w:lvlJc w:val="left"/>
+      <w:pPr>
+        <w:tabs>
+          <w:tab w:val="num" w:pos="2160"/>
+        </w:tabs>
+        <w:ind w:left="2160" w:hanging="360"/>
+      </w:pPr>
+      <w:rPr>
+        <w:rFonts w:ascii="Wingdings" w:hAnsi="Wingdings" w:hint="default"/>
+        <w:sz w:val="20"/>
+      </w:rPr>
+    </w:lvl>
+    <w:lvl w:ilvl="3" w:tentative="1">
+      <w:start w:val="1"/>
+      <w:numFmt w:val="bullet"/>
+      <w:lvlText w:val=""/>
+      <w:lvlJc w:val="left"/>
+      <w:pPr>
+        <w:tabs>
+          <w:tab w:val="num" w:pos="2880"/>
+        </w:tabs>
+        <w:ind w:left="2880" w:hanging="360"/>
+      </w:pPr>
+      <w:rPr>
+        <w:rFonts w:ascii="Wingdings" w:hAnsi="Wingdings" w:hint="default"/>
+        <w:sz w:val="20"/>
+      </w:rPr>
+    </w:lvl>
+    <w:lvl w:ilvl="4" w:tentative="1">
+      <w:start w:val="1"/>
+      <w:numFmt w:val="bullet"/>
+      <w:lvlText w:val=""/>
+      <w:lvlJc w:val="left"/>
+      <w:pPr>
+        <w:tabs>
+          <w:tab w:val="num" w:pos="3600"/>
+        </w:tabs>
+        <w:ind w:left="3600" w:hanging="360"/>
+      </w:pPr>
+      <w:rPr>
+        <w:rFonts w:ascii="Wingdings" w:hAnsi="Wingdings" w:hint="default"/>
+        <w:sz w:val="20"/>
+      </w:rPr>
+    </w:lvl>
+    <w:lvl w:ilvl="5" w:tentative="1">
+      <w:start w:val="1"/>
+      <w:numFmt w:val="bullet"/>
+      <w:lvlText w:val=""/>
+      <w:lvlJc w:val="left"/>
+      <w:pPr>
+        <w:tabs>
+          <w:tab w:val="num" w:pos="4320"/>
+        </w:tabs>
+        <w:ind w:left="4320" w:hanging="360"/>
+      </w:pPr>
+      <w:rPr>
+        <w:rFonts w:ascii="Wingdings" w:hAnsi="Wingdings" w:hint="default"/>
+        <w:sz w:val="20"/>
+      </w:rPr>
+    </w:lvl>
+    <w:lvl w:ilvl="6" w:tentative="1">
+      <w:start w:val="1"/>
+      <w:numFmt w:val="bullet"/>
+      <w:lvlText w:val=""/>
+      <w:lvlJc w:val="left"/>
+      <w:pPr>
+        <w:tabs>
+          <w:tab w:val="num" w:pos="5040"/>
+        </w:tabs>
+        <w:ind w:left="5040" w:hanging="360"/>
+      </w:pPr>
+      <w:rPr>
+        <w:rFonts w:ascii="Wingdings" w:hAnsi="Wingdings" w:hint="default"/>
+        <w:sz w:val="20"/>
+      </w:rPr>
+    </w:lvl>
+    <w:lvl w:ilvl="7" w:tentative="1">
+      <w:start w:val="1"/>
+      <w:numFmt w:val="bullet"/>
+      <w:lvlText w:val=""/>
+      <w:lvlJc w:val="left"/>
+      <w:pPr>
+        <w:tabs>
+          <w:tab w:val="num" w:pos="5760"/>
+        </w:tabs>
+        <w:ind w:left="5760" w:hanging="360"/>
+      </w:pPr>
+      <w:rPr>
+        <w:rFonts w:ascii="Wingdings" w:hAnsi="Wingdings" w:hint="default"/>
+        <w:sz w:val="20"/>
+      </w:rPr>
+    </w:lvl>
+    <w:lvl w:ilvl="8" w:tentative="1">
+      <w:start w:val="1"/>
+      <w:numFmt w:val="bullet"/>
+      <w:lvlText w:val=""/>
+      <w:lvlJc w:val="left"/>
+      <w:pPr>
+        <w:tabs>
+          <w:tab w:val="num" w:pos="6480"/>
+        </w:tabs>
+        <w:ind w:left="6480" w:hanging="360"/>
+      </w:pPr>
+      <w:rPr>
+        <w:rFonts w:ascii="Wingdings" w:hAnsi="Wingdings" w:hint="default"/>
+        <w:sz w:val="20"/>
+      </w:rPr>
+    </w:lvl>
+  </w:abstractNum>
+  <w:abstractNum w:abstractNumId="4" w15:restartNumberingAfterBreak="0">
     <w:nsid w:val="0E9820CB"/>
     <w:multiLevelType w:val="multilevel"/>
     <w:tmpl w:val="72EC6162"/>
@@ -3483,7 +7531,156 @@
       </w:rPr>
     </w:lvl>
   </w:abstractNum>
-  <w:abstractNum w:abstractNumId="3" w15:restartNumberingAfterBreak="0">
+  <w:abstractNum w:abstractNumId="5" w15:restartNumberingAfterBreak="0">
+    <w:nsid w:val="14C8012E"/>
+    <w:multiLevelType w:val="multilevel"/>
+    <w:tmpl w:val="E61C4A16"/>
+    <w:lvl w:ilvl="0">
+      <w:start w:val="1"/>
+      <w:numFmt w:val="bullet"/>
+      <w:lvlText w:val=""/>
+      <w:lvlJc w:val="left"/>
+      <w:pPr>
+        <w:tabs>
+          <w:tab w:val="num" w:pos="720"/>
+        </w:tabs>
+        <w:ind w:left="720" w:hanging="360"/>
+      </w:pPr>
+      <w:rPr>
+        <w:rFonts w:ascii="Symbol" w:hAnsi="Symbol" w:hint="default"/>
+        <w:sz w:val="20"/>
+      </w:rPr>
+    </w:lvl>
+    <w:lvl w:ilvl="1" w:tentative="1">
+      <w:start w:val="1"/>
+      <w:numFmt w:val="bullet"/>
+      <w:lvlText w:val="o"/>
+      <w:lvlJc w:val="left"/>
+      <w:pPr>
+        <w:tabs>
+          <w:tab w:val="num" w:pos="1440"/>
+        </w:tabs>
+        <w:ind w:left="1440" w:hanging="360"/>
+      </w:pPr>
+      <w:rPr>
+        <w:rFonts w:ascii="Courier New" w:hAnsi="Courier New" w:hint="default"/>
+        <w:sz w:val="20"/>
+      </w:rPr>
+    </w:lvl>
+    <w:lvl w:ilvl="2" w:tentative="1">
+      <w:start w:val="1"/>
+      <w:numFmt w:val="bullet"/>
+      <w:lvlText w:val=""/>
+      <w:lvlJc w:val="left"/>
+      <w:pPr>
+        <w:tabs>
+          <w:tab w:val="num" w:pos="2160"/>
+        </w:tabs>
+        <w:ind w:left="2160" w:hanging="360"/>
+      </w:pPr>
+      <w:rPr>
+        <w:rFonts w:ascii="Wingdings" w:hAnsi="Wingdings" w:hint="default"/>
+        <w:sz w:val="20"/>
+      </w:rPr>
+    </w:lvl>
+    <w:lvl w:ilvl="3" w:tentative="1">
+      <w:start w:val="1"/>
+      <w:numFmt w:val="bullet"/>
+      <w:lvlText w:val=""/>
+      <w:lvlJc w:val="left"/>
+      <w:pPr>
+        <w:tabs>
+          <w:tab w:val="num" w:pos="2880"/>
+        </w:tabs>
+        <w:ind w:left="2880" w:hanging="360"/>
+      </w:pPr>
+      <w:rPr>
+        <w:rFonts w:ascii="Wingdings" w:hAnsi="Wingdings" w:hint="default"/>
+        <w:sz w:val="20"/>
+      </w:rPr>
+    </w:lvl>
+    <w:lvl w:ilvl="4" w:tentative="1">
+      <w:start w:val="1"/>
+      <w:numFmt w:val="bullet"/>
+      <w:lvlText w:val=""/>
+      <w:lvlJc w:val="left"/>
+      <w:pPr>
+        <w:tabs>
+          <w:tab w:val="num" w:pos="3600"/>
+        </w:tabs>
+        <w:ind w:left="3600" w:hanging="360"/>
+      </w:pPr>
+      <w:rPr>
+        <w:rFonts w:ascii="Wingdings" w:hAnsi="Wingdings" w:hint="default"/>
+        <w:sz w:val="20"/>
+      </w:rPr>
+    </w:lvl>
+    <w:lvl w:ilvl="5" w:tentative="1">
+      <w:start w:val="1"/>
+      <w:numFmt w:val="bullet"/>
+      <w:lvlText w:val=""/>
+      <w:lvlJc w:val="left"/>
+      <w:pPr>
+        <w:tabs>
+          <w:tab w:val="num" w:pos="4320"/>
+        </w:tabs>
+        <w:ind w:left="4320" w:hanging="360"/>
+      </w:pPr>
+      <w:rPr>
+        <w:rFonts w:ascii="Wingdings" w:hAnsi="Wingdings" w:hint="default"/>
+        <w:sz w:val="20"/>
+      </w:rPr>
+    </w:lvl>
+    <w:lvl w:ilvl="6" w:tentative="1">
+      <w:start w:val="1"/>
+      <w:numFmt w:val="bullet"/>
+      <w:lvlText w:val=""/>
+      <w:lvlJc w:val="left"/>
+      <w:pPr>
+        <w:tabs>
+          <w:tab w:val="num" w:pos="5040"/>
+        </w:tabs>
+        <w:ind w:left="5040" w:hanging="360"/>
+      </w:pPr>
+      <w:rPr>
+        <w:rFonts w:ascii="Wingdings" w:hAnsi="Wingdings" w:hint="default"/>
+        <w:sz w:val="20"/>
+      </w:rPr>
+    </w:lvl>
+    <w:lvl w:ilvl="7" w:tentative="1">
+      <w:start w:val="1"/>
+      <w:numFmt w:val="bullet"/>
+      <w:lvlText w:val=""/>
+      <w:lvlJc w:val="left"/>
+      <w:pPr>
+        <w:tabs>
+          <w:tab w:val="num" w:pos="5760"/>
+        </w:tabs>
+        <w:ind w:left="5760" w:hanging="360"/>
+      </w:pPr>
+      <w:rPr>
+        <w:rFonts w:ascii="Wingdings" w:hAnsi="Wingdings" w:hint="default"/>
+        <w:sz w:val="20"/>
+      </w:rPr>
+    </w:lvl>
+    <w:lvl w:ilvl="8" w:tentative="1">
+      <w:start w:val="1"/>
+      <w:numFmt w:val="bullet"/>
+      <w:lvlText w:val=""/>
+      <w:lvlJc w:val="left"/>
+      <w:pPr>
+        <w:tabs>
+          <w:tab w:val="num" w:pos="6480"/>
+        </w:tabs>
+        <w:ind w:left="6480" w:hanging="360"/>
+      </w:pPr>
+      <w:rPr>
+        <w:rFonts w:ascii="Wingdings" w:hAnsi="Wingdings" w:hint="default"/>
+        <w:sz w:val="20"/>
+      </w:rPr>
+    </w:lvl>
+  </w:abstractNum>
+  <w:abstractNum w:abstractNumId="6" w15:restartNumberingAfterBreak="0">
     <w:nsid w:val="1F813C85"/>
     <w:multiLevelType w:val="multilevel"/>
     <w:tmpl w:val="1186ADB6"/>
@@ -3632,7 +7829,156 @@
       </w:rPr>
     </w:lvl>
   </w:abstractNum>
-  <w:abstractNum w:abstractNumId="4" w15:restartNumberingAfterBreak="0">
+  <w:abstractNum w:abstractNumId="7" w15:restartNumberingAfterBreak="0">
+    <w:nsid w:val="291710FE"/>
+    <w:multiLevelType w:val="multilevel"/>
+    <w:tmpl w:val="234A1C2C"/>
+    <w:lvl w:ilvl="0">
+      <w:start w:val="1"/>
+      <w:numFmt w:val="bullet"/>
+      <w:lvlText w:val=""/>
+      <w:lvlJc w:val="left"/>
+      <w:pPr>
+        <w:tabs>
+          <w:tab w:val="num" w:pos="720"/>
+        </w:tabs>
+        <w:ind w:left="720" w:hanging="360"/>
+      </w:pPr>
+      <w:rPr>
+        <w:rFonts w:ascii="Symbol" w:hAnsi="Symbol" w:hint="default"/>
+        <w:sz w:val="20"/>
+      </w:rPr>
+    </w:lvl>
+    <w:lvl w:ilvl="1" w:tentative="1">
+      <w:start w:val="1"/>
+      <w:numFmt w:val="bullet"/>
+      <w:lvlText w:val="o"/>
+      <w:lvlJc w:val="left"/>
+      <w:pPr>
+        <w:tabs>
+          <w:tab w:val="num" w:pos="1440"/>
+        </w:tabs>
+        <w:ind w:left="1440" w:hanging="360"/>
+      </w:pPr>
+      <w:rPr>
+        <w:rFonts w:ascii="Courier New" w:hAnsi="Courier New" w:hint="default"/>
+        <w:sz w:val="20"/>
+      </w:rPr>
+    </w:lvl>
+    <w:lvl w:ilvl="2" w:tentative="1">
+      <w:start w:val="1"/>
+      <w:numFmt w:val="bullet"/>
+      <w:lvlText w:val=""/>
+      <w:lvlJc w:val="left"/>
+      <w:pPr>
+        <w:tabs>
+          <w:tab w:val="num" w:pos="2160"/>
+        </w:tabs>
+        <w:ind w:left="2160" w:hanging="360"/>
+      </w:pPr>
+      <w:rPr>
+        <w:rFonts w:ascii="Wingdings" w:hAnsi="Wingdings" w:hint="default"/>
+        <w:sz w:val="20"/>
+      </w:rPr>
+    </w:lvl>
+    <w:lvl w:ilvl="3" w:tentative="1">
+      <w:start w:val="1"/>
+      <w:numFmt w:val="bullet"/>
+      <w:lvlText w:val=""/>
+      <w:lvlJc w:val="left"/>
+      <w:pPr>
+        <w:tabs>
+          <w:tab w:val="num" w:pos="2880"/>
+        </w:tabs>
+        <w:ind w:left="2880" w:hanging="360"/>
+      </w:pPr>
+      <w:rPr>
+        <w:rFonts w:ascii="Wingdings" w:hAnsi="Wingdings" w:hint="default"/>
+        <w:sz w:val="20"/>
+      </w:rPr>
+    </w:lvl>
+    <w:lvl w:ilvl="4" w:tentative="1">
+      <w:start w:val="1"/>
+      <w:numFmt w:val="bullet"/>
+      <w:lvlText w:val=""/>
+      <w:lvlJc w:val="left"/>
+      <w:pPr>
+        <w:tabs>
+          <w:tab w:val="num" w:pos="3600"/>
+        </w:tabs>
+        <w:ind w:left="3600" w:hanging="360"/>
+      </w:pPr>
+      <w:rPr>
+        <w:rFonts w:ascii="Wingdings" w:hAnsi="Wingdings" w:hint="default"/>
+        <w:sz w:val="20"/>
+      </w:rPr>
+    </w:lvl>
+    <w:lvl w:ilvl="5" w:tentative="1">
+      <w:start w:val="1"/>
+      <w:numFmt w:val="bullet"/>
+      <w:lvlText w:val=""/>
+      <w:lvlJc w:val="left"/>
+      <w:pPr>
+        <w:tabs>
+          <w:tab w:val="num" w:pos="4320"/>
+        </w:tabs>
+        <w:ind w:left="4320" w:hanging="360"/>
+      </w:pPr>
+      <w:rPr>
+        <w:rFonts w:ascii="Wingdings" w:hAnsi="Wingdings" w:hint="default"/>
+        <w:sz w:val="20"/>
+      </w:rPr>
+    </w:lvl>
+    <w:lvl w:ilvl="6" w:tentative="1">
+      <w:start w:val="1"/>
+      <w:numFmt w:val="bullet"/>
+      <w:lvlText w:val=""/>
+      <w:lvlJc w:val="left"/>
+      <w:pPr>
+        <w:tabs>
+          <w:tab w:val="num" w:pos="5040"/>
+        </w:tabs>
+        <w:ind w:left="5040" w:hanging="360"/>
+      </w:pPr>
+      <w:rPr>
+        <w:rFonts w:ascii="Wingdings" w:hAnsi="Wingdings" w:hint="default"/>
+        <w:sz w:val="20"/>
+      </w:rPr>
+    </w:lvl>
+    <w:lvl w:ilvl="7" w:tentative="1">
+      <w:start w:val="1"/>
+      <w:numFmt w:val="bullet"/>
+      <w:lvlText w:val=""/>
+      <w:lvlJc w:val="left"/>
+      <w:pPr>
+        <w:tabs>
+          <w:tab w:val="num" w:pos="5760"/>
+        </w:tabs>
+        <w:ind w:left="5760" w:hanging="360"/>
+      </w:pPr>
+      <w:rPr>
+        <w:rFonts w:ascii="Wingdings" w:hAnsi="Wingdings" w:hint="default"/>
+        <w:sz w:val="20"/>
+      </w:rPr>
+    </w:lvl>
+    <w:lvl w:ilvl="8" w:tentative="1">
+      <w:start w:val="1"/>
+      <w:numFmt w:val="bullet"/>
+      <w:lvlText w:val=""/>
+      <w:lvlJc w:val="left"/>
+      <w:pPr>
+        <w:tabs>
+          <w:tab w:val="num" w:pos="6480"/>
+        </w:tabs>
+        <w:ind w:left="6480" w:hanging="360"/>
+      </w:pPr>
+      <w:rPr>
+        <w:rFonts w:ascii="Wingdings" w:hAnsi="Wingdings" w:hint="default"/>
+        <w:sz w:val="20"/>
+      </w:rPr>
+    </w:lvl>
+  </w:abstractNum>
+  <w:abstractNum w:abstractNumId="8" w15:restartNumberingAfterBreak="0">
     <w:nsid w:val="3AD36104"/>
     <w:multiLevelType w:val="hybridMultilevel"/>
     <w:tmpl w:val="387A12A0"/>
@@ -3772,7 +8118,156 @@
       </w:rPr>
     </w:lvl>
   </w:abstractNum>
-  <w:abstractNum w:abstractNumId="5" w15:restartNumberingAfterBreak="0">
+  <w:abstractNum w:abstractNumId="9" w15:restartNumberingAfterBreak="0">
+    <w:nsid w:val="416F0257"/>
+    <w:multiLevelType w:val="multilevel"/>
+    <w:tmpl w:val="E58E258E"/>
+    <w:lvl w:ilvl="0">
+      <w:start w:val="1"/>
+      <w:numFmt w:val="bullet"/>
+      <w:lvlText w:val=""/>
+      <w:lvlJc w:val="left"/>
+      <w:pPr>
+        <w:tabs>
+          <w:tab w:val="num" w:pos="720"/>
+        </w:tabs>
+        <w:ind w:left="720" w:hanging="360"/>
+      </w:pPr>
+      <w:rPr>
+        <w:rFonts w:ascii="Symbol" w:hAnsi="Symbol" w:hint="default"/>
+        <w:sz w:val="20"/>
+      </w:rPr>
+    </w:lvl>
+    <w:lvl w:ilvl="1" w:tentative="1">
+      <w:start w:val="1"/>
+      <w:numFmt w:val="bullet"/>
+      <w:lvlText w:val="o"/>
+      <w:lvlJc w:val="left"/>
+      <w:pPr>
+        <w:tabs>
+          <w:tab w:val="num" w:pos="1440"/>
+        </w:tabs>
+        <w:ind w:left="1440" w:hanging="360"/>
+      </w:pPr>
+      <w:rPr>
+        <w:rFonts w:ascii="Courier New" w:hAnsi="Courier New" w:hint="default"/>
+        <w:sz w:val="20"/>
+      </w:rPr>
+    </w:lvl>
+    <w:lvl w:ilvl="2" w:tentative="1">
+      <w:start w:val="1"/>
+      <w:numFmt w:val="bullet"/>
+      <w:lvlText w:val=""/>
+      <w:lvlJc w:val="left"/>
+      <w:pPr>
+        <w:tabs>
+          <w:tab w:val="num" w:pos="2160"/>
+        </w:tabs>
+        <w:ind w:left="2160" w:hanging="360"/>
+      </w:pPr>
+      <w:rPr>
+        <w:rFonts w:ascii="Wingdings" w:hAnsi="Wingdings" w:hint="default"/>
+        <w:sz w:val="20"/>
+      </w:rPr>
+    </w:lvl>
+    <w:lvl w:ilvl="3" w:tentative="1">
+      <w:start w:val="1"/>
+      <w:numFmt w:val="bullet"/>
+      <w:lvlText w:val=""/>
+      <w:lvlJc w:val="left"/>
+      <w:pPr>
+        <w:tabs>
+          <w:tab w:val="num" w:pos="2880"/>
+        </w:tabs>
+        <w:ind w:left="2880" w:hanging="360"/>
+      </w:pPr>
+      <w:rPr>
+        <w:rFonts w:ascii="Wingdings" w:hAnsi="Wingdings" w:hint="default"/>
+        <w:sz w:val="20"/>
+      </w:rPr>
+    </w:lvl>
+    <w:lvl w:ilvl="4" w:tentative="1">
+      <w:start w:val="1"/>
+      <w:numFmt w:val="bullet"/>
+      <w:lvlText w:val=""/>
+      <w:lvlJc w:val="left"/>
+      <w:pPr>
+        <w:tabs>
+          <w:tab w:val="num" w:pos="3600"/>
+        </w:tabs>
+        <w:ind w:left="3600" w:hanging="360"/>
+      </w:pPr>
+      <w:rPr>
+        <w:rFonts w:ascii="Wingdings" w:hAnsi="Wingdings" w:hint="default"/>
+        <w:sz w:val="20"/>
+      </w:rPr>
+    </w:lvl>
+    <w:lvl w:ilvl="5" w:tentative="1">
+      <w:start w:val="1"/>
+      <w:numFmt w:val="bullet"/>
+      <w:lvlText w:val=""/>
+      <w:lvlJc w:val="left"/>
+      <w:pPr>
+        <w:tabs>
+          <w:tab w:val="num" w:pos="4320"/>
+        </w:tabs>
+        <w:ind w:left="4320" w:hanging="360"/>
+      </w:pPr>
+      <w:rPr>
+        <w:rFonts w:ascii="Wingdings" w:hAnsi="Wingdings" w:hint="default"/>
+        <w:sz w:val="20"/>
+      </w:rPr>
+    </w:lvl>
+    <w:lvl w:ilvl="6" w:tentative="1">
+      <w:start w:val="1"/>
+      <w:numFmt w:val="bullet"/>
+      <w:lvlText w:val=""/>
+      <w:lvlJc w:val="left"/>
+      <w:pPr>
+        <w:tabs>
+          <w:tab w:val="num" w:pos="5040"/>
+        </w:tabs>
+        <w:ind w:left="5040" w:hanging="360"/>
+      </w:pPr>
+      <w:rPr>
+        <w:rFonts w:ascii="Wingdings" w:hAnsi="Wingdings" w:hint="default"/>
+        <w:sz w:val="20"/>
+      </w:rPr>
+    </w:lvl>
+    <w:lvl w:ilvl="7" w:tentative="1">
+      <w:start w:val="1"/>
+      <w:numFmt w:val="bullet"/>
+      <w:lvlText w:val=""/>
+      <w:lvlJc w:val="left"/>
+      <w:pPr>
+        <w:tabs>
+          <w:tab w:val="num" w:pos="5760"/>
+        </w:tabs>
+        <w:ind w:left="5760" w:hanging="360"/>
+      </w:pPr>
+      <w:rPr>
+        <w:rFonts w:ascii="Wingdings" w:hAnsi="Wingdings" w:hint="default"/>
+        <w:sz w:val="20"/>
+      </w:rPr>
+    </w:lvl>
+    <w:lvl w:ilvl="8" w:tentative="1">
+      <w:start w:val="1"/>
+      <w:numFmt w:val="bullet"/>
+      <w:lvlText w:val=""/>
+      <w:lvlJc w:val="left"/>
+      <w:pPr>
+        <w:tabs>
+          <w:tab w:val="num" w:pos="6480"/>
+        </w:tabs>
+        <w:ind w:left="6480" w:hanging="360"/>
+      </w:pPr>
+      <w:rPr>
+        <w:rFonts w:ascii="Wingdings" w:hAnsi="Wingdings" w:hint="default"/>
+        <w:sz w:val="20"/>
+      </w:rPr>
+    </w:lvl>
+  </w:abstractNum>
+  <w:abstractNum w:abstractNumId="10" w15:restartNumberingAfterBreak="0">
     <w:nsid w:val="42673A11"/>
     <w:multiLevelType w:val="hybridMultilevel"/>
     <w:tmpl w:val="9B022D68"/>
@@ -3885,7 +8380,96 @@
       </w:rPr>
     </w:lvl>
   </w:abstractNum>
-  <w:abstractNum w:abstractNumId="6" w15:restartNumberingAfterBreak="0">
+  <w:abstractNum w:abstractNumId="11" w15:restartNumberingAfterBreak="0">
+    <w:nsid w:val="45382739"/>
+    <w:multiLevelType w:val="hybridMultilevel"/>
+    <w:tmpl w:val="F45CFBA0"/>
+    <w:lvl w:ilvl="0" w:tplc="0409000F">
+      <w:start w:val="1"/>
+      <w:numFmt w:val="decimal"/>
+      <w:lvlText w:val="%1."/>
+      <w:lvlJc w:val="left"/>
+      <w:pPr>
+        <w:ind w:left="720" w:hanging="360"/>
+      </w:pPr>
+      <w:rPr>
+        <w:rFonts w:hint="default"/>
+      </w:rPr>
+    </w:lvl>
+    <w:lvl w:ilvl="1" w:tplc="04090019" w:tentative="1">
+      <w:start w:val="1"/>
+      <w:numFmt w:val="lowerLetter"/>
+      <w:lvlText w:val="%2."/>
+      <w:lvlJc w:val="left"/>
+      <w:pPr>
+        <w:ind w:left="1440" w:hanging="360"/>
+      </w:pPr>
+    </w:lvl>
+    <w:lvl w:ilvl="2" w:tplc="0409001B" w:tentative="1">
+      <w:start w:val="1"/>
+      <w:numFmt w:val="lowerRoman"/>
+      <w:lvlText w:val="%3."/>
+      <w:lvlJc w:val="right"/>
+      <w:pPr>
+        <w:ind w:left="2160" w:hanging="180"/>
+      </w:pPr>
+    </w:lvl>
+    <w:lvl w:ilvl="3" w:tplc="0409000F" w:tentative="1">
+      <w:start w:val="1"/>
+      <w:numFmt w:val="decimal"/>
+      <w:lvlText w:val="%4."/>
+      <w:lvlJc w:val="left"/>
+      <w:pPr>
+        <w:ind w:left="2880" w:hanging="360"/>
+      </w:pPr>
+    </w:lvl>
+    <w:lvl w:ilvl="4" w:tplc="04090019" w:tentative="1">
+      <w:start w:val="1"/>
+      <w:numFmt w:val="lowerLetter"/>
+      <w:lvlText w:val="%5."/>
+      <w:lvlJc w:val="left"/>
+      <w:pPr>
+        <w:ind w:left="3600" w:hanging="360"/>
+      </w:pPr>
+    </w:lvl>
+    <w:lvl w:ilvl="5" w:tplc="0409001B" w:tentative="1">
+      <w:start w:val="1"/>
+      <w:numFmt w:val="lowerRoman"/>
+      <w:lvlText w:val="%6."/>
+      <w:lvlJc w:val="right"/>
+      <w:pPr>
+        <w:ind w:left="4320" w:hanging="180"/>
+      </w:pPr>
+    </w:lvl>
+    <w:lvl w:ilvl="6" w:tplc="0409000F" w:tentative="1">
+      <w:start w:val="1"/>
+      <w:numFmt w:val="decimal"/>
+      <w:lvlText w:val="%7."/>
+      <w:lvlJc w:val="left"/>
+      <w:pPr>
+        <w:ind w:left="5040" w:hanging="360"/>
+      </w:pPr>
+    </w:lvl>
+    <w:lvl w:ilvl="7" w:tplc="04090019" w:tentative="1">
+      <w:start w:val="1"/>
+      <w:numFmt w:val="lowerLetter"/>
+      <w:lvlText w:val="%8."/>
+      <w:lvlJc w:val="left"/>
+      <w:pPr>
+        <w:ind w:left="5760" w:hanging="360"/>
+      </w:pPr>
+    </w:lvl>
+    <w:lvl w:ilvl="8" w:tplc="0409001B" w:tentative="1">
+      <w:start w:val="1"/>
+      <w:numFmt w:val="lowerRoman"/>
+      <w:lvlText w:val="%9."/>
+      <w:lvlJc w:val="right"/>
+      <w:pPr>
+        <w:ind w:left="6480" w:hanging="180"/>
+      </w:pPr>
+    </w:lvl>
+  </w:abstractNum>
+  <w:abstractNum w:abstractNumId="12" w15:restartNumberingAfterBreak="0">
     <w:nsid w:val="46601262"/>
     <w:multiLevelType w:val="hybridMultilevel"/>
     <w:tmpl w:val="C024ABBE"/>
@@ -4025,7 +8609,7 @@
       </w:rPr>
     </w:lvl>
   </w:abstractNum>
-  <w:abstractNum w:abstractNumId="7" w15:restartNumberingAfterBreak="0">
+  <w:abstractNum w:abstractNumId="13" w15:restartNumberingAfterBreak="0">
     <w:nsid w:val="52D20273"/>
     <w:multiLevelType w:val="multilevel"/>
     <w:tmpl w:val="2FA66A0A"/>
@@ -4174,7 +8758,305 @@
       </w:rPr>
     </w:lvl>
   </w:abstractNum>
-  <w:abstractNum w:abstractNumId="8" w15:restartNumberingAfterBreak="0">
+  <w:abstractNum w:abstractNumId="14" w15:restartNumberingAfterBreak="0">
+    <w:nsid w:val="5755315C"/>
+    <w:multiLevelType w:val="multilevel"/>
+    <w:tmpl w:val="BD5E5C8E"/>
+    <w:lvl w:ilvl="0">
+      <w:start w:val="1"/>
+      <w:numFmt w:val="bullet"/>
+      <w:lvlText w:val=""/>
+      <w:lvlJc w:val="left"/>
+      <w:pPr>
+        <w:tabs>
+          <w:tab w:val="num" w:pos="720"/>
+        </w:tabs>
+        <w:ind w:left="720" w:hanging="360"/>
+      </w:pPr>
+      <w:rPr>
+        <w:rFonts w:ascii="Symbol" w:hAnsi="Symbol" w:hint="default"/>
+        <w:sz w:val="20"/>
+      </w:rPr>
+    </w:lvl>
+    <w:lvl w:ilvl="1" w:tentative="1">
+      <w:start w:val="1"/>
+      <w:numFmt w:val="bullet"/>
+      <w:lvlText w:val="o"/>
+      <w:lvlJc w:val="left"/>
+      <w:pPr>
+        <w:tabs>
+          <w:tab w:val="num" w:pos="1440"/>
+        </w:tabs>
+        <w:ind w:left="1440" w:hanging="360"/>
+      </w:pPr>
+      <w:rPr>
+        <w:rFonts w:ascii="Courier New" w:hAnsi="Courier New" w:hint="default"/>
+        <w:sz w:val="20"/>
+      </w:rPr>
+    </w:lvl>
+    <w:lvl w:ilvl="2" w:tentative="1">
+      <w:start w:val="1"/>
+      <w:numFmt w:val="bullet"/>
+      <w:lvlText w:val=""/>
+      <w:lvlJc w:val="left"/>
+      <w:pPr>
+        <w:tabs>
+          <w:tab w:val="num" w:pos="2160"/>
+        </w:tabs>
+        <w:ind w:left="2160" w:hanging="360"/>
+      </w:pPr>
+      <w:rPr>
+        <w:rFonts w:ascii="Wingdings" w:hAnsi="Wingdings" w:hint="default"/>
+        <w:sz w:val="20"/>
+      </w:rPr>
+    </w:lvl>
+    <w:lvl w:ilvl="3" w:tentative="1">
+      <w:start w:val="1"/>
+      <w:numFmt w:val="bullet"/>
+      <w:lvlText w:val=""/>
+      <w:lvlJc w:val="left"/>
+      <w:pPr>
+        <w:tabs>
+          <w:tab w:val="num" w:pos="2880"/>
+        </w:tabs>
+        <w:ind w:left="2880" w:hanging="360"/>
+      </w:pPr>
+      <w:rPr>
+        <w:rFonts w:ascii="Wingdings" w:hAnsi="Wingdings" w:hint="default"/>
+        <w:sz w:val="20"/>
+      </w:rPr>
+    </w:lvl>
+    <w:lvl w:ilvl="4" w:tentative="1">
+      <w:start w:val="1"/>
+      <w:numFmt w:val="bullet"/>
+      <w:lvlText w:val=""/>
+      <w:lvlJc w:val="left"/>
+      <w:pPr>
+        <w:tabs>
+          <w:tab w:val="num" w:pos="3600"/>
+        </w:tabs>
+        <w:ind w:left="3600" w:hanging="360"/>
+      </w:pPr>
+      <w:rPr>
+        <w:rFonts w:ascii="Wingdings" w:hAnsi="Wingdings" w:hint="default"/>
+        <w:sz w:val="20"/>
+      </w:rPr>
+    </w:lvl>
+    <w:lvl w:ilvl="5" w:tentative="1">
+      <w:start w:val="1"/>
+      <w:numFmt w:val="bullet"/>
+      <w:lvlText w:val=""/>
+      <w:lvlJc w:val="left"/>
+      <w:pPr>
+        <w:tabs>
+          <w:tab w:val="num" w:pos="4320"/>
+        </w:tabs>
+        <w:ind w:left="4320" w:hanging="360"/>
+      </w:pPr>
+      <w:rPr>
+        <w:rFonts w:ascii="Wingdings" w:hAnsi="Wingdings" w:hint="default"/>
+        <w:sz w:val="20"/>
+      </w:rPr>
+    </w:lvl>
+    <w:lvl w:ilvl="6" w:tentative="1">
+      <w:start w:val="1"/>
+      <w:numFmt w:val="bullet"/>
+      <w:lvlText w:val=""/>
+      <w:lvlJc w:val="left"/>
+      <w:pPr>
+        <w:tabs>
+          <w:tab w:val="num" w:pos="5040"/>
+        </w:tabs>
+        <w:ind w:left="5040" w:hanging="360"/>
+      </w:pPr>
+      <w:rPr>
+        <w:rFonts w:ascii="Wingdings" w:hAnsi="Wingdings" w:hint="default"/>
+        <w:sz w:val="20"/>
+      </w:rPr>
+    </w:lvl>
+    <w:lvl w:ilvl="7" w:tentative="1">
+      <w:start w:val="1"/>
+      <w:numFmt w:val="bullet"/>
+      <w:lvlText w:val=""/>
+      <w:lvlJc w:val="left"/>
+      <w:pPr>
+        <w:tabs>
+          <w:tab w:val="num" w:pos="5760"/>
+        </w:tabs>
+        <w:ind w:left="5760" w:hanging="360"/>
+      </w:pPr>
+      <w:rPr>
+        <w:rFonts w:ascii="Wingdings" w:hAnsi="Wingdings" w:hint="default"/>
+        <w:sz w:val="20"/>
+      </w:rPr>
+    </w:lvl>
+    <w:lvl w:ilvl="8" w:tentative="1">
+      <w:start w:val="1"/>
+      <w:numFmt w:val="bullet"/>
+      <w:lvlText w:val=""/>
+      <w:lvlJc w:val="left"/>
+      <w:pPr>
+        <w:tabs>
+          <w:tab w:val="num" w:pos="6480"/>
+        </w:tabs>
+        <w:ind w:left="6480" w:hanging="360"/>
+      </w:pPr>
+      <w:rPr>
+        <w:rFonts w:ascii="Wingdings" w:hAnsi="Wingdings" w:hint="default"/>
+        <w:sz w:val="20"/>
+      </w:rPr>
+    </w:lvl>
+  </w:abstractNum>
+  <w:abstractNum w:abstractNumId="15" w15:restartNumberingAfterBreak="0">
+    <w:nsid w:val="64351B79"/>
+    <w:multiLevelType w:val="multilevel"/>
+    <w:tmpl w:val="5F1C4A34"/>
+    <w:lvl w:ilvl="0">
+      <w:start w:val="1"/>
+      <w:numFmt w:val="bullet"/>
+      <w:lvlText w:val=""/>
+      <w:lvlJc w:val="left"/>
+      <w:pPr>
+        <w:tabs>
+          <w:tab w:val="num" w:pos="720"/>
+        </w:tabs>
+        <w:ind w:left="720" w:hanging="360"/>
+      </w:pPr>
+      <w:rPr>
+        <w:rFonts w:ascii="Symbol" w:hAnsi="Symbol" w:hint="default"/>
+        <w:sz w:val="20"/>
+      </w:rPr>
+    </w:lvl>
+    <w:lvl w:ilvl="1" w:tentative="1">
+      <w:start w:val="1"/>
+      <w:numFmt w:val="bullet"/>
+      <w:lvlText w:val="o"/>
+      <w:lvlJc w:val="left"/>
+      <w:pPr>
+        <w:tabs>
+          <w:tab w:val="num" w:pos="1440"/>
+        </w:tabs>
+        <w:ind w:left="1440" w:hanging="360"/>
+      </w:pPr>
+      <w:rPr>
+        <w:rFonts w:ascii="Courier New" w:hAnsi="Courier New" w:hint="default"/>
+        <w:sz w:val="20"/>
+      </w:rPr>
+    </w:lvl>
+    <w:lvl w:ilvl="2" w:tentative="1">
+      <w:start w:val="1"/>
+      <w:numFmt w:val="bullet"/>
+      <w:lvlText w:val=""/>
+      <w:lvlJc w:val="left"/>
+      <w:pPr>
+        <w:tabs>
+          <w:tab w:val="num" w:pos="2160"/>
+        </w:tabs>
+        <w:ind w:left="2160" w:hanging="360"/>
+      </w:pPr>
+      <w:rPr>
+        <w:rFonts w:ascii="Wingdings" w:hAnsi="Wingdings" w:hint="default"/>
+        <w:sz w:val="20"/>
+      </w:rPr>
+    </w:lvl>
+    <w:lvl w:ilvl="3" w:tentative="1">
+      <w:start w:val="1"/>
+      <w:numFmt w:val="bullet"/>
+      <w:lvlText w:val=""/>
+      <w:lvlJc w:val="left"/>
+      <w:pPr>
+        <w:tabs>
+          <w:tab w:val="num" w:pos="2880"/>
+        </w:tabs>
+        <w:ind w:left="2880" w:hanging="360"/>
+      </w:pPr>
+      <w:rPr>
+        <w:rFonts w:ascii="Wingdings" w:hAnsi="Wingdings" w:hint="default"/>
+        <w:sz w:val="20"/>
+      </w:rPr>
+    </w:lvl>
+    <w:lvl w:ilvl="4" w:tentative="1">
+      <w:start w:val="1"/>
+      <w:numFmt w:val="bullet"/>
+      <w:lvlText w:val=""/>
+      <w:lvlJc w:val="left"/>
+      <w:pPr>
+        <w:tabs>
+          <w:tab w:val="num" w:pos="3600"/>
+        </w:tabs>
+        <w:ind w:left="3600" w:hanging="360"/>
+      </w:pPr>
+      <w:rPr>
+        <w:rFonts w:ascii="Wingdings" w:hAnsi="Wingdings" w:hint="default"/>
+        <w:sz w:val="20"/>
+      </w:rPr>
+    </w:lvl>
+    <w:lvl w:ilvl="5" w:tentative="1">
+      <w:start w:val="1"/>
+      <w:numFmt w:val="bullet"/>
+      <w:lvlText w:val=""/>
+      <w:lvlJc w:val="left"/>
+      <w:pPr>
+        <w:tabs>
+          <w:tab w:val="num" w:pos="4320"/>
+        </w:tabs>
+        <w:ind w:left="4320" w:hanging="360"/>
+      </w:pPr>
+      <w:rPr>
+        <w:rFonts w:ascii="Wingdings" w:hAnsi="Wingdings" w:hint="default"/>
+        <w:sz w:val="20"/>
+      </w:rPr>
+    </w:lvl>
+    <w:lvl w:ilvl="6" w:tentative="1">
+      <w:start w:val="1"/>
+      <w:numFmt w:val="bullet"/>
+      <w:lvlText w:val=""/>
+      <w:lvlJc w:val="left"/>
+      <w:pPr>
+        <w:tabs>
+          <w:tab w:val="num" w:pos="5040"/>
+        </w:tabs>
+        <w:ind w:left="5040" w:hanging="360"/>
+      </w:pPr>
+      <w:rPr>
+        <w:rFonts w:ascii="Wingdings" w:hAnsi="Wingdings" w:hint="default"/>
+        <w:sz w:val="20"/>
+      </w:rPr>
+    </w:lvl>
+    <w:lvl w:ilvl="7" w:tentative="1">
+      <w:start w:val="1"/>
+      <w:numFmt w:val="bullet"/>
+      <w:lvlText w:val=""/>
+      <w:lvlJc w:val="left"/>
+      <w:pPr>
+        <w:tabs>
+          <w:tab w:val="num" w:pos="5760"/>
+        </w:tabs>
+        <w:ind w:left="5760" w:hanging="360"/>
+      </w:pPr>
+      <w:rPr>
+        <w:rFonts w:ascii="Wingdings" w:hAnsi="Wingdings" w:hint="default"/>
+        <w:sz w:val="20"/>
+      </w:rPr>
+    </w:lvl>
+    <w:lvl w:ilvl="8" w:tentative="1">
+      <w:start w:val="1"/>
+      <w:numFmt w:val="bullet"/>
+      <w:lvlText w:val=""/>
+      <w:lvlJc w:val="left"/>
+      <w:pPr>
+        <w:tabs>
+          <w:tab w:val="num" w:pos="6480"/>
+        </w:tabs>
+        <w:ind w:left="6480" w:hanging="360"/>
+      </w:pPr>
+      <w:rPr>
+        <w:rFonts w:ascii="Wingdings" w:hAnsi="Wingdings" w:hint="default"/>
+        <w:sz w:val="20"/>
+      </w:rPr>
+    </w:lvl>
+  </w:abstractNum>
+  <w:abstractNum w:abstractNumId="16" w15:restartNumberingAfterBreak="0">
     <w:nsid w:val="64F96DD9"/>
     <w:multiLevelType w:val="multilevel"/>
     <w:tmpl w:val="D4B82580"/>
@@ -4287,7 +9169,7 @@
       </w:pPr>
     </w:lvl>
   </w:abstractNum>
-  <w:abstractNum w:abstractNumId="9" w15:restartNumberingAfterBreak="0">
+  <w:abstractNum w:abstractNumId="17" w15:restartNumberingAfterBreak="0">
     <w:nsid w:val="687F2287"/>
     <w:multiLevelType w:val="multilevel"/>
     <w:tmpl w:val="9486876A"/>
@@ -4436,35 +9318,363 @@
       </w:rPr>
     </w:lvl>
   </w:abstractNum>
+  <w:abstractNum w:abstractNumId="18" w15:restartNumberingAfterBreak="0">
+    <w:nsid w:val="68F544A4"/>
+    <w:multiLevelType w:val="multilevel"/>
+    <w:tmpl w:val="1BE2256C"/>
+    <w:lvl w:ilvl="0">
+      <w:start w:val="1"/>
+      <w:numFmt w:val="bullet"/>
+      <w:lvlText w:val=""/>
+      <w:lvlJc w:val="left"/>
+      <w:pPr>
+        <w:tabs>
+          <w:tab w:val="num" w:pos="720"/>
+        </w:tabs>
+        <w:ind w:left="720" w:hanging="360"/>
+      </w:pPr>
+      <w:rPr>
+        <w:rFonts w:ascii="Symbol" w:hAnsi="Symbol" w:hint="default"/>
+        <w:sz w:val="20"/>
+      </w:rPr>
+    </w:lvl>
+    <w:lvl w:ilvl="1" w:tentative="1">
+      <w:start w:val="1"/>
+      <w:numFmt w:val="bullet"/>
+      <w:lvlText w:val="o"/>
+      <w:lvlJc w:val="left"/>
+      <w:pPr>
+        <w:tabs>
+          <w:tab w:val="num" w:pos="1440"/>
+        </w:tabs>
+        <w:ind w:left="1440" w:hanging="360"/>
+      </w:pPr>
+      <w:rPr>
+        <w:rFonts w:ascii="Courier New" w:hAnsi="Courier New" w:hint="default"/>
+        <w:sz w:val="20"/>
+      </w:rPr>
+    </w:lvl>
+    <w:lvl w:ilvl="2" w:tentative="1">
+      <w:start w:val="1"/>
+      <w:numFmt w:val="bullet"/>
+      <w:lvlText w:val=""/>
+      <w:lvlJc w:val="left"/>
+      <w:pPr>
+        <w:tabs>
+          <w:tab w:val="num" w:pos="2160"/>
+        </w:tabs>
+        <w:ind w:left="2160" w:hanging="360"/>
+      </w:pPr>
+      <w:rPr>
+        <w:rFonts w:ascii="Wingdings" w:hAnsi="Wingdings" w:hint="default"/>
+        <w:sz w:val="20"/>
+      </w:rPr>
+    </w:lvl>
+    <w:lvl w:ilvl="3" w:tentative="1">
+      <w:start w:val="1"/>
+      <w:numFmt w:val="bullet"/>
+      <w:lvlText w:val=""/>
+      <w:lvlJc w:val="left"/>
+      <w:pPr>
+        <w:tabs>
+          <w:tab w:val="num" w:pos="2880"/>
+        </w:tabs>
+        <w:ind w:left="2880" w:hanging="360"/>
+      </w:pPr>
+      <w:rPr>
+        <w:rFonts w:ascii="Wingdings" w:hAnsi="Wingdings" w:hint="default"/>
+        <w:sz w:val="20"/>
+      </w:rPr>
+    </w:lvl>
+    <w:lvl w:ilvl="4" w:tentative="1">
+      <w:start w:val="1"/>
+      <w:numFmt w:val="bullet"/>
+      <w:lvlText w:val=""/>
+      <w:lvlJc w:val="left"/>
+      <w:pPr>
+        <w:tabs>
+          <w:tab w:val="num" w:pos="3600"/>
+        </w:tabs>
+        <w:ind w:left="3600" w:hanging="360"/>
+      </w:pPr>
+      <w:rPr>
+        <w:rFonts w:ascii="Wingdings" w:hAnsi="Wingdings" w:hint="default"/>
+        <w:sz w:val="20"/>
+      </w:rPr>
+    </w:lvl>
+    <w:lvl w:ilvl="5" w:tentative="1">
+      <w:start w:val="1"/>
+      <w:numFmt w:val="bullet"/>
+      <w:lvlText w:val=""/>
+      <w:lvlJc w:val="left"/>
+      <w:pPr>
+        <w:tabs>
+          <w:tab w:val="num" w:pos="4320"/>
+        </w:tabs>
+        <w:ind w:left="4320" w:hanging="360"/>
+      </w:pPr>
+      <w:rPr>
+        <w:rFonts w:ascii="Wingdings" w:hAnsi="Wingdings" w:hint="default"/>
+        <w:sz w:val="20"/>
+      </w:rPr>
+    </w:lvl>
+    <w:lvl w:ilvl="6" w:tentative="1">
+      <w:start w:val="1"/>
+      <w:numFmt w:val="bullet"/>
+      <w:lvlText w:val=""/>
+      <w:lvlJc w:val="left"/>
+      <w:pPr>
+        <w:tabs>
+          <w:tab w:val="num" w:pos="5040"/>
+        </w:tabs>
+        <w:ind w:left="5040" w:hanging="360"/>
+      </w:pPr>
+      <w:rPr>
+        <w:rFonts w:ascii="Wingdings" w:hAnsi="Wingdings" w:hint="default"/>
+        <w:sz w:val="20"/>
+      </w:rPr>
+    </w:lvl>
+    <w:lvl w:ilvl="7" w:tentative="1">
+      <w:start w:val="1"/>
+      <w:numFmt w:val="bullet"/>
+      <w:lvlText w:val=""/>
+      <w:lvlJc w:val="left"/>
+      <w:pPr>
+        <w:tabs>
+          <w:tab w:val="num" w:pos="5760"/>
+        </w:tabs>
+        <w:ind w:left="5760" w:hanging="360"/>
+      </w:pPr>
+      <w:rPr>
+        <w:rFonts w:ascii="Wingdings" w:hAnsi="Wingdings" w:hint="default"/>
+        <w:sz w:val="20"/>
+      </w:rPr>
+    </w:lvl>
+    <w:lvl w:ilvl="8" w:tentative="1">
+      <w:start w:val="1"/>
+      <w:numFmt w:val="bullet"/>
+      <w:lvlText w:val=""/>
+      <w:lvlJc w:val="left"/>
+      <w:pPr>
+        <w:tabs>
+          <w:tab w:val="num" w:pos="6480"/>
+        </w:tabs>
+        <w:ind w:left="6480" w:hanging="360"/>
+      </w:pPr>
+      <w:rPr>
+        <w:rFonts w:ascii="Wingdings" w:hAnsi="Wingdings" w:hint="default"/>
+        <w:sz w:val="20"/>
+      </w:rPr>
+    </w:lvl>
+  </w:abstractNum>
+  <w:abstractNum w:abstractNumId="19" w15:restartNumberingAfterBreak="0">
+    <w:nsid w:val="7A0264D7"/>
+    <w:multiLevelType w:val="multilevel"/>
+    <w:tmpl w:val="98FC796C"/>
+    <w:lvl w:ilvl="0">
+      <w:start w:val="1"/>
+      <w:numFmt w:val="bullet"/>
+      <w:lvlText w:val=""/>
+      <w:lvlJc w:val="left"/>
+      <w:pPr>
+        <w:tabs>
+          <w:tab w:val="num" w:pos="720"/>
+        </w:tabs>
+        <w:ind w:left="720" w:hanging="360"/>
+      </w:pPr>
+      <w:rPr>
+        <w:rFonts w:ascii="Symbol" w:hAnsi="Symbol" w:hint="default"/>
+        <w:sz w:val="20"/>
+      </w:rPr>
+    </w:lvl>
+    <w:lvl w:ilvl="1" w:tentative="1">
+      <w:start w:val="1"/>
+      <w:numFmt w:val="bullet"/>
+      <w:lvlText w:val="o"/>
+      <w:lvlJc w:val="left"/>
+      <w:pPr>
+        <w:tabs>
+          <w:tab w:val="num" w:pos="1440"/>
+        </w:tabs>
+        <w:ind w:left="1440" w:hanging="360"/>
+      </w:pPr>
+      <w:rPr>
+        <w:rFonts w:ascii="Courier New" w:hAnsi="Courier New" w:hint="default"/>
+        <w:sz w:val="20"/>
+      </w:rPr>
+    </w:lvl>
+    <w:lvl w:ilvl="2" w:tentative="1">
+      <w:start w:val="1"/>
+      <w:numFmt w:val="bullet"/>
+      <w:lvlText w:val=""/>
+      <w:lvlJc w:val="left"/>
+      <w:pPr>
+        <w:tabs>
+          <w:tab w:val="num" w:pos="2160"/>
+        </w:tabs>
+        <w:ind w:left="2160" w:hanging="360"/>
+      </w:pPr>
+      <w:rPr>
+        <w:rFonts w:ascii="Wingdings" w:hAnsi="Wingdings" w:hint="default"/>
+        <w:sz w:val="20"/>
+      </w:rPr>
+    </w:lvl>
+    <w:lvl w:ilvl="3" w:tentative="1">
+      <w:start w:val="1"/>
+      <w:numFmt w:val="bullet"/>
+      <w:lvlText w:val=""/>
+      <w:lvlJc w:val="left"/>
+      <w:pPr>
+        <w:tabs>
+          <w:tab w:val="num" w:pos="2880"/>
+        </w:tabs>
+        <w:ind w:left="2880" w:hanging="360"/>
+      </w:pPr>
+      <w:rPr>
+        <w:rFonts w:ascii="Wingdings" w:hAnsi="Wingdings" w:hint="default"/>
+        <w:sz w:val="20"/>
+      </w:rPr>
+    </w:lvl>
+    <w:lvl w:ilvl="4" w:tentative="1">
+      <w:start w:val="1"/>
+      <w:numFmt w:val="bullet"/>
+      <w:lvlText w:val=""/>
+      <w:lvlJc w:val="left"/>
+      <w:pPr>
+        <w:tabs>
+          <w:tab w:val="num" w:pos="3600"/>
+        </w:tabs>
+        <w:ind w:left="3600" w:hanging="360"/>
+      </w:pPr>
+      <w:rPr>
+        <w:rFonts w:ascii="Wingdings" w:hAnsi="Wingdings" w:hint="default"/>
+        <w:sz w:val="20"/>
+      </w:rPr>
+    </w:lvl>
+    <w:lvl w:ilvl="5" w:tentative="1">
+      <w:start w:val="1"/>
+      <w:numFmt w:val="bullet"/>
+      <w:lvlText w:val=""/>
+      <w:lvlJc w:val="left"/>
+      <w:pPr>
+        <w:tabs>
+          <w:tab w:val="num" w:pos="4320"/>
+        </w:tabs>
+        <w:ind w:left="4320" w:hanging="360"/>
+      </w:pPr>
+      <w:rPr>
+        <w:rFonts w:ascii="Wingdings" w:hAnsi="Wingdings" w:hint="default"/>
+        <w:sz w:val="20"/>
+      </w:rPr>
+    </w:lvl>
+    <w:lvl w:ilvl="6" w:tentative="1">
+      <w:start w:val="1"/>
+      <w:numFmt w:val="bullet"/>
+      <w:lvlText w:val=""/>
+      <w:lvlJc w:val="left"/>
+      <w:pPr>
+        <w:tabs>
+          <w:tab w:val="num" w:pos="5040"/>
+        </w:tabs>
+        <w:ind w:left="5040" w:hanging="360"/>
+      </w:pPr>
+      <w:rPr>
+        <w:rFonts w:ascii="Wingdings" w:hAnsi="Wingdings" w:hint="default"/>
+        <w:sz w:val="20"/>
+      </w:rPr>
+    </w:lvl>
+    <w:lvl w:ilvl="7" w:tentative="1">
+      <w:start w:val="1"/>
+      <w:numFmt w:val="bullet"/>
+      <w:lvlText w:val=""/>
+      <w:lvlJc w:val="left"/>
+      <w:pPr>
+        <w:tabs>
+          <w:tab w:val="num" w:pos="5760"/>
+        </w:tabs>
+        <w:ind w:left="5760" w:hanging="360"/>
+      </w:pPr>
+      <w:rPr>
+        <w:rFonts w:ascii="Wingdings" w:hAnsi="Wingdings" w:hint="default"/>
+        <w:sz w:val="20"/>
+      </w:rPr>
+    </w:lvl>
+    <w:lvl w:ilvl="8" w:tentative="1">
+      <w:start w:val="1"/>
+      <w:numFmt w:val="bullet"/>
+      <w:lvlText w:val=""/>
+      <w:lvlJc w:val="left"/>
+      <w:pPr>
+        <w:tabs>
+          <w:tab w:val="num" w:pos="6480"/>
+        </w:tabs>
+        <w:ind w:left="6480" w:hanging="360"/>
+      </w:pPr>
+      <w:rPr>
+        <w:rFonts w:ascii="Wingdings" w:hAnsi="Wingdings" w:hint="default"/>
+        <w:sz w:val="20"/>
+      </w:rPr>
+    </w:lvl>
+  </w:abstractNum>
   <w:num w:numId="1">
+    <w:abstractNumId w:val="13"/>
+  </w:num>
+  <w:num w:numId="2">
+    <w:abstractNumId w:val="17"/>
+  </w:num>
+  <w:num w:numId="3">
+    <w:abstractNumId w:val="16"/>
+  </w:num>
+  <w:num w:numId="4">
+    <w:abstractNumId w:val="2"/>
+  </w:num>
+  <w:num w:numId="5">
+    <w:abstractNumId w:val="8"/>
+  </w:num>
+  <w:num w:numId="6">
+    <w:abstractNumId w:val="10"/>
+  </w:num>
+  <w:num w:numId="7">
+    <w:abstractNumId w:val="12"/>
+  </w:num>
+  <w:num w:numId="8">
+    <w:abstractNumId w:val="6"/>
+  </w:num>
+  <w:num w:numId="9">
+    <w:abstractNumId w:val="1"/>
+  </w:num>
+  <w:num w:numId="10">
+    <w:abstractNumId w:val="4"/>
+  </w:num>
+  <w:num w:numId="11">
+    <w:abstractNumId w:val="11"/>
+  </w:num>
+  <w:num w:numId="12">
     <w:abstractNumId w:val="7"/>
   </w:num>
-  <w:num w:numId="2">
+  <w:num w:numId="13">
     <w:abstractNumId w:val="9"/>
   </w:num>
-  <w:num w:numId="3">
-    <w:abstractNumId w:val="8"/>
+  <w:num w:numId="14">
+    <w:abstractNumId w:val="0"/>
   </w:num>
-  <w:num w:numId="4">
-    <w:abstractNumId w:val="1"/>
+  <w:num w:numId="15">
+    <w:abstractNumId w:val="18"/>
   </w:num>
-  <w:num w:numId="5">
-    <w:abstractNumId w:val="4"/>
+  <w:num w:numId="16">
+    <w:abstractNumId w:val="3"/>
   </w:num>
-  <w:num w:numId="6">
+  <w:num w:numId="17">
+    <w:abstractNumId w:val="19"/>
+  </w:num>
+  <w:num w:numId="18">
+    <w:abstractNumId w:val="15"/>
+  </w:num>
+  <w:num w:numId="19">
     <w:abstractNumId w:val="5"/>
   </w:num>
-  <w:num w:numId="7">
-    <w:abstractNumId w:val="6"/>
-  </w:num>
-  <w:num w:numId="8">
-    <w:abstractNumId w:val="3"/>
-  </w:num>
-  <w:num w:numId="9">
-    <w:abstractNumId w:val="0"/>
-  </w:num>
-  <w:num w:numId="10">
-    <w:abstractNumId w:val="2"/>
+  <w:num w:numId="20">
+    <w:abstractNumId w:val="14"/>
   </w:num>
 </w:numbering>
 </file>
@@ -4933,6 +10143,7 @@
   <w:style w:type="paragraph" w:styleId="a7">
     <w:name w:val="List Paragraph"/>
     <w:basedOn w:val="a"/>
+    <w:link w:val="a8"/>
     <w:uiPriority w:val="34"/>
     <w:qFormat/>
     <w:pPr>
@@ -4955,6 +10166,29 @@
       <w:sz w:val="24"/>
       <w:szCs w:val="24"/>
       <w:lang w:eastAsia="uk-UA"/>
+    </w:rPr>
+  </w:style>
+  <w:style w:type="character" w:customStyle="1" w:styleId="a8">
+    <w:name w:val="Абзац списка Знак"/>
+    <w:link w:val="a7"/>
+    <w:uiPriority w:val="34"/>
+    <w:locked/>
+    <w:rPr>
+      <w:lang w:val="ru-RU"/>
+    </w:rPr>
+  </w:style>
+  <w:style w:type="paragraph" w:styleId="a9">
+    <w:name w:val="Normal (Web)"/>
+    <w:basedOn w:val="a"/>
+    <w:uiPriority w:val="99"/>
+    <w:pPr>
+      <w:spacing w:before="100" w:beforeAutospacing="1" w:after="100" w:afterAutospacing="1" w:line="240" w:lineRule="auto"/>
+    </w:pPr>
+    <w:rPr>
+      <w:rFonts w:ascii="Times New Roman" w:eastAsia="Times New Roman" w:hAnsi="Times New Roman" w:cs="Times New Roman"/>
+      <w:sz w:val="24"/>
+      <w:szCs w:val="24"/>
+      <w:lang w:val="ru-RU" w:eastAsia="ru-RU"/>
     </w:rPr>
   </w:style>
 </w:styles>

--- a/2027/ІПЗ ПР02 Застосування стандарту і моделі життєвого циклу.docx
+++ b/2027/ІПЗ ПР02 Застосування стандарту і моделі життєвого циклу.docx
@@ -401,6 +401,180 @@
         </w:rPr>
         <w:t>Сформувати висновки.</w:t>
       </w:r>
+    </w:p>
+    <w:p>
+      <w:pPr>
+        <w:pStyle w:val="2"/>
+        <w:spacing w:before="0"/>
+        <w:ind w:firstLine="709"/>
+        <w:jc w:val="both"/>
+        <w:rPr>
+          <w:rFonts w:ascii="Times New Roman" w:hAnsi="Times New Roman" w:cs="Times New Roman"/>
+          <w:i/>
+          <w:iCs/>
+          <w:sz w:val="28"/>
+          <w:szCs w:val="28"/>
+          <w:lang w:val="uk-UA"/>
+        </w:rPr>
+      </w:pPr>
+      <w:r>
+        <w:rPr>
+          <w:rStyle w:val="aa"/>
+          <w:rFonts w:ascii="Times New Roman" w:hAnsi="Times New Roman" w:cs="Times New Roman"/>
+          <w:b w:val="0"/>
+          <w:color w:val="auto"/>
+          <w:sz w:val="28"/>
+          <w:szCs w:val="28"/>
+          <w:lang w:val="uk-UA"/>
+        </w:rPr>
+        <w:t>Результати надсилати на електронну адресу викладача</w:t>
+      </w:r>
+      <w:r>
+        <w:rPr>
+          <w:rStyle w:val="aa"/>
+          <w:rFonts w:ascii="Times New Roman" w:hAnsi="Times New Roman" w:cs="Times New Roman"/>
+          <w:color w:val="auto"/>
+          <w:sz w:val="28"/>
+          <w:szCs w:val="28"/>
+          <w:lang w:val="uk-UA"/>
+        </w:rPr>
+        <w:t xml:space="preserve"> </w:t>
+      </w:r>
+      <w:hyperlink r:id="rId7" w:history="1">
+        <w:r>
+          <w:rPr>
+            <w:rStyle w:val="aa"/>
+            <w:rFonts w:ascii="Times New Roman" w:hAnsi="Times New Roman" w:cs="Times New Roman"/>
+            <w:sz w:val="28"/>
+            <w:szCs w:val="28"/>
+            <w:lang w:val="uk-UA" w:eastAsia="uk-UA"/>
+          </w:rPr>
+          <w:t>t.i.lumpova@gmail.com</w:t>
+        </w:r>
+      </w:hyperlink>
+    </w:p>
+    <w:p>
+      <w:pPr>
+        <w:autoSpaceDE w:val="0"/>
+        <w:autoSpaceDN w:val="0"/>
+        <w:adjustRightInd w:val="0"/>
+        <w:spacing w:after="0" w:line="240" w:lineRule="auto"/>
+        <w:jc w:val="both"/>
+        <w:rPr>
+          <w:rFonts w:ascii="Times New Roman" w:hAnsi="Times New Roman" w:cs="Times New Roman"/>
+          <w:sz w:val="28"/>
+          <w:szCs w:val="28"/>
+        </w:rPr>
+      </w:pPr>
+      <w:r>
+        <w:rPr>
+          <w:rFonts w:ascii="Times New Roman" w:hAnsi="Times New Roman" w:cs="Times New Roman"/>
+          <w:sz w:val="28"/>
+          <w:szCs w:val="28"/>
+        </w:rPr>
+        <w:t>Файл повинен мати назву в такому форматі:</w:t>
+      </w:r>
+    </w:p>
+    <w:p>
+      <w:pPr>
+        <w:autoSpaceDE w:val="0"/>
+        <w:autoSpaceDN w:val="0"/>
+        <w:adjustRightInd w:val="0"/>
+        <w:spacing w:after="0" w:line="240" w:lineRule="auto"/>
+        <w:jc w:val="both"/>
+        <w:rPr>
+          <w:rFonts w:ascii="Times New Roman" w:hAnsi="Times New Roman" w:cs="Times New Roman"/>
+          <w:sz w:val="28"/>
+          <w:szCs w:val="28"/>
+        </w:rPr>
+      </w:pPr>
+      <w:r>
+        <w:rPr>
+          <w:rFonts w:ascii="Times New Roman" w:hAnsi="Times New Roman" w:cs="Times New Roman"/>
+          <w:b/>
+          <w:sz w:val="28"/>
+          <w:szCs w:val="28"/>
+          <w:lang w:val="en-US"/>
+        </w:rPr>
+        <w:t>IPZ</w:t>
+      </w:r>
+      <w:r>
+        <w:rPr>
+          <w:rFonts w:ascii="Times New Roman" w:hAnsi="Times New Roman" w:cs="Times New Roman"/>
+          <w:b/>
+          <w:sz w:val="28"/>
+          <w:szCs w:val="28"/>
+        </w:rPr>
+        <w:t>&lt;Номер групи&gt;&lt;Номер лекції / практичної / лабораторної [літера позначення типу роботи L – лекція, P – практична, R – лабораторна</w:t>
+      </w:r>
+      <w:proofErr w:type="gramStart"/>
+      <w:r>
+        <w:rPr>
+          <w:rFonts w:ascii="Times New Roman" w:hAnsi="Times New Roman" w:cs="Times New Roman"/>
+          <w:b/>
+          <w:sz w:val="28"/>
+          <w:szCs w:val="28"/>
+        </w:rPr>
+        <w:t>]&lt;</w:t>
+      </w:r>
+      <w:proofErr w:type="gramEnd"/>
+      <w:r>
+        <w:rPr>
+          <w:rFonts w:ascii="Times New Roman" w:hAnsi="Times New Roman" w:cs="Times New Roman"/>
+          <w:b/>
+          <w:bCs/>
+          <w:sz w:val="28"/>
+          <w:szCs w:val="28"/>
+        </w:rPr>
+        <w:t>Прізвище англійською&gt;</w:t>
+      </w:r>
+      <w:r>
+        <w:rPr>
+          <w:rFonts w:ascii="Times New Roman" w:hAnsi="Times New Roman" w:cs="Times New Roman"/>
+          <w:sz w:val="28"/>
+          <w:szCs w:val="28"/>
+        </w:rPr>
+        <w:t xml:space="preserve">. Наприклад, </w:t>
+      </w:r>
+      <w:r>
+        <w:rPr>
+          <w:rFonts w:ascii="Times New Roman" w:hAnsi="Times New Roman" w:cs="Times New Roman"/>
+          <w:b/>
+          <w:sz w:val="28"/>
+          <w:szCs w:val="28"/>
+          <w:lang w:val="en-US"/>
+        </w:rPr>
+        <w:t>IPZ</w:t>
+      </w:r>
+      <w:r>
+        <w:rPr>
+          <w:rFonts w:ascii="Times New Roman" w:hAnsi="Times New Roman" w:cs="Times New Roman"/>
+          <w:b/>
+          <w:sz w:val="28"/>
+          <w:szCs w:val="28"/>
+        </w:rPr>
+        <w:t>3101R</w:t>
+      </w:r>
+      <w:r>
+        <w:rPr>
+          <w:rFonts w:ascii="Times New Roman" w:hAnsi="Times New Roman" w:cs="Times New Roman"/>
+          <w:sz w:val="28"/>
+          <w:szCs w:val="28"/>
+        </w:rPr>
+        <w:t xml:space="preserve">buts.doc. </w:t>
+      </w:r>
+    </w:p>
+    <w:p>
+      <w:pPr>
+        <w:spacing w:after="0" w:line="240" w:lineRule="auto"/>
+        <w:ind w:left="284"/>
+        <w:rPr>
+          <w:rFonts w:ascii="Times New Roman" w:eastAsia="Times New Roman" w:hAnsi="Times New Roman" w:cs="Times New Roman"/>
+          <w:sz w:val="28"/>
+          <w:szCs w:val="28"/>
+          <w:lang w:eastAsia="uk-UA"/>
+        </w:rPr>
+      </w:pPr>
     </w:p>
     <w:p>
       <w:pPr>
@@ -435,115 +609,17 @@
           <w:rFonts w:ascii="Times New Roman" w:hAnsi="Times New Roman" w:cs="Times New Roman"/>
           <w:sz w:val="28"/>
           <w:szCs w:val="28"/>
-        </w:rPr>
-      </w:pPr>
-      <w:proofErr w:type="spellStart"/>
+          <w:lang w:val="uk-UA"/>
+        </w:rPr>
+      </w:pPr>
       <w:r>
         <w:rPr>
           <w:rFonts w:ascii="Times New Roman" w:hAnsi="Times New Roman" w:cs="Times New Roman"/>
           <w:sz w:val="28"/>
           <w:szCs w:val="28"/>
-        </w:rPr>
-        <w:t>Які</w:t>
-      </w:r>
-      <w:proofErr w:type="spellEnd"/>
-      <w:r>
-        <w:rPr>
-          <w:rFonts w:ascii="Times New Roman" w:hAnsi="Times New Roman" w:cs="Times New Roman"/>
-          <w:sz w:val="28"/>
-          <w:szCs w:val="28"/>
-        </w:rPr>
-        <w:t xml:space="preserve"> </w:t>
-      </w:r>
-      <w:proofErr w:type="spellStart"/>
-      <w:r>
-        <w:rPr>
-          <w:rFonts w:ascii="Times New Roman" w:hAnsi="Times New Roman" w:cs="Times New Roman"/>
-          <w:sz w:val="28"/>
-          <w:szCs w:val="28"/>
-        </w:rPr>
-        <w:t>дії</w:t>
-      </w:r>
-      <w:proofErr w:type="spellEnd"/>
-      <w:r>
-        <w:rPr>
-          <w:rFonts w:ascii="Times New Roman" w:hAnsi="Times New Roman" w:cs="Times New Roman"/>
-          <w:sz w:val="28"/>
-          <w:szCs w:val="28"/>
-        </w:rPr>
-        <w:t xml:space="preserve"> </w:t>
-      </w:r>
-      <w:proofErr w:type="spellStart"/>
-      <w:r>
-        <w:rPr>
-          <w:rFonts w:ascii="Times New Roman" w:hAnsi="Times New Roman" w:cs="Times New Roman"/>
-          <w:sz w:val="28"/>
-          <w:szCs w:val="28"/>
-        </w:rPr>
-        <w:t>потребують</w:t>
-      </w:r>
-      <w:proofErr w:type="spellEnd"/>
-      <w:r>
-        <w:rPr>
-          <w:rFonts w:ascii="Times New Roman" w:hAnsi="Times New Roman" w:cs="Times New Roman"/>
-          <w:sz w:val="28"/>
-          <w:szCs w:val="28"/>
-        </w:rPr>
-        <w:t xml:space="preserve"> </w:t>
-      </w:r>
-      <w:proofErr w:type="spellStart"/>
-      <w:r>
-        <w:rPr>
-          <w:rFonts w:ascii="Times New Roman" w:hAnsi="Times New Roman" w:cs="Times New Roman"/>
-          <w:sz w:val="28"/>
-          <w:szCs w:val="28"/>
-        </w:rPr>
-        <w:t>регламентації</w:t>
-      </w:r>
-      <w:proofErr w:type="spellEnd"/>
-      <w:r>
-        <w:rPr>
-          <w:rFonts w:ascii="Times New Roman" w:hAnsi="Times New Roman" w:cs="Times New Roman"/>
-          <w:sz w:val="28"/>
-          <w:szCs w:val="28"/>
-        </w:rPr>
-        <w:t xml:space="preserve"> </w:t>
-      </w:r>
-      <w:proofErr w:type="spellStart"/>
-      <w:r>
-        <w:rPr>
-          <w:rFonts w:ascii="Times New Roman" w:hAnsi="Times New Roman" w:cs="Times New Roman"/>
-          <w:sz w:val="28"/>
-          <w:szCs w:val="28"/>
-        </w:rPr>
-        <w:t>під</w:t>
-      </w:r>
-      <w:proofErr w:type="spellEnd"/>
-      <w:r>
-        <w:rPr>
-          <w:rFonts w:ascii="Times New Roman" w:hAnsi="Times New Roman" w:cs="Times New Roman"/>
-          <w:sz w:val="28"/>
-          <w:szCs w:val="28"/>
-        </w:rPr>
-        <w:t xml:space="preserve"> час </w:t>
-      </w:r>
-      <w:proofErr w:type="spellStart"/>
-      <w:r>
-        <w:rPr>
-          <w:rFonts w:ascii="Times New Roman" w:hAnsi="Times New Roman" w:cs="Times New Roman"/>
-          <w:sz w:val="28"/>
-          <w:szCs w:val="28"/>
-        </w:rPr>
-        <w:t>розроблення</w:t>
-      </w:r>
-      <w:proofErr w:type="spellEnd"/>
-      <w:r>
-        <w:rPr>
-          <w:rFonts w:ascii="Times New Roman" w:hAnsi="Times New Roman" w:cs="Times New Roman"/>
-          <w:sz w:val="28"/>
-          <w:szCs w:val="28"/>
-        </w:rPr>
-        <w:t xml:space="preserve"> ПЗ?</w:t>
+          <w:lang w:val="uk-UA"/>
+        </w:rPr>
+        <w:t>Які дії потребують регламентації під час розроблення ПЗ?</w:t>
       </w:r>
     </w:p>
     <w:p>
@@ -559,79 +635,17 @@
           <w:rFonts w:ascii="Times New Roman" w:hAnsi="Times New Roman" w:cs="Times New Roman"/>
           <w:sz w:val="28"/>
           <w:szCs w:val="28"/>
-        </w:rPr>
-      </w:pPr>
-      <w:proofErr w:type="spellStart"/>
+          <w:lang w:val="uk-UA"/>
+        </w:rPr>
+      </w:pPr>
       <w:r>
         <w:rPr>
           <w:rFonts w:ascii="Times New Roman" w:hAnsi="Times New Roman" w:cs="Times New Roman"/>
           <w:sz w:val="28"/>
           <w:szCs w:val="28"/>
-        </w:rPr>
-        <w:t>Яким</w:t>
-      </w:r>
-      <w:proofErr w:type="spellEnd"/>
-      <w:r>
-        <w:rPr>
-          <w:rFonts w:ascii="Times New Roman" w:hAnsi="Times New Roman" w:cs="Times New Roman"/>
-          <w:sz w:val="28"/>
-          <w:szCs w:val="28"/>
-        </w:rPr>
-        <w:t xml:space="preserve"> чином </w:t>
-      </w:r>
-      <w:proofErr w:type="spellStart"/>
-      <w:r>
-        <w:rPr>
-          <w:rFonts w:ascii="Times New Roman" w:hAnsi="Times New Roman" w:cs="Times New Roman"/>
-          <w:sz w:val="28"/>
-          <w:szCs w:val="28"/>
-        </w:rPr>
-        <w:t>можна</w:t>
-      </w:r>
-      <w:proofErr w:type="spellEnd"/>
-      <w:r>
-        <w:rPr>
-          <w:rFonts w:ascii="Times New Roman" w:hAnsi="Times New Roman" w:cs="Times New Roman"/>
-          <w:sz w:val="28"/>
-          <w:szCs w:val="28"/>
-        </w:rPr>
-        <w:t xml:space="preserve"> </w:t>
-      </w:r>
-      <w:proofErr w:type="spellStart"/>
-      <w:r>
-        <w:rPr>
-          <w:rFonts w:ascii="Times New Roman" w:hAnsi="Times New Roman" w:cs="Times New Roman"/>
-          <w:sz w:val="28"/>
-          <w:szCs w:val="28"/>
-        </w:rPr>
-        <w:t>оцінити</w:t>
-      </w:r>
-      <w:proofErr w:type="spellEnd"/>
-      <w:r>
-        <w:rPr>
-          <w:rFonts w:ascii="Times New Roman" w:hAnsi="Times New Roman" w:cs="Times New Roman"/>
-          <w:sz w:val="28"/>
-          <w:szCs w:val="28"/>
-        </w:rPr>
-        <w:t xml:space="preserve"> </w:t>
-      </w:r>
-      <w:proofErr w:type="spellStart"/>
-      <w:r>
-        <w:rPr>
-          <w:rFonts w:ascii="Times New Roman" w:hAnsi="Times New Roman" w:cs="Times New Roman"/>
-          <w:sz w:val="28"/>
-          <w:szCs w:val="28"/>
-        </w:rPr>
-        <w:t>якість</w:t>
-      </w:r>
-      <w:proofErr w:type="spellEnd"/>
-      <w:r>
-        <w:rPr>
-          <w:rFonts w:ascii="Times New Roman" w:hAnsi="Times New Roman" w:cs="Times New Roman"/>
-          <w:sz w:val="28"/>
-          <w:szCs w:val="28"/>
-        </w:rPr>
-        <w:t xml:space="preserve"> ПЗ?</w:t>
+          <w:lang w:val="uk-UA"/>
+        </w:rPr>
+        <w:t>Яким чином можна оцінити якість ПЗ?</w:t>
       </w:r>
     </w:p>
     <w:p>
@@ -647,6 +661,7 @@
           <w:rFonts w:ascii="Times New Roman" w:hAnsi="Times New Roman" w:cs="Times New Roman"/>
           <w:sz w:val="28"/>
           <w:szCs w:val="28"/>
+          <w:lang w:val="uk-UA"/>
         </w:rPr>
       </w:pPr>
       <w:r>
@@ -654,80 +669,9 @@
           <w:rFonts w:ascii="Times New Roman" w:hAnsi="Times New Roman" w:cs="Times New Roman"/>
           <w:sz w:val="28"/>
           <w:szCs w:val="28"/>
-        </w:rPr>
-        <w:t xml:space="preserve">Яка мета </w:t>
-      </w:r>
-      <w:proofErr w:type="spellStart"/>
-      <w:r>
-        <w:rPr>
-          <w:rFonts w:ascii="Times New Roman" w:hAnsi="Times New Roman" w:cs="Times New Roman"/>
-          <w:sz w:val="28"/>
-          <w:szCs w:val="28"/>
-        </w:rPr>
-        <w:t>стандартів</w:t>
-      </w:r>
-      <w:proofErr w:type="spellEnd"/>
-      <w:r>
-        <w:rPr>
-          <w:rFonts w:ascii="Times New Roman" w:hAnsi="Times New Roman" w:cs="Times New Roman"/>
-          <w:sz w:val="28"/>
-          <w:szCs w:val="28"/>
-        </w:rPr>
-        <w:t xml:space="preserve"> </w:t>
-      </w:r>
-      <w:proofErr w:type="spellStart"/>
-      <w:r>
-        <w:rPr>
-          <w:rFonts w:ascii="Times New Roman" w:hAnsi="Times New Roman" w:cs="Times New Roman"/>
-          <w:sz w:val="28"/>
-          <w:szCs w:val="28"/>
-        </w:rPr>
-        <w:t>щодо</w:t>
-      </w:r>
-      <w:proofErr w:type="spellEnd"/>
-      <w:r>
-        <w:rPr>
-          <w:rFonts w:ascii="Times New Roman" w:hAnsi="Times New Roman" w:cs="Times New Roman"/>
-          <w:sz w:val="28"/>
-          <w:szCs w:val="28"/>
-        </w:rPr>
-        <w:t xml:space="preserve"> </w:t>
-      </w:r>
-      <w:proofErr w:type="spellStart"/>
-      <w:r>
-        <w:rPr>
-          <w:rFonts w:ascii="Times New Roman" w:hAnsi="Times New Roman" w:cs="Times New Roman"/>
-          <w:sz w:val="28"/>
-          <w:szCs w:val="28"/>
-        </w:rPr>
-        <w:t>визначення</w:t>
-      </w:r>
-      <w:proofErr w:type="spellEnd"/>
-      <w:r>
-        <w:rPr>
-          <w:rFonts w:ascii="Times New Roman" w:hAnsi="Times New Roman" w:cs="Times New Roman"/>
-          <w:sz w:val="28"/>
-          <w:szCs w:val="28"/>
-        </w:rPr>
-        <w:t xml:space="preserve"> </w:t>
-      </w:r>
-      <w:proofErr w:type="spellStart"/>
-      <w:r>
-        <w:rPr>
-          <w:rFonts w:ascii="Times New Roman" w:hAnsi="Times New Roman" w:cs="Times New Roman"/>
-          <w:sz w:val="28"/>
-          <w:szCs w:val="28"/>
-        </w:rPr>
-        <w:t>термінів</w:t>
-      </w:r>
-      <w:proofErr w:type="spellEnd"/>
-      <w:r>
-        <w:rPr>
-          <w:rFonts w:ascii="Times New Roman" w:hAnsi="Times New Roman" w:cs="Times New Roman"/>
-          <w:sz w:val="28"/>
-          <w:szCs w:val="28"/>
-        </w:rPr>
-        <w:t>?</w:t>
+          <w:lang w:val="uk-UA"/>
+        </w:rPr>
+        <w:t>Яка мета стандартів щодо визначення термінів?</w:t>
       </w:r>
     </w:p>
     <w:p>
@@ -743,6 +687,7 @@
           <w:rFonts w:ascii="Times New Roman" w:hAnsi="Times New Roman" w:cs="Times New Roman"/>
           <w:sz w:val="28"/>
           <w:szCs w:val="28"/>
+          <w:lang w:val="uk-UA"/>
         </w:rPr>
       </w:pPr>
       <w:r>
@@ -750,116 +695,9 @@
           <w:rFonts w:ascii="Times New Roman" w:hAnsi="Times New Roman" w:cs="Times New Roman"/>
           <w:sz w:val="28"/>
           <w:szCs w:val="28"/>
-        </w:rPr>
-        <w:t xml:space="preserve">Як, на Вашу думку, </w:t>
-      </w:r>
-      <w:proofErr w:type="spellStart"/>
-      <w:r>
-        <w:rPr>
-          <w:rFonts w:ascii="Times New Roman" w:hAnsi="Times New Roman" w:cs="Times New Roman"/>
-          <w:sz w:val="28"/>
-          <w:szCs w:val="28"/>
-        </w:rPr>
-        <w:t>потрібно</w:t>
-      </w:r>
-      <w:proofErr w:type="spellEnd"/>
-      <w:r>
-        <w:rPr>
-          <w:rFonts w:ascii="Times New Roman" w:hAnsi="Times New Roman" w:cs="Times New Roman"/>
-          <w:sz w:val="28"/>
-          <w:szCs w:val="28"/>
-        </w:rPr>
-        <w:t xml:space="preserve"> </w:t>
-      </w:r>
-      <w:proofErr w:type="spellStart"/>
-      <w:r>
-        <w:rPr>
-          <w:rFonts w:ascii="Times New Roman" w:hAnsi="Times New Roman" w:cs="Times New Roman"/>
-          <w:sz w:val="28"/>
-          <w:szCs w:val="28"/>
-        </w:rPr>
-        <w:t>застосовувати</w:t>
-      </w:r>
-      <w:proofErr w:type="spellEnd"/>
-      <w:r>
-        <w:rPr>
-          <w:rFonts w:ascii="Times New Roman" w:hAnsi="Times New Roman" w:cs="Times New Roman"/>
-          <w:sz w:val="28"/>
-          <w:szCs w:val="28"/>
-        </w:rPr>
-        <w:t xml:space="preserve"> </w:t>
-      </w:r>
-      <w:proofErr w:type="spellStart"/>
-      <w:r>
-        <w:rPr>
-          <w:rFonts w:ascii="Times New Roman" w:hAnsi="Times New Roman" w:cs="Times New Roman"/>
-          <w:sz w:val="28"/>
-          <w:szCs w:val="28"/>
-        </w:rPr>
-        <w:t>стандарти</w:t>
-      </w:r>
-      <w:proofErr w:type="spellEnd"/>
-      <w:r>
-        <w:rPr>
-          <w:rFonts w:ascii="Times New Roman" w:hAnsi="Times New Roman" w:cs="Times New Roman"/>
-          <w:sz w:val="28"/>
-          <w:szCs w:val="28"/>
-        </w:rPr>
-        <w:t xml:space="preserve"> і </w:t>
-      </w:r>
-      <w:proofErr w:type="spellStart"/>
-      <w:r>
-        <w:rPr>
-          <w:rFonts w:ascii="Times New Roman" w:hAnsi="Times New Roman" w:cs="Times New Roman"/>
-          <w:sz w:val="28"/>
-          <w:szCs w:val="28"/>
-        </w:rPr>
-        <w:t>чи</w:t>
-      </w:r>
-      <w:proofErr w:type="spellEnd"/>
-      <w:r>
-        <w:rPr>
-          <w:rFonts w:ascii="Times New Roman" w:hAnsi="Times New Roman" w:cs="Times New Roman"/>
-          <w:sz w:val="28"/>
-          <w:szCs w:val="28"/>
-        </w:rPr>
-        <w:t xml:space="preserve"> є </w:t>
-      </w:r>
-      <w:proofErr w:type="spellStart"/>
-      <w:r>
-        <w:rPr>
-          <w:rFonts w:ascii="Times New Roman" w:hAnsi="Times New Roman" w:cs="Times New Roman"/>
-          <w:sz w:val="28"/>
-          <w:szCs w:val="28"/>
-        </w:rPr>
-        <w:t>це</w:t>
-      </w:r>
-      <w:proofErr w:type="spellEnd"/>
-      <w:r>
-        <w:rPr>
-          <w:rFonts w:ascii="Times New Roman" w:hAnsi="Times New Roman" w:cs="Times New Roman"/>
-          <w:sz w:val="28"/>
-          <w:szCs w:val="28"/>
-        </w:rPr>
-        <w:t xml:space="preserve"> </w:t>
-      </w:r>
-      <w:proofErr w:type="spellStart"/>
-      <w:r>
-        <w:rPr>
-          <w:rFonts w:ascii="Times New Roman" w:hAnsi="Times New Roman" w:cs="Times New Roman"/>
-          <w:sz w:val="28"/>
-          <w:szCs w:val="28"/>
-        </w:rPr>
-        <w:t>обов‘язковим</w:t>
-      </w:r>
-      <w:proofErr w:type="spellEnd"/>
-      <w:r>
-        <w:rPr>
-          <w:rFonts w:ascii="Times New Roman" w:hAnsi="Times New Roman" w:cs="Times New Roman"/>
-          <w:sz w:val="28"/>
-          <w:szCs w:val="28"/>
-        </w:rPr>
-        <w:t>?</w:t>
+          <w:lang w:val="uk-UA"/>
+        </w:rPr>
+        <w:t>Як, на Вашу думку, потрібно застосовувати стандарти і чи є це обов‘язковим?</w:t>
       </w:r>
     </w:p>
     <w:p>
@@ -875,115 +713,17 @@
           <w:rFonts w:ascii="Times New Roman" w:hAnsi="Times New Roman" w:cs="Times New Roman"/>
           <w:sz w:val="28"/>
           <w:szCs w:val="28"/>
-        </w:rPr>
-      </w:pPr>
-      <w:proofErr w:type="spellStart"/>
+          <w:lang w:val="uk-UA"/>
+        </w:rPr>
+      </w:pPr>
       <w:r>
         <w:rPr>
           <w:rFonts w:ascii="Times New Roman" w:hAnsi="Times New Roman" w:cs="Times New Roman"/>
           <w:sz w:val="28"/>
           <w:szCs w:val="28"/>
-        </w:rPr>
-        <w:t>Які</w:t>
-      </w:r>
-      <w:proofErr w:type="spellEnd"/>
-      <w:r>
-        <w:rPr>
-          <w:rFonts w:ascii="Times New Roman" w:hAnsi="Times New Roman" w:cs="Times New Roman"/>
-          <w:sz w:val="28"/>
-          <w:szCs w:val="28"/>
-        </w:rPr>
-        <w:t xml:space="preserve"> </w:t>
-      </w:r>
-      <w:proofErr w:type="spellStart"/>
-      <w:r>
-        <w:rPr>
-          <w:rFonts w:ascii="Times New Roman" w:hAnsi="Times New Roman" w:cs="Times New Roman"/>
-          <w:sz w:val="28"/>
-          <w:szCs w:val="28"/>
-        </w:rPr>
-        <w:t>негативні</w:t>
-      </w:r>
-      <w:proofErr w:type="spellEnd"/>
-      <w:r>
-        <w:rPr>
-          <w:rFonts w:ascii="Times New Roman" w:hAnsi="Times New Roman" w:cs="Times New Roman"/>
-          <w:sz w:val="28"/>
-          <w:szCs w:val="28"/>
-        </w:rPr>
-        <w:t xml:space="preserve"> </w:t>
-      </w:r>
-      <w:proofErr w:type="spellStart"/>
-      <w:r>
-        <w:rPr>
-          <w:rFonts w:ascii="Times New Roman" w:hAnsi="Times New Roman" w:cs="Times New Roman"/>
-          <w:sz w:val="28"/>
-          <w:szCs w:val="28"/>
-        </w:rPr>
-        <w:t>наслідки</w:t>
-      </w:r>
-      <w:proofErr w:type="spellEnd"/>
-      <w:r>
-        <w:rPr>
-          <w:rFonts w:ascii="Times New Roman" w:hAnsi="Times New Roman" w:cs="Times New Roman"/>
-          <w:sz w:val="28"/>
-          <w:szCs w:val="28"/>
-        </w:rPr>
-        <w:t xml:space="preserve"> </w:t>
-      </w:r>
-      <w:proofErr w:type="spellStart"/>
-      <w:r>
-        <w:rPr>
-          <w:rFonts w:ascii="Times New Roman" w:hAnsi="Times New Roman" w:cs="Times New Roman"/>
-          <w:sz w:val="28"/>
-          <w:szCs w:val="28"/>
-        </w:rPr>
-        <w:t>можуть</w:t>
-      </w:r>
-      <w:proofErr w:type="spellEnd"/>
-      <w:r>
-        <w:rPr>
-          <w:rFonts w:ascii="Times New Roman" w:hAnsi="Times New Roman" w:cs="Times New Roman"/>
-          <w:sz w:val="28"/>
-          <w:szCs w:val="28"/>
-        </w:rPr>
-        <w:t xml:space="preserve"> бути </w:t>
-      </w:r>
-      <w:proofErr w:type="spellStart"/>
-      <w:r>
-        <w:rPr>
-          <w:rFonts w:ascii="Times New Roman" w:hAnsi="Times New Roman" w:cs="Times New Roman"/>
-          <w:sz w:val="28"/>
-          <w:szCs w:val="28"/>
-        </w:rPr>
-        <w:t>від</w:t>
-      </w:r>
-      <w:proofErr w:type="spellEnd"/>
-      <w:r>
-        <w:rPr>
-          <w:rFonts w:ascii="Times New Roman" w:hAnsi="Times New Roman" w:cs="Times New Roman"/>
-          <w:sz w:val="28"/>
-          <w:szCs w:val="28"/>
-        </w:rPr>
-        <w:t xml:space="preserve"> </w:t>
-      </w:r>
-      <w:proofErr w:type="spellStart"/>
-      <w:r>
-        <w:rPr>
-          <w:rFonts w:ascii="Times New Roman" w:hAnsi="Times New Roman" w:cs="Times New Roman"/>
-          <w:sz w:val="28"/>
-          <w:szCs w:val="28"/>
-        </w:rPr>
-        <w:t>нехтування</w:t>
-      </w:r>
-      <w:proofErr w:type="spellEnd"/>
-      <w:r>
-        <w:rPr>
-          <w:rFonts w:ascii="Times New Roman" w:hAnsi="Times New Roman" w:cs="Times New Roman"/>
-          <w:sz w:val="28"/>
-          <w:szCs w:val="28"/>
-        </w:rPr>
-        <w:t xml:space="preserve"> стандартами.</w:t>
+          <w:lang w:val="uk-UA"/>
+        </w:rPr>
+        <w:t>Які негативні наслідки можуть бути від нехтування стандартами.</w:t>
       </w:r>
     </w:p>
     <w:p>
@@ -999,6 +739,7 @@
           <w:rFonts w:ascii="Times New Roman" w:hAnsi="Times New Roman" w:cs="Times New Roman"/>
           <w:sz w:val="28"/>
           <w:szCs w:val="28"/>
+          <w:lang w:val="uk-UA"/>
         </w:rPr>
       </w:pPr>
       <w:r>
@@ -1006,44 +747,9 @@
           <w:rFonts w:ascii="Times New Roman" w:hAnsi="Times New Roman" w:cs="Times New Roman"/>
           <w:sz w:val="28"/>
           <w:szCs w:val="28"/>
-        </w:rPr>
-        <w:t xml:space="preserve">Чим на Вашу думку </w:t>
-      </w:r>
-      <w:proofErr w:type="spellStart"/>
-      <w:r>
-        <w:rPr>
-          <w:rFonts w:ascii="Times New Roman" w:hAnsi="Times New Roman" w:cs="Times New Roman"/>
-          <w:sz w:val="28"/>
-          <w:szCs w:val="28"/>
-        </w:rPr>
-        <w:t>викликана</w:t>
-      </w:r>
-      <w:proofErr w:type="spellEnd"/>
-      <w:r>
-        <w:rPr>
-          <w:rFonts w:ascii="Times New Roman" w:hAnsi="Times New Roman" w:cs="Times New Roman"/>
-          <w:sz w:val="28"/>
-          <w:szCs w:val="28"/>
-        </w:rPr>
-        <w:t xml:space="preserve"> потреба в </w:t>
-      </w:r>
-      <w:proofErr w:type="spellStart"/>
-      <w:r>
-        <w:rPr>
-          <w:rFonts w:ascii="Times New Roman" w:hAnsi="Times New Roman" w:cs="Times New Roman"/>
-          <w:sz w:val="28"/>
-          <w:szCs w:val="28"/>
-        </w:rPr>
-        <w:t>стандартизації</w:t>
-      </w:r>
-      <w:proofErr w:type="spellEnd"/>
-      <w:r>
-        <w:rPr>
-          <w:rFonts w:ascii="Times New Roman" w:hAnsi="Times New Roman" w:cs="Times New Roman"/>
-          <w:sz w:val="28"/>
-          <w:szCs w:val="28"/>
-        </w:rPr>
-        <w:t xml:space="preserve"> ПЗ?</w:t>
+          <w:lang w:val="uk-UA"/>
+        </w:rPr>
+        <w:t>Чим на Вашу думку викликана потреба в стандартизації ПЗ?</w:t>
       </w:r>
     </w:p>
     <w:p>
@@ -1059,106 +765,25 @@
           <w:rFonts w:ascii="Times New Roman" w:hAnsi="Times New Roman" w:cs="Times New Roman"/>
           <w:sz w:val="28"/>
           <w:szCs w:val="28"/>
-        </w:rPr>
-      </w:pPr>
-      <w:proofErr w:type="spellStart"/>
+          <w:lang w:val="uk-UA"/>
+        </w:rPr>
+      </w:pPr>
       <w:r>
         <w:rPr>
           <w:rFonts w:ascii="Times New Roman" w:hAnsi="Times New Roman" w:cs="Times New Roman"/>
           <w:sz w:val="28"/>
           <w:szCs w:val="28"/>
-        </w:rPr>
-        <w:t>Які</w:t>
-      </w:r>
-      <w:proofErr w:type="spellEnd"/>
-      <w:r>
+          <w:lang w:val="uk-UA"/>
+        </w:rPr>
+        <w:t>Які базові стандарти на розробку ПЗ Ви знаєте?</w:t>
+      </w:r>
+    </w:p>
+    <w:p>
+      <w:pPr>
         <w:rPr>
           <w:rFonts w:ascii="Times New Roman" w:hAnsi="Times New Roman" w:cs="Times New Roman"/>
           <w:sz w:val="28"/>
           <w:szCs w:val="28"/>
-        </w:rPr>
-        <w:t xml:space="preserve"> </w:t>
-      </w:r>
-      <w:proofErr w:type="spellStart"/>
-      <w:r>
-        <w:rPr>
-          <w:rFonts w:ascii="Times New Roman" w:hAnsi="Times New Roman" w:cs="Times New Roman"/>
-          <w:sz w:val="28"/>
-          <w:szCs w:val="28"/>
-        </w:rPr>
-        <w:t>базові</w:t>
-      </w:r>
-      <w:proofErr w:type="spellEnd"/>
-      <w:r>
-        <w:rPr>
-          <w:rFonts w:ascii="Times New Roman" w:hAnsi="Times New Roman" w:cs="Times New Roman"/>
-          <w:sz w:val="28"/>
-          <w:szCs w:val="28"/>
-        </w:rPr>
-        <w:t xml:space="preserve"> </w:t>
-      </w:r>
-      <w:proofErr w:type="spellStart"/>
-      <w:r>
-        <w:rPr>
-          <w:rFonts w:ascii="Times New Roman" w:hAnsi="Times New Roman" w:cs="Times New Roman"/>
-          <w:sz w:val="28"/>
-          <w:szCs w:val="28"/>
-        </w:rPr>
-        <w:t>стандарти</w:t>
-      </w:r>
-      <w:proofErr w:type="spellEnd"/>
-      <w:r>
-        <w:rPr>
-          <w:rFonts w:ascii="Times New Roman" w:hAnsi="Times New Roman" w:cs="Times New Roman"/>
-          <w:sz w:val="28"/>
-          <w:szCs w:val="28"/>
-        </w:rPr>
-        <w:t xml:space="preserve"> на </w:t>
-      </w:r>
-      <w:proofErr w:type="spellStart"/>
-      <w:r>
-        <w:rPr>
-          <w:rFonts w:ascii="Times New Roman" w:hAnsi="Times New Roman" w:cs="Times New Roman"/>
-          <w:sz w:val="28"/>
-          <w:szCs w:val="28"/>
-        </w:rPr>
-        <w:t>розробку</w:t>
-      </w:r>
-      <w:proofErr w:type="spellEnd"/>
-      <w:r>
-        <w:rPr>
-          <w:rFonts w:ascii="Times New Roman" w:hAnsi="Times New Roman" w:cs="Times New Roman"/>
-          <w:sz w:val="28"/>
-          <w:szCs w:val="28"/>
-        </w:rPr>
-        <w:t xml:space="preserve"> ПЗ Ви </w:t>
-      </w:r>
-      <w:proofErr w:type="spellStart"/>
-      <w:r>
-        <w:rPr>
-          <w:rFonts w:ascii="Times New Roman" w:hAnsi="Times New Roman" w:cs="Times New Roman"/>
-          <w:sz w:val="28"/>
-          <w:szCs w:val="28"/>
-        </w:rPr>
-        <w:t>знаєте</w:t>
-      </w:r>
-      <w:proofErr w:type="spellEnd"/>
-      <w:r>
-        <w:rPr>
-          <w:rFonts w:ascii="Times New Roman" w:hAnsi="Times New Roman" w:cs="Times New Roman"/>
-          <w:sz w:val="28"/>
-          <w:szCs w:val="28"/>
-        </w:rPr>
-        <w:t>?</w:t>
-      </w:r>
-    </w:p>
-    <w:p>
-      <w:pPr>
-        <w:rPr>
-          <w:rFonts w:ascii="Times New Roman" w:hAnsi="Times New Roman" w:cs="Times New Roman"/>
-          <w:sz w:val="28"/>
-          <w:szCs w:val="28"/>
-          <w:lang w:val="ru-RU"/>
         </w:rPr>
       </w:pPr>
     </w:p>
@@ -1253,6 +878,7 @@
           <w:noProof/>
           <w:sz w:val="28"/>
           <w:szCs w:val="28"/>
+          <w:lang w:eastAsia="uk-UA"/>
         </w:rPr>
         <w:lastRenderedPageBreak/>
         <w:drawing>
@@ -1279,7 +905,7 @@
                     <pic:cNvPicPr/>
                   </pic:nvPicPr>
                   <pic:blipFill rotWithShape="1">
-                    <a:blip r:embed="rId7">
+                    <a:blip r:embed="rId8">
                       <a:extLst>
                         <a:ext uri="{28A0092B-C50C-407E-A947-70E740481C1C}">
                           <a14:useLocalDpi xmlns:a14="http://schemas.microsoft.com/office/drawing/2010/main" val="0"/>
@@ -1459,28 +1085,14 @@
       </w:pPr>
       <w:r>
         <w:rPr>
-          <w:rFonts w:ascii="Times New Roman" w:eastAsia="Times New Roman" w:hAnsi="Times New Roman" w:cs="Times New Roman"/>
           <w:noProof/>
-          <w:color w:val="0000FF"/>
-          <w:sz w:val="24"/>
-          <w:szCs w:val="24"/>
           <w:lang w:eastAsia="uk-UA"/>
         </w:rPr>
         <w:drawing>
-          <wp:anchor distT="0" distB="0" distL="114300" distR="114300" simplePos="0" relativeHeight="251661312" behindDoc="0" locked="0" layoutInCell="1" allowOverlap="1">
-            <wp:simplePos x="0" y="0"/>
-            <wp:positionH relativeFrom="column">
-              <wp:posOffset>2103120</wp:posOffset>
-            </wp:positionH>
-            <wp:positionV relativeFrom="paragraph">
-              <wp:posOffset>3175</wp:posOffset>
-            </wp:positionV>
-            <wp:extent cx="2495550" cy="1543050"/>
-            <wp:effectExtent l="0" t="0" r="0" b="0"/>
-            <wp:wrapSquare wrapText="bothSides"/>
-            <wp:docPr id="2" name="Рисунок 2" descr="http://fitm.nusta.edu.ua/mediawiki/images/a/a8/Pii03.gif">
-              <a:hlinkClick xmlns:a="http://schemas.openxmlformats.org/drawingml/2006/main" r:id="rId8"/>
-            </wp:docPr>
+          <wp:inline distT="0" distB="0" distL="0" distR="0">
+            <wp:extent cx="1789470" cy="1170086"/>
+            <wp:effectExtent l="0" t="0" r="1270" b="0"/>
+            <wp:docPr id="1" name="Рисунок 1" descr="Каскадна модель (waterfall model) - QALight"/>
             <wp:cNvGraphicFramePr>
               <a:graphicFrameLocks xmlns:a="http://schemas.openxmlformats.org/drawingml/2006/main" noChangeAspect="1"/>
             </wp:cNvGraphicFramePr>
@@ -1488,15 +1100,13 @@
               <a:graphicData uri="http://schemas.openxmlformats.org/drawingml/2006/picture">
                 <pic:pic xmlns:pic="http://schemas.openxmlformats.org/drawingml/2006/picture">
                   <pic:nvPicPr>
-                    <pic:cNvPr id="0" name="Picture 1" descr="http://fitm.nusta.edu.ua/mediawiki/images/a/a8/Pii03.gif">
-                      <a:hlinkClick r:id="rId8"/>
-                    </pic:cNvPr>
+                    <pic:cNvPr id="0" name="Picture 1" descr="Каскадна модель (waterfall model) - QALight"/>
                     <pic:cNvPicPr>
                       <a:picLocks noChangeAspect="1" noChangeArrowheads="1"/>
                     </pic:cNvPicPr>
                   </pic:nvPicPr>
                   <pic:blipFill>
-                    <a:blip r:embed="rId9">
+                    <a:blip r:embed="rId9" cstate="print">
                       <a:extLst>
                         <a:ext uri="{28A0092B-C50C-407E-A947-70E740481C1C}">
                           <a14:useLocalDpi xmlns:a14="http://schemas.microsoft.com/office/drawing/2010/main" val="0"/>
@@ -1509,9 +1119,9 @@
                     </a:stretch>
                   </pic:blipFill>
                   <pic:spPr bwMode="auto">
-                    <a:xfrm flipV="1">
+                    <a:xfrm>
                       <a:off x="0" y="0"/>
-                      <a:ext cx="2495550" cy="1543050"/>
+                      <a:ext cx="1805428" cy="1180521"/>
                     </a:xfrm>
                     <a:prstGeom prst="rect">
                       <a:avLst/>
@@ -1524,15 +1134,20 @@
                 </pic:pic>
               </a:graphicData>
             </a:graphic>
-            <wp14:sizeRelH relativeFrom="page">
-              <wp14:pctWidth>0</wp14:pctWidth>
-            </wp14:sizeRelH>
-            <wp14:sizeRelV relativeFrom="page">
-              <wp14:pctHeight>0</wp14:pctHeight>
-            </wp14:sizeRelV>
-          </wp:anchor>
+          </wp:inline>
         </w:drawing>
       </w:r>
+    </w:p>
+    <w:p>
+      <w:pPr>
+        <w:spacing w:after="0" w:line="240" w:lineRule="auto"/>
+        <w:rPr>
+          <w:rFonts w:ascii="Times New Roman" w:eastAsia="Times New Roman" w:hAnsi="Times New Roman" w:cs="Times New Roman"/>
+          <w:sz w:val="28"/>
+          <w:szCs w:val="28"/>
+          <w:lang w:eastAsia="uk-UA"/>
+        </w:rPr>
+      </w:pPr>
     </w:p>
     <w:p>
       <w:pPr>
@@ -1602,8 +1217,8 @@
         </w:rPr>
         <w:drawing>
           <wp:inline distT="0" distB="0" distL="0" distR="0">
-            <wp:extent cx="1606550" cy="793750"/>
-            <wp:effectExtent l="0" t="0" r="0" b="6350"/>
+            <wp:extent cx="1141366" cy="751866"/>
+            <wp:effectExtent l="0" t="0" r="1905" b="0"/>
             <wp:docPr id="3" name="Рисунок 3"/>
             <wp:cNvGraphicFramePr/>
             <a:graphic xmlns:a="http://schemas.openxmlformats.org/drawingml/2006/main">
@@ -1629,7 +1244,7 @@
                   <pic:spPr bwMode="auto">
                     <a:xfrm>
                       <a:off x="0" y="0"/>
-                      <a:ext cx="1606690" cy="793819"/>
+                      <a:ext cx="1243781" cy="819331"/>
                     </a:xfrm>
                     <a:prstGeom prst="rect">
                       <a:avLst/>
@@ -4499,6 +4114,7 @@
           <w:noProof/>
           <w:sz w:val="28"/>
           <w:szCs w:val="28"/>
+          <w:lang w:eastAsia="uk-UA"/>
         </w:rPr>
         <w:lastRenderedPageBreak/>
         <w:drawing>
@@ -5097,7 +4713,7 @@
           <w:szCs w:val="28"/>
           <w:lang w:val="uk-UA"/>
         </w:rPr>
-        <w:t>Стандарт принципово не містить опису конкретних методів дій, а тим більше - заготовок рішень або документації. Він лише описує архітектуру процесів ЖЦ ПЗ , але не конкретизує в деталях, як реалізовувати або виконувати послуги і завдання, включені в процеси. Даний стандарт не вказує імена, формати або точний зміст одержуваної документації. Рішення такого типу приймаються сторонами, що використовують стандарт. </w:t>
+        <w:t>Стандарт принципово не містить опису конкретних методів дій, а тим більше - заготовок рішень або документації. Він лише описує архітектуру процесів ЖЦ ПЗ, але не конкретизує в деталях, як реалізовувати або виконувати послуги і завдання, включені в процеси. Даний стандарт не вказує імена, формати або точний зміст одержуваної документації. Рішення такого типу приймаються сторонами, що використовують стандарт. </w:t>
       </w:r>
     </w:p>
     <w:p>
@@ -5532,6 +5148,8 @@
         </w:rPr>
         <w:t>визначення даних і вимог до бази даних; </w:t>
       </w:r>
+      <w:bookmarkStart w:id="0" w:name="_GoBack"/>
+      <w:bookmarkEnd w:id="0"/>
     </w:p>
     <w:p>
       <w:pPr>
@@ -6475,6 +6093,7 @@
           <w:noProof/>
           <w:sz w:val="28"/>
           <w:szCs w:val="28"/>
+          <w:lang w:eastAsia="uk-UA"/>
         </w:rPr>
         <w:drawing>
           <wp:inline distT="0" distB="0" distL="0" distR="0">
@@ -6721,8 +6340,6 @@
           <w:szCs w:val="28"/>
         </w:rPr>
       </w:pPr>
-      <w:bookmarkStart w:id="0" w:name="_GoBack"/>
-      <w:bookmarkEnd w:id="0"/>
     </w:p>
     <w:sectPr>
       <w:headerReference w:type="first" r:id="rId13"/>
@@ -10073,6 +9690,31 @@
     <w:name w:val="Normal"/>
     <w:qFormat/>
   </w:style>
+  <w:style w:type="paragraph" w:styleId="2">
+    <w:name w:val="heading 2"/>
+    <w:basedOn w:val="a"/>
+    <w:next w:val="a"/>
+    <w:link w:val="20"/>
+    <w:uiPriority w:val="9"/>
+    <w:semiHidden/>
+    <w:unhideWhenUsed/>
+    <w:qFormat/>
+    <w:pPr>
+      <w:keepNext/>
+      <w:keepLines/>
+      <w:spacing w:before="200" w:after="0" w:line="276" w:lineRule="auto"/>
+      <w:outlineLvl w:val="1"/>
+    </w:pPr>
+    <w:rPr>
+      <w:rFonts w:asciiTheme="majorHAnsi" w:eastAsiaTheme="majorEastAsia" w:hAnsiTheme="majorHAnsi" w:cstheme="majorBidi"/>
+      <w:b/>
+      <w:bCs/>
+      <w:color w:val="5B9BD5" w:themeColor="accent1"/>
+      <w:sz w:val="26"/>
+      <w:szCs w:val="26"/>
+      <w:lang w:val="ru-RU"/>
+    </w:rPr>
+  </w:style>
   <w:style w:type="character" w:default="1" w:styleId="a0">
     <w:name w:val="Default Paragraph Font"/>
     <w:uiPriority w:val="1"/>
@@ -10189,6 +9831,32 @@
       <w:sz w:val="24"/>
       <w:szCs w:val="24"/>
       <w:lang w:val="ru-RU" w:eastAsia="ru-RU"/>
+    </w:rPr>
+  </w:style>
+  <w:style w:type="character" w:customStyle="1" w:styleId="20">
+    <w:name w:val="Заголовок 2 Знак"/>
+    <w:basedOn w:val="a0"/>
+    <w:link w:val="2"/>
+    <w:uiPriority w:val="9"/>
+    <w:semiHidden/>
+    <w:rPr>
+      <w:rFonts w:asciiTheme="majorHAnsi" w:eastAsiaTheme="majorEastAsia" w:hAnsiTheme="majorHAnsi" w:cstheme="majorBidi"/>
+      <w:b/>
+      <w:bCs/>
+      <w:color w:val="5B9BD5" w:themeColor="accent1"/>
+      <w:sz w:val="26"/>
+      <w:szCs w:val="26"/>
+      <w:lang w:val="ru-RU"/>
+    </w:rPr>
+  </w:style>
+  <w:style w:type="character" w:styleId="aa">
+    <w:name w:val="Hyperlink"/>
+    <w:basedOn w:val="a0"/>
+    <w:uiPriority w:val="99"/>
+    <w:unhideWhenUsed/>
+    <w:rPr>
+      <w:color w:val="0563C1" w:themeColor="hyperlink"/>
+      <w:u w:val="single"/>
     </w:rPr>
   </w:style>
 </w:styles>
